--- a/fuentes/633400_CF05_CFA.docx
+++ b/fuentes/633400_CF05_CFA.docx
@@ -1,6 +1,6 @@
 
 <file path=word/document.xml><?xml version="1.0" encoding="utf-8"?>
-<w:document xmlns:wpc="http://schemas.microsoft.com/office/word/2010/wordprocessingCanvas" xmlns:cx="http://schemas.microsoft.com/office/drawing/2014/chartex" xmlns:cx1="http://schemas.microsoft.com/office/drawing/2015/9/8/chartex" xmlns:cx2="http://schemas.microsoft.com/office/drawing/2015/10/21/chartex" xmlns:cx3="http://schemas.microsoft.com/office/drawing/2016/5/9/chartex" xmlns:cx4="http://schemas.microsoft.com/office/drawing/2016/5/10/chartex" xmlns:cx5="http://schemas.microsoft.com/office/drawing/2016/5/11/chartex" xmlns:cx6="http://schemas.microsoft.com/office/drawing/2016/5/12/chartex" xmlns:cx7="http://schemas.microsoft.com/office/drawing/2016/5/13/chartex" xmlns:cx8="http://schemas.microsoft.com/office/drawing/2016/5/14/chartex" xmlns:mc="http://schemas.openxmlformats.org/markup-compatibility/2006" xmlns:aink="http://schemas.microsoft.com/office/drawing/2016/ink" xmlns:am3d="http://schemas.microsoft.com/office/drawing/2017/model3d" xmlns:o="urn:schemas-microsoft-com:office:office" xmlns:r="http://schemas.openxmlformats.org/officeDocument/2006/relationships" xmlns:m="http://schemas.openxmlformats.org/officeDocument/2006/math" xmlns:v="urn:schemas-microsoft-com:vml" xmlns:wp14="http://schemas.microsoft.com/office/word/2010/wordprocessingDrawing" xmlns:wp="http://schemas.openxmlformats.org/drawingml/2006/wordprocessingDrawing" xmlns:w10="urn:schemas-microsoft-com:office:word" xmlns:w="http://schemas.openxmlformats.org/wordprocessingml/2006/main" xmlns:w14="http://schemas.microsoft.com/office/word/2010/wordml" xmlns:w15="http://schemas.microsoft.com/office/word/2012/wordml" xmlns:w16cex="http://schemas.microsoft.com/office/word/2018/wordml/cex" xmlns:w16cid="http://schemas.microsoft.com/office/word/2016/wordml/cid" xmlns:w16="http://schemas.microsoft.com/office/word/2018/wordml" xmlns:w16sdtdh="http://schemas.microsoft.com/office/word/2020/wordml/sdtdatahash" xmlns:w16se="http://schemas.microsoft.com/office/word/2015/wordml/symex" xmlns:wpg="http://schemas.microsoft.com/office/word/2010/wordprocessingGroup" xmlns:wpi="http://schemas.microsoft.com/office/word/2010/wordprocessingInk" xmlns:wne="http://schemas.microsoft.com/office/word/2006/wordml" xmlns:wps="http://schemas.microsoft.com/office/word/2010/wordprocessingShape" mc:Ignorable="w14 w15 w16se w16cid w16 w16cex w16sdtdh wp14">
+<w:document xmlns:wpc="http://schemas.microsoft.com/office/word/2010/wordprocessingCanvas" xmlns:cx="http://schemas.microsoft.com/office/drawing/2014/chartex" xmlns:cx1="http://schemas.microsoft.com/office/drawing/2015/9/8/chartex" xmlns:cx2="http://schemas.microsoft.com/office/drawing/2015/10/21/chartex" xmlns:cx3="http://schemas.microsoft.com/office/drawing/2016/5/9/chartex" xmlns:cx4="http://schemas.microsoft.com/office/drawing/2016/5/10/chartex" xmlns:cx5="http://schemas.microsoft.com/office/drawing/2016/5/11/chartex" xmlns:cx6="http://schemas.microsoft.com/office/drawing/2016/5/12/chartex" xmlns:cx7="http://schemas.microsoft.com/office/drawing/2016/5/13/chartex" xmlns:cx8="http://schemas.microsoft.com/office/drawing/2016/5/14/chartex" xmlns:mc="http://schemas.openxmlformats.org/markup-compatibility/2006" xmlns:m="http://schemas.openxmlformats.org/officeDocument/2006/math" xmlns:aink="http://schemas.microsoft.com/office/drawing/2016/ink" xmlns:am3d="http://schemas.microsoft.com/office/drawing/2017/model3d" xmlns:oel="http://schemas.microsoft.com/office/2019/extlst" xmlns:r="http://schemas.openxmlformats.org/officeDocument/2006/relationships" xmlns:wp14="http://schemas.microsoft.com/office/word/2010/wordprocessingDrawing" xmlns:wp="http://schemas.openxmlformats.org/drawingml/2006/wordprocessingDrawing" xmlns:wpg="http://schemas.microsoft.com/office/word/2010/wordprocessingGroup" xmlns:wpi="http://schemas.microsoft.com/office/word/2010/wordprocessingInk" xmlns:wps="http://schemas.microsoft.com/office/word/2010/wordprocessingShape" xmlns:o="urn:schemas-microsoft-com:office:office" xmlns:v="urn:schemas-microsoft-com:vml" xmlns:w10="urn:schemas-microsoft-com:office:word" xmlns:w="http://schemas.openxmlformats.org/wordprocessingml/2006/main" xmlns:w14="http://schemas.microsoft.com/office/word/2010/wordml" xmlns:w15="http://schemas.microsoft.com/office/word/2012/wordml" xmlns:w16cex="http://schemas.microsoft.com/office/word/2018/wordml/cex" xmlns:w16cid="http://schemas.microsoft.com/office/word/2016/wordml/cid" xmlns:w16="http://schemas.microsoft.com/office/word/2018/wordml" xmlns:w16sdtdh="http://schemas.microsoft.com/office/word/2020/wordml/sdtdatahash" xmlns:w16sdtfl="http://schemas.microsoft.com/office/word/2024/wordml/sdtformatlock" xmlns:w16se="http://schemas.microsoft.com/office/word/2015/wordml/symex" xmlns:w16du="http://schemas.microsoft.com/office/word/2023/wordml/word16du" xmlns:wne="http://schemas.microsoft.com/office/word/2006/wordml" mc:Ignorable="w14 w15 w16se w16cid w16 w16cex w16sdtdh w16sdtfl w16du wp14">
   <w:body>
     <w:p>
       <w:pPr>
@@ -313,7 +313,7 @@
                 <v:stroke joinstyle="miter"/>
                 <v:path gradientshapeok="t" o:connecttype="rect"/>
               </v:shapetype>
-              <v:shape id="Cuadro de texto 2" o:spid="_x0000_s1026" type="#_x0000_t202" alt="&quot;&quot;" style="position:absolute;left:0;text-align:left;margin-left:-25.2pt;margin-top:23.7pt;width:549pt;height:102.95pt;z-index:251663360;visibility:visible;mso-wrap-style:square;mso-width-percent:0;mso-height-percent:0;mso-wrap-distance-left:9pt;mso-wrap-distance-top:3.6pt;mso-wrap-distance-right:9pt;mso-wrap-distance-bottom:3.6pt;mso-position-horizontal:absolute;mso-position-horizontal-relative:margin;mso-position-vertical:absolute;mso-position-vertical-relative:text;mso-width-percent:0;mso-height-percent:0;mso-width-relative:margin;mso-height-relative:margin;v-text-anchor:top" o:gfxdata="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" filled="f" stroked="f">
+              <v:shape id="Cuadro de texto 2" o:spid="_x0000_s1026" type="#_x0000_t202" alt="&quot;&quot;" style="position:absolute;left:0;text-align:left;margin-left:-25.2pt;margin-top:23.7pt;width:549pt;height:102.95pt;z-index:251663360;visibility:visible;mso-wrap-style:square;mso-width-percent:0;mso-height-percent:0;mso-wrap-distance-left:9pt;mso-wrap-distance-top:3.6pt;mso-wrap-distance-right:9pt;mso-wrap-distance-bottom:3.6pt;mso-position-horizontal:absolute;mso-position-horizontal-relative:margin;mso-position-vertical:absolute;mso-position-vertical-relative:text;mso-width-percent:0;mso-height-percent:0;mso-width-relative:margin;mso-height-relative:margin;v-text-anchor:top" o:gfxdata="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" filled="f" stroked="f">
                 <v:textbox>
                   <w:txbxContent>
                     <w:p>
@@ -548,7 +548,6 @@
           <w:docPartUnique/>
         </w:docPartObj>
       </w:sdtPr>
-      <w:sdtEndPr/>
       <w:sdtContent>
         <w:p>
           <w:pPr>
@@ -570,10 +569,9 @@
             <w:rPr>
               <w:rFonts w:eastAsiaTheme="minorEastAsia"/>
               <w:noProof/>
-              <w:kern w:val="0"/>
-              <w:sz w:val="22"/>
-              <w:lang w:eastAsia="es-CO"/>
-              <w14:ligatures w14:val="none"/>
+              <w:sz w:val="24"/>
+              <w:szCs w:val="24"/>
+              <w:lang w:eastAsia="es-MX"/>
             </w:rPr>
           </w:pPr>
           <w:r>
@@ -585,7 +583,7 @@
           <w:r>
             <w:fldChar w:fldCharType="separate"/>
           </w:r>
-          <w:hyperlink w:anchor="_Toc240961196" w:history="1">
+          <w:hyperlink w:anchor="_Toc242969908" w:history="1">
             <w:r>
               <w:rPr>
                 <w:rStyle w:val="Hipervnculo"/>
@@ -612,7 +610,7 @@
                 <w:noProof/>
                 <w:webHidden/>
               </w:rPr>
-              <w:instrText xml:space="preserve"> PAGEREF _Toc240961196 \h </w:instrText>
+              <w:instrText xml:space="preserve"> PAGEREF _Toc242969908 \h </w:instrText>
             </w:r>
             <w:r>
               <w:rPr>
@@ -652,13 +650,12 @@
             <w:rPr>
               <w:rFonts w:eastAsiaTheme="minorEastAsia"/>
               <w:noProof/>
-              <w:kern w:val="0"/>
-              <w:sz w:val="22"/>
-              <w:lang w:eastAsia="es-CO"/>
-              <w14:ligatures w14:val="none"/>
+              <w:sz w:val="24"/>
+              <w:szCs w:val="24"/>
+              <w:lang w:eastAsia="es-MX"/>
             </w:rPr>
           </w:pPr>
-          <w:hyperlink w:anchor="_Toc240961197" w:history="1">
+          <w:hyperlink w:anchor="_Toc242969909" w:history="1">
             <w:r>
               <w:rPr>
                 <w:rStyle w:val="Hipervnculo"/>
@@ -668,8 +665,10 @@
             </w:r>
             <w:r>
               <w:rPr>
-                <w:rStyle w:val="Extranjerismo"/>
-                <w:noProof/>
+                <w:rStyle w:val="Hipervnculo"/>
+                <w:noProof/>
+                <w:spacing w:val="20"/>
+                <w:lang w:val="en-US"/>
               </w:rPr>
               <w:t>software</w:t>
             </w:r>
@@ -699,7 +698,7 @@
                 <w:noProof/>
                 <w:webHidden/>
               </w:rPr>
-              <w:instrText xml:space="preserve"> PAGEREF _Toc240961197 \h </w:instrText>
+              <w:instrText xml:space="preserve"> PAGEREF _Toc242969909 \h </w:instrText>
             </w:r>
             <w:r>
               <w:rPr>
@@ -739,13 +738,12 @@
             <w:rPr>
               <w:rFonts w:eastAsiaTheme="minorEastAsia"/>
               <w:noProof/>
-              <w:kern w:val="0"/>
-              <w:sz w:val="22"/>
-              <w:lang w:eastAsia="es-CO"/>
-              <w14:ligatures w14:val="none"/>
+              <w:sz w:val="24"/>
+              <w:szCs w:val="24"/>
+              <w:lang w:eastAsia="es-MX"/>
             </w:rPr>
           </w:pPr>
-          <w:hyperlink w:anchor="_Toc240961198" w:history="1">
+          <w:hyperlink w:anchor="_Toc242969910" w:history="1">
             <w:r>
               <w:rPr>
                 <w:rStyle w:val="Hipervnculo"/>
@@ -755,8 +753,10 @@
             </w:r>
             <w:r>
               <w:rPr>
-                <w:rStyle w:val="Extranjerismo"/>
-                <w:noProof/>
+                <w:rStyle w:val="Hipervnculo"/>
+                <w:noProof/>
+                <w:spacing w:val="20"/>
+                <w:lang w:val="en-US"/>
               </w:rPr>
               <w:t>software</w:t>
             </w:r>
@@ -786,7 +786,7 @@
                 <w:noProof/>
                 <w:webHidden/>
               </w:rPr>
-              <w:instrText xml:space="preserve"> PAGEREF _Toc240961198 \h </w:instrText>
+              <w:instrText xml:space="preserve"> PAGEREF _Toc242969910 \h </w:instrText>
             </w:r>
             <w:r>
               <w:rPr>
@@ -826,13 +826,12 @@
             <w:rPr>
               <w:rFonts w:eastAsiaTheme="minorEastAsia"/>
               <w:noProof/>
-              <w:kern w:val="0"/>
-              <w:sz w:val="22"/>
-              <w:lang w:eastAsia="es-CO"/>
-              <w14:ligatures w14:val="none"/>
+              <w:sz w:val="24"/>
+              <w:szCs w:val="24"/>
+              <w:lang w:eastAsia="es-MX"/>
             </w:rPr>
           </w:pPr>
-          <w:hyperlink w:anchor="_Toc240961199" w:history="1">
+          <w:hyperlink w:anchor="_Toc242969911" w:history="1">
             <w:r>
               <w:rPr>
                 <w:rStyle w:val="Hipervnculo"/>
@@ -842,8 +841,10 @@
             </w:r>
             <w:r>
               <w:rPr>
-                <w:rStyle w:val="Extranjerismo"/>
-                <w:noProof/>
+                <w:rStyle w:val="Hipervnculo"/>
+                <w:noProof/>
+                <w:spacing w:val="20"/>
+                <w:lang w:val="en-US"/>
               </w:rPr>
               <w:t>software</w:t>
             </w:r>
@@ -873,7 +874,7 @@
                 <w:noProof/>
                 <w:webHidden/>
               </w:rPr>
-              <w:instrText xml:space="preserve"> PAGEREF _Toc240961199 \h </w:instrText>
+              <w:instrText xml:space="preserve"> PAGEREF _Toc242969911 \h </w:instrText>
             </w:r>
             <w:r>
               <w:rPr>
@@ -913,13 +914,12 @@
             <w:rPr>
               <w:rFonts w:eastAsiaTheme="minorEastAsia"/>
               <w:noProof/>
-              <w:kern w:val="0"/>
-              <w:sz w:val="22"/>
-              <w:lang w:eastAsia="es-CO"/>
-              <w14:ligatures w14:val="none"/>
+              <w:sz w:val="24"/>
+              <w:szCs w:val="24"/>
+              <w:lang w:eastAsia="es-MX"/>
             </w:rPr>
           </w:pPr>
-          <w:hyperlink w:anchor="_Toc240961200" w:history="1">
+          <w:hyperlink w:anchor="_Toc242969912" w:history="1">
             <w:r>
               <w:rPr>
                 <w:rStyle w:val="Hipervnculo"/>
@@ -929,8 +929,10 @@
             </w:r>
             <w:r>
               <w:rPr>
-                <w:rStyle w:val="Extranjerismo"/>
-                <w:noProof/>
+                <w:rStyle w:val="Hipervnculo"/>
+                <w:noProof/>
+                <w:spacing w:val="20"/>
+                <w:lang w:val="en-US"/>
               </w:rPr>
               <w:t>software</w:t>
             </w:r>
@@ -960,7 +962,7 @@
                 <w:noProof/>
                 <w:webHidden/>
               </w:rPr>
-              <w:instrText xml:space="preserve"> PAGEREF _Toc240961200 \h </w:instrText>
+              <w:instrText xml:space="preserve"> PAGEREF _Toc242969912 \h </w:instrText>
             </w:r>
             <w:r>
               <w:rPr>
@@ -1000,13 +1002,12 @@
             <w:rPr>
               <w:rFonts w:eastAsiaTheme="minorEastAsia"/>
               <w:noProof/>
-              <w:kern w:val="0"/>
-              <w:sz w:val="22"/>
-              <w:lang w:eastAsia="es-CO"/>
-              <w14:ligatures w14:val="none"/>
+              <w:sz w:val="24"/>
+              <w:szCs w:val="24"/>
+              <w:lang w:eastAsia="es-MX"/>
             </w:rPr>
           </w:pPr>
-          <w:hyperlink w:anchor="_Toc240961201" w:history="1">
+          <w:hyperlink w:anchor="_Toc242969913" w:history="1">
             <w:r>
               <w:rPr>
                 <w:rStyle w:val="Hipervnculo"/>
@@ -1033,7 +1034,7 @@
                 <w:noProof/>
                 <w:webHidden/>
               </w:rPr>
-              <w:instrText xml:space="preserve"> PAGEREF _Toc240961201 \h </w:instrText>
+              <w:instrText xml:space="preserve"> PAGEREF _Toc242969913 \h </w:instrText>
             </w:r>
             <w:r>
               <w:rPr>
@@ -1073,13 +1074,12 @@
             <w:rPr>
               <w:rFonts w:eastAsiaTheme="minorEastAsia"/>
               <w:noProof/>
-              <w:kern w:val="0"/>
-              <w:sz w:val="22"/>
-              <w:lang w:eastAsia="es-CO"/>
-              <w14:ligatures w14:val="none"/>
+              <w:sz w:val="24"/>
+              <w:szCs w:val="24"/>
+              <w:lang w:eastAsia="es-MX"/>
             </w:rPr>
           </w:pPr>
-          <w:hyperlink w:anchor="_Toc240961202" w:history="1">
+          <w:hyperlink w:anchor="_Toc242969914" w:history="1">
             <w:r>
               <w:rPr>
                 <w:rStyle w:val="Hipervnculo"/>
@@ -1106,7 +1106,7 @@
                 <w:noProof/>
                 <w:webHidden/>
               </w:rPr>
-              <w:instrText xml:space="preserve"> PAGEREF _Toc240961202 \h </w:instrText>
+              <w:instrText xml:space="preserve"> PAGEREF _Toc242969914 \h </w:instrText>
             </w:r>
             <w:r>
               <w:rPr>
@@ -1146,13 +1146,12 @@
             <w:rPr>
               <w:rFonts w:eastAsiaTheme="minorEastAsia"/>
               <w:noProof/>
-              <w:kern w:val="0"/>
-              <w:sz w:val="22"/>
-              <w:lang w:eastAsia="es-CO"/>
-              <w14:ligatures w14:val="none"/>
+              <w:sz w:val="24"/>
+              <w:szCs w:val="24"/>
+              <w:lang w:eastAsia="es-MX"/>
             </w:rPr>
           </w:pPr>
-          <w:hyperlink w:anchor="_Toc240961203" w:history="1">
+          <w:hyperlink w:anchor="_Toc242969915" w:history="1">
             <w:r>
               <w:rPr>
                 <w:rStyle w:val="Hipervnculo"/>
@@ -1162,8 +1161,10 @@
             </w:r>
             <w:r>
               <w:rPr>
-                <w:rStyle w:val="Extranjerismo"/>
-                <w:noProof/>
+                <w:rStyle w:val="Hipervnculo"/>
+                <w:noProof/>
+                <w:spacing w:val="20"/>
+                <w:lang w:val="en-US"/>
               </w:rPr>
               <w:t>software</w:t>
             </w:r>
@@ -1193,7 +1194,7 @@
                 <w:noProof/>
                 <w:webHidden/>
               </w:rPr>
-              <w:instrText xml:space="preserve"> PAGEREF _Toc240961203 \h </w:instrText>
+              <w:instrText xml:space="preserve"> PAGEREF _Toc242969915 \h </w:instrText>
             </w:r>
             <w:r>
               <w:rPr>
@@ -1233,13 +1234,12 @@
             <w:rPr>
               <w:rFonts w:eastAsiaTheme="minorEastAsia"/>
               <w:noProof/>
-              <w:kern w:val="0"/>
-              <w:sz w:val="22"/>
-              <w:lang w:eastAsia="es-CO"/>
-              <w14:ligatures w14:val="none"/>
+              <w:sz w:val="24"/>
+              <w:szCs w:val="24"/>
+              <w:lang w:eastAsia="es-MX"/>
             </w:rPr>
           </w:pPr>
-          <w:hyperlink w:anchor="_Toc240961204" w:history="1">
+          <w:hyperlink w:anchor="_Toc242969916" w:history="1">
             <w:r>
               <w:rPr>
                 <w:rStyle w:val="Hipervnculo"/>
@@ -1266,7 +1266,7 @@
                 <w:noProof/>
                 <w:webHidden/>
               </w:rPr>
-              <w:instrText xml:space="preserve"> PAGEREF _Toc240961204 \h </w:instrText>
+              <w:instrText xml:space="preserve"> PAGEREF _Toc242969916 \h </w:instrText>
             </w:r>
             <w:r>
               <w:rPr>
@@ -1306,13 +1306,12 @@
             <w:rPr>
               <w:rFonts w:eastAsiaTheme="minorEastAsia"/>
               <w:noProof/>
-              <w:kern w:val="0"/>
-              <w:sz w:val="22"/>
-              <w:lang w:eastAsia="es-CO"/>
-              <w14:ligatures w14:val="none"/>
+              <w:sz w:val="24"/>
+              <w:szCs w:val="24"/>
+              <w:lang w:eastAsia="es-MX"/>
             </w:rPr>
           </w:pPr>
-          <w:hyperlink w:anchor="_Toc240961205" w:history="1">
+          <w:hyperlink w:anchor="_Toc242969917" w:history="1">
             <w:r>
               <w:rPr>
                 <w:rStyle w:val="Hipervnculo"/>
@@ -1339,7 +1338,7 @@
                 <w:noProof/>
                 <w:webHidden/>
               </w:rPr>
-              <w:instrText xml:space="preserve"> PAGEREF _Toc240961205 \h </w:instrText>
+              <w:instrText xml:space="preserve"> PAGEREF _Toc242969917 \h </w:instrText>
             </w:r>
             <w:r>
               <w:rPr>
@@ -1379,13 +1378,12 @@
             <w:rPr>
               <w:rFonts w:eastAsiaTheme="minorEastAsia"/>
               <w:noProof/>
-              <w:kern w:val="0"/>
-              <w:sz w:val="22"/>
-              <w:lang w:eastAsia="es-CO"/>
-              <w14:ligatures w14:val="none"/>
+              <w:sz w:val="24"/>
+              <w:szCs w:val="24"/>
+              <w:lang w:eastAsia="es-MX"/>
             </w:rPr>
           </w:pPr>
-          <w:hyperlink w:anchor="_Toc240961206" w:history="1">
+          <w:hyperlink w:anchor="_Toc242969918" w:history="1">
             <w:r>
               <w:rPr>
                 <w:rStyle w:val="Hipervnculo"/>
@@ -1412,7 +1410,7 @@
                 <w:noProof/>
                 <w:webHidden/>
               </w:rPr>
-              <w:instrText xml:space="preserve"> PAGEREF _Toc240961206 \h </w:instrText>
+              <w:instrText xml:space="preserve"> PAGEREF _Toc242969918 \h </w:instrText>
             </w:r>
             <w:r>
               <w:rPr>
@@ -1452,13 +1450,12 @@
             <w:rPr>
               <w:rFonts w:eastAsiaTheme="minorEastAsia"/>
               <w:noProof/>
-              <w:kern w:val="0"/>
-              <w:sz w:val="22"/>
-              <w:lang w:eastAsia="es-CO"/>
-              <w14:ligatures w14:val="none"/>
+              <w:sz w:val="24"/>
+              <w:szCs w:val="24"/>
+              <w:lang w:eastAsia="es-MX"/>
             </w:rPr>
           </w:pPr>
-          <w:hyperlink w:anchor="_Toc240961207" w:history="1">
+          <w:hyperlink w:anchor="_Toc242969919" w:history="1">
             <w:r>
               <w:rPr>
                 <w:rStyle w:val="Hipervnculo"/>
@@ -1468,8 +1465,10 @@
             </w:r>
             <w:r>
               <w:rPr>
-                <w:rStyle w:val="Extranjerismo"/>
-                <w:noProof/>
+                <w:rStyle w:val="Hipervnculo"/>
+                <w:noProof/>
+                <w:spacing w:val="20"/>
+                <w:lang w:val="en-US"/>
               </w:rPr>
               <w:t>no show</w:t>
             </w:r>
@@ -1499,7 +1498,7 @@
                 <w:noProof/>
                 <w:webHidden/>
               </w:rPr>
-              <w:instrText xml:space="preserve"> PAGEREF _Toc240961207 \h </w:instrText>
+              <w:instrText xml:space="preserve"> PAGEREF _Toc242969919 \h </w:instrText>
             </w:r>
             <w:r>
               <w:rPr>
@@ -1539,13 +1538,12 @@
             <w:rPr>
               <w:rFonts w:eastAsiaTheme="minorEastAsia"/>
               <w:noProof/>
-              <w:kern w:val="0"/>
-              <w:sz w:val="22"/>
-              <w:lang w:eastAsia="es-CO"/>
-              <w14:ligatures w14:val="none"/>
+              <w:sz w:val="24"/>
+              <w:szCs w:val="24"/>
+              <w:lang w:eastAsia="es-MX"/>
             </w:rPr>
           </w:pPr>
-          <w:hyperlink w:anchor="_Toc240961208" w:history="1">
+          <w:hyperlink w:anchor="_Toc242969920" w:history="1">
             <w:r>
               <w:rPr>
                 <w:rStyle w:val="Hipervnculo"/>
@@ -1572,7 +1570,7 @@
                 <w:noProof/>
                 <w:webHidden/>
               </w:rPr>
-              <w:instrText xml:space="preserve"> PAGEREF _Toc240961208 \h </w:instrText>
+              <w:instrText xml:space="preserve"> PAGEREF _Toc242969920 \h </w:instrText>
             </w:r>
             <w:r>
               <w:rPr>
@@ -1612,13 +1610,12 @@
             <w:rPr>
               <w:rFonts w:eastAsiaTheme="minorEastAsia"/>
               <w:noProof/>
-              <w:kern w:val="0"/>
-              <w:sz w:val="22"/>
-              <w:lang w:eastAsia="es-CO"/>
-              <w14:ligatures w14:val="none"/>
+              <w:sz w:val="24"/>
+              <w:szCs w:val="24"/>
+              <w:lang w:eastAsia="es-MX"/>
             </w:rPr>
           </w:pPr>
-          <w:hyperlink w:anchor="_Toc240961209" w:history="1">
+          <w:hyperlink w:anchor="_Toc242969921" w:history="1">
             <w:r>
               <w:rPr>
                 <w:rStyle w:val="Hipervnculo"/>
@@ -1645,7 +1642,7 @@
                 <w:noProof/>
                 <w:webHidden/>
               </w:rPr>
-              <w:instrText xml:space="preserve"> PAGEREF _Toc240961209 \h </w:instrText>
+              <w:instrText xml:space="preserve"> PAGEREF _Toc242969921 \h </w:instrText>
             </w:r>
             <w:r>
               <w:rPr>
@@ -1685,13 +1682,12 @@
             <w:rPr>
               <w:rFonts w:eastAsiaTheme="minorEastAsia"/>
               <w:noProof/>
-              <w:kern w:val="0"/>
-              <w:sz w:val="22"/>
-              <w:lang w:eastAsia="es-CO"/>
-              <w14:ligatures w14:val="none"/>
+              <w:sz w:val="24"/>
+              <w:szCs w:val="24"/>
+              <w:lang w:eastAsia="es-MX"/>
             </w:rPr>
           </w:pPr>
-          <w:hyperlink w:anchor="_Toc240961210" w:history="1">
+          <w:hyperlink w:anchor="_Toc242969922" w:history="1">
             <w:r>
               <w:rPr>
                 <w:rStyle w:val="Hipervnculo"/>
@@ -1701,8 +1697,10 @@
             </w:r>
             <w:r>
               <w:rPr>
-                <w:rStyle w:val="Extranjerismo"/>
-                <w:noProof/>
+                <w:rStyle w:val="Hipervnculo"/>
+                <w:noProof/>
+                <w:spacing w:val="20"/>
+                <w:lang w:val="en-US"/>
               </w:rPr>
               <w:t xml:space="preserve"> Dashboard</w:t>
             </w:r>
@@ -1732,7 +1730,7 @@
                 <w:noProof/>
                 <w:webHidden/>
               </w:rPr>
-              <w:instrText xml:space="preserve"> PAGEREF _Toc240961210 \h </w:instrText>
+              <w:instrText xml:space="preserve"> PAGEREF _Toc242969922 \h </w:instrText>
             </w:r>
             <w:r>
               <w:rPr>
@@ -1772,13 +1770,12 @@
             <w:rPr>
               <w:rFonts w:eastAsiaTheme="minorEastAsia"/>
               <w:noProof/>
-              <w:kern w:val="0"/>
-              <w:sz w:val="22"/>
-              <w:lang w:eastAsia="es-CO"/>
-              <w14:ligatures w14:val="none"/>
+              <w:sz w:val="24"/>
+              <w:szCs w:val="24"/>
+              <w:lang w:eastAsia="es-MX"/>
             </w:rPr>
           </w:pPr>
-          <w:hyperlink w:anchor="_Toc240961211" w:history="1">
+          <w:hyperlink w:anchor="_Toc242969923" w:history="1">
             <w:r>
               <w:rPr>
                 <w:rStyle w:val="Hipervnculo"/>
@@ -1793,21 +1790,7 @@
                 <w:spacing w:val="20"/>
                 <w:lang w:val="en-US"/>
               </w:rPr>
-              <w:t xml:space="preserve"> </w:t>
-            </w:r>
-            <w:r>
-              <w:rPr>
-                <w:rStyle w:val="Extranjerismo"/>
-                <w:noProof/>
-              </w:rPr>
-              <w:t>Forecasting</w:t>
-            </w:r>
-            <w:r>
-              <w:rPr>
-                <w:rStyle w:val="Hipervnculo"/>
-                <w:noProof/>
-              </w:rPr>
-              <w:t xml:space="preserve"> y pronóstico de ocupación</w:t>
+              <w:t xml:space="preserve"> Pronóstico de ocupación (forecasting)</w:t>
             </w:r>
             <w:r>
               <w:rPr>
@@ -1828,7 +1811,7 @@
                 <w:noProof/>
                 <w:webHidden/>
               </w:rPr>
-              <w:instrText xml:space="preserve"> PAGEREF _Toc240961211 \h </w:instrText>
+              <w:instrText xml:space="preserve"> PAGEREF _Toc242969923 \h </w:instrText>
             </w:r>
             <w:r>
               <w:rPr>
@@ -1868,13 +1851,12 @@
             <w:rPr>
               <w:rFonts w:eastAsiaTheme="minorEastAsia"/>
               <w:noProof/>
-              <w:kern w:val="0"/>
-              <w:sz w:val="22"/>
-              <w:lang w:eastAsia="es-CO"/>
-              <w14:ligatures w14:val="none"/>
+              <w:sz w:val="24"/>
+              <w:szCs w:val="24"/>
+              <w:lang w:eastAsia="es-MX"/>
             </w:rPr>
           </w:pPr>
-          <w:hyperlink w:anchor="_Toc240961212" w:history="1">
+          <w:hyperlink w:anchor="_Toc242969924" w:history="1">
             <w:r>
               <w:rPr>
                 <w:rStyle w:val="Hipervnculo"/>
@@ -1901,7 +1883,7 @@
                 <w:noProof/>
                 <w:webHidden/>
               </w:rPr>
-              <w:instrText xml:space="preserve"> PAGEREF _Toc240961212 \h </w:instrText>
+              <w:instrText xml:space="preserve"> PAGEREF _Toc242969924 \h </w:instrText>
             </w:r>
             <w:r>
               <w:rPr>
@@ -1941,13 +1923,12 @@
             <w:rPr>
               <w:rFonts w:eastAsiaTheme="minorEastAsia"/>
               <w:noProof/>
-              <w:kern w:val="0"/>
-              <w:sz w:val="22"/>
-              <w:lang w:eastAsia="es-CO"/>
-              <w14:ligatures w14:val="none"/>
+              <w:sz w:val="24"/>
+              <w:szCs w:val="24"/>
+              <w:lang w:eastAsia="es-MX"/>
             </w:rPr>
           </w:pPr>
-          <w:hyperlink w:anchor="_Toc240961213" w:history="1">
+          <w:hyperlink w:anchor="_Toc242969925" w:history="1">
             <w:r>
               <w:rPr>
                 <w:rStyle w:val="Hipervnculo"/>
@@ -1957,8 +1938,10 @@
             </w:r>
             <w:r>
               <w:rPr>
-                <w:rStyle w:val="Extranjerismo"/>
-                <w:noProof/>
+                <w:rStyle w:val="Hipervnculo"/>
+                <w:noProof/>
+                <w:spacing w:val="20"/>
+                <w:lang w:val="en-US"/>
               </w:rPr>
               <w:t>housekeeping</w:t>
             </w:r>
@@ -1981,7 +1964,7 @@
                 <w:noProof/>
                 <w:webHidden/>
               </w:rPr>
-              <w:instrText xml:space="preserve"> PAGEREF _Toc240961213 \h </w:instrText>
+              <w:instrText xml:space="preserve"> PAGEREF _Toc242969925 \h </w:instrText>
             </w:r>
             <w:r>
               <w:rPr>
@@ -2021,13 +2004,12 @@
             <w:rPr>
               <w:rFonts w:eastAsiaTheme="minorEastAsia"/>
               <w:noProof/>
-              <w:kern w:val="0"/>
-              <w:sz w:val="22"/>
-              <w:lang w:eastAsia="es-CO"/>
-              <w14:ligatures w14:val="none"/>
+              <w:sz w:val="24"/>
+              <w:szCs w:val="24"/>
+              <w:lang w:eastAsia="es-MX"/>
             </w:rPr>
           </w:pPr>
-          <w:hyperlink w:anchor="_Toc240961214" w:history="1">
+          <w:hyperlink w:anchor="_Toc242969926" w:history="1">
             <w:r>
               <w:rPr>
                 <w:rStyle w:val="Hipervnculo"/>
@@ -2054,7 +2036,7 @@
                 <w:noProof/>
                 <w:webHidden/>
               </w:rPr>
-              <w:instrText xml:space="preserve"> PAGEREF _Toc240961214 \h </w:instrText>
+              <w:instrText xml:space="preserve"> PAGEREF _Toc242969926 \h </w:instrText>
             </w:r>
             <w:r>
               <w:rPr>
@@ -2094,13 +2076,12 @@
             <w:rPr>
               <w:rFonts w:eastAsiaTheme="minorEastAsia"/>
               <w:noProof/>
-              <w:kern w:val="0"/>
-              <w:sz w:val="22"/>
-              <w:lang w:eastAsia="es-CO"/>
-              <w14:ligatures w14:val="none"/>
+              <w:sz w:val="24"/>
+              <w:szCs w:val="24"/>
+              <w:lang w:eastAsia="es-MX"/>
             </w:rPr>
           </w:pPr>
-          <w:hyperlink w:anchor="_Toc240961215" w:history="1">
+          <w:hyperlink w:anchor="_Toc242969927" w:history="1">
             <w:r>
               <w:rPr>
                 <w:rStyle w:val="Hipervnculo"/>
@@ -2127,7 +2108,7 @@
                 <w:noProof/>
                 <w:webHidden/>
               </w:rPr>
-              <w:instrText xml:space="preserve"> PAGEREF _Toc240961215 \h </w:instrText>
+              <w:instrText xml:space="preserve"> PAGEREF _Toc242969927 \h </w:instrText>
             </w:r>
             <w:r>
               <w:rPr>
@@ -2147,7 +2128,7 @@
                 <w:noProof/>
                 <w:webHidden/>
               </w:rPr>
-              <w:t>37</w:t>
+              <w:t>38</w:t>
             </w:r>
             <w:r>
               <w:rPr>
@@ -2167,13 +2148,12 @@
             <w:rPr>
               <w:rFonts w:eastAsiaTheme="minorEastAsia"/>
               <w:noProof/>
-              <w:kern w:val="0"/>
-              <w:sz w:val="22"/>
-              <w:lang w:eastAsia="es-CO"/>
-              <w14:ligatures w14:val="none"/>
+              <w:sz w:val="24"/>
+              <w:szCs w:val="24"/>
+              <w:lang w:eastAsia="es-MX"/>
             </w:rPr>
           </w:pPr>
-          <w:hyperlink w:anchor="_Toc240961216" w:history="1">
+          <w:hyperlink w:anchor="_Toc242969928" w:history="1">
             <w:r>
               <w:rPr>
                 <w:rStyle w:val="Hipervnculo"/>
@@ -2200,7 +2180,7 @@
                 <w:noProof/>
                 <w:webHidden/>
               </w:rPr>
-              <w:instrText xml:space="preserve"> PAGEREF _Toc240961216 \h </w:instrText>
+              <w:instrText xml:space="preserve"> PAGEREF _Toc242969928 \h </w:instrText>
             </w:r>
             <w:r>
               <w:rPr>
@@ -2220,7 +2200,7 @@
                 <w:noProof/>
                 <w:webHidden/>
               </w:rPr>
-              <w:t>37</w:t>
+              <w:t>38</w:t>
             </w:r>
             <w:r>
               <w:rPr>
@@ -2240,13 +2220,12 @@
             <w:rPr>
               <w:rFonts w:eastAsiaTheme="minorEastAsia"/>
               <w:noProof/>
-              <w:kern w:val="0"/>
-              <w:sz w:val="22"/>
-              <w:lang w:eastAsia="es-CO"/>
-              <w14:ligatures w14:val="none"/>
+              <w:sz w:val="24"/>
+              <w:szCs w:val="24"/>
+              <w:lang w:eastAsia="es-MX"/>
             </w:rPr>
           </w:pPr>
-          <w:hyperlink w:anchor="_Toc240961217" w:history="1">
+          <w:hyperlink w:anchor="_Toc242969929" w:history="1">
             <w:r>
               <w:rPr>
                 <w:rStyle w:val="Hipervnculo"/>
@@ -2254,14 +2233,7 @@
                 <w:spacing w:val="20"/>
                 <w:lang w:val="en-US"/>
               </w:rPr>
-              <w:t xml:space="preserve">4.2. </w:t>
-            </w:r>
-            <w:r>
-              <w:rPr>
-                <w:rStyle w:val="Extranjerismo"/>
-                <w:noProof/>
-              </w:rPr>
-              <w:t>Channel Manager</w:t>
+              <w:t>4.2. Channel Manager</w:t>
             </w:r>
             <w:r>
               <w:rPr>
@@ -2282,7 +2254,7 @@
                 <w:noProof/>
                 <w:webHidden/>
               </w:rPr>
-              <w:instrText xml:space="preserve"> PAGEREF _Toc240961217 \h </w:instrText>
+              <w:instrText xml:space="preserve"> PAGEREF _Toc242969929 \h </w:instrText>
             </w:r>
             <w:r>
               <w:rPr>
@@ -2302,7 +2274,7 @@
                 <w:noProof/>
                 <w:webHidden/>
               </w:rPr>
-              <w:t>39</w:t>
+              <w:t>40</w:t>
             </w:r>
             <w:r>
               <w:rPr>
@@ -2322,13 +2294,12 @@
             <w:rPr>
               <w:rFonts w:eastAsiaTheme="minorEastAsia"/>
               <w:noProof/>
-              <w:kern w:val="0"/>
-              <w:sz w:val="22"/>
-              <w:lang w:eastAsia="es-CO"/>
-              <w14:ligatures w14:val="none"/>
+              <w:sz w:val="24"/>
+              <w:szCs w:val="24"/>
+              <w:lang w:eastAsia="es-MX"/>
             </w:rPr>
           </w:pPr>
-          <w:hyperlink w:anchor="_Toc240961218" w:history="1">
+          <w:hyperlink w:anchor="_Toc242969930" w:history="1">
             <w:r>
               <w:rPr>
                 <w:rStyle w:val="Hipervnculo"/>
@@ -2355,7 +2326,7 @@
                 <w:noProof/>
                 <w:webHidden/>
               </w:rPr>
-              <w:instrText xml:space="preserve"> PAGEREF _Toc240961218 \h </w:instrText>
+              <w:instrText xml:space="preserve"> PAGEREF _Toc242969930 \h </w:instrText>
             </w:r>
             <w:r>
               <w:rPr>
@@ -2375,7 +2346,7 @@
                 <w:noProof/>
                 <w:webHidden/>
               </w:rPr>
-              <w:t>41</w:t>
+              <w:t>42</w:t>
             </w:r>
             <w:r>
               <w:rPr>
@@ -2395,13 +2366,12 @@
             <w:rPr>
               <w:rFonts w:eastAsiaTheme="minorEastAsia"/>
               <w:noProof/>
-              <w:kern w:val="0"/>
-              <w:sz w:val="22"/>
-              <w:lang w:eastAsia="es-CO"/>
-              <w14:ligatures w14:val="none"/>
+              <w:sz w:val="24"/>
+              <w:szCs w:val="24"/>
+              <w:lang w:eastAsia="es-MX"/>
             </w:rPr>
           </w:pPr>
-          <w:hyperlink w:anchor="_Toc240961219" w:history="1">
+          <w:hyperlink w:anchor="_Toc242969931" w:history="1">
             <w:r>
               <w:rPr>
                 <w:rStyle w:val="Hipervnculo"/>
@@ -2428,7 +2398,7 @@
                 <w:noProof/>
                 <w:webHidden/>
               </w:rPr>
-              <w:instrText xml:space="preserve"> PAGEREF _Toc240961219 \h </w:instrText>
+              <w:instrText xml:space="preserve"> PAGEREF _Toc242969931 \h </w:instrText>
             </w:r>
             <w:r>
               <w:rPr>
@@ -2448,7 +2418,7 @@
                 <w:noProof/>
                 <w:webHidden/>
               </w:rPr>
-              <w:t>41</w:t>
+              <w:t>43</w:t>
             </w:r>
             <w:r>
               <w:rPr>
@@ -2468,13 +2438,12 @@
             <w:rPr>
               <w:rFonts w:eastAsiaTheme="minorEastAsia"/>
               <w:noProof/>
-              <w:kern w:val="0"/>
-              <w:sz w:val="22"/>
-              <w:lang w:eastAsia="es-CO"/>
-              <w14:ligatures w14:val="none"/>
+              <w:sz w:val="24"/>
+              <w:szCs w:val="24"/>
+              <w:lang w:eastAsia="es-MX"/>
             </w:rPr>
           </w:pPr>
-          <w:hyperlink w:anchor="_Toc240961220" w:history="1">
+          <w:hyperlink w:anchor="_Toc242969932" w:history="1">
             <w:r>
               <w:rPr>
                 <w:rStyle w:val="Hipervnculo"/>
@@ -2501,7 +2470,7 @@
                 <w:noProof/>
                 <w:webHidden/>
               </w:rPr>
-              <w:instrText xml:space="preserve"> PAGEREF _Toc240961220 \h </w:instrText>
+              <w:instrText xml:space="preserve"> PAGEREF _Toc242969932 \h </w:instrText>
             </w:r>
             <w:r>
               <w:rPr>
@@ -2521,7 +2490,7 @@
                 <w:noProof/>
                 <w:webHidden/>
               </w:rPr>
-              <w:t>42</w:t>
+              <w:t>44</w:t>
             </w:r>
             <w:r>
               <w:rPr>
@@ -2541,13 +2510,12 @@
             <w:rPr>
               <w:rFonts w:eastAsiaTheme="minorEastAsia"/>
               <w:noProof/>
-              <w:kern w:val="0"/>
-              <w:sz w:val="22"/>
-              <w:lang w:eastAsia="es-CO"/>
-              <w14:ligatures w14:val="none"/>
+              <w:sz w:val="24"/>
+              <w:szCs w:val="24"/>
+              <w:lang w:eastAsia="es-MX"/>
             </w:rPr>
           </w:pPr>
-          <w:hyperlink w:anchor="_Toc240961221" w:history="1">
+          <w:hyperlink w:anchor="_Toc242969933" w:history="1">
             <w:r>
               <w:rPr>
                 <w:rStyle w:val="Hipervnculo"/>
@@ -2574,7 +2542,7 @@
                 <w:noProof/>
                 <w:webHidden/>
               </w:rPr>
-              <w:instrText xml:space="preserve"> PAGEREF _Toc240961221 \h </w:instrText>
+              <w:instrText xml:space="preserve"> PAGEREF _Toc242969933 \h </w:instrText>
             </w:r>
             <w:r>
               <w:rPr>
@@ -2594,7 +2562,7 @@
                 <w:noProof/>
                 <w:webHidden/>
               </w:rPr>
-              <w:t>46</w:t>
+              <w:t>48</w:t>
             </w:r>
             <w:r>
               <w:rPr>
@@ -2614,13 +2582,12 @@
             <w:rPr>
               <w:rFonts w:eastAsiaTheme="minorEastAsia"/>
               <w:noProof/>
-              <w:kern w:val="0"/>
-              <w:sz w:val="22"/>
-              <w:lang w:eastAsia="es-CO"/>
-              <w14:ligatures w14:val="none"/>
+              <w:sz w:val="24"/>
+              <w:szCs w:val="24"/>
+              <w:lang w:eastAsia="es-MX"/>
             </w:rPr>
           </w:pPr>
-          <w:hyperlink w:anchor="_Toc240961222" w:history="1">
+          <w:hyperlink w:anchor="_Toc242969934" w:history="1">
             <w:r>
               <w:rPr>
                 <w:rStyle w:val="Hipervnculo"/>
@@ -2647,7 +2614,7 @@
                 <w:noProof/>
                 <w:webHidden/>
               </w:rPr>
-              <w:instrText xml:space="preserve"> PAGEREF _Toc240961222 \h </w:instrText>
+              <w:instrText xml:space="preserve"> PAGEREF _Toc242969934 \h </w:instrText>
             </w:r>
             <w:r>
               <w:rPr>
@@ -2667,7 +2634,7 @@
                 <w:noProof/>
                 <w:webHidden/>
               </w:rPr>
-              <w:t>50</w:t>
+              <w:t>51</w:t>
             </w:r>
             <w:r>
               <w:rPr>
@@ -2687,13 +2654,12 @@
             <w:rPr>
               <w:rFonts w:eastAsiaTheme="minorEastAsia"/>
               <w:noProof/>
-              <w:kern w:val="0"/>
-              <w:sz w:val="22"/>
-              <w:lang w:eastAsia="es-CO"/>
-              <w14:ligatures w14:val="none"/>
+              <w:sz w:val="24"/>
+              <w:szCs w:val="24"/>
+              <w:lang w:eastAsia="es-MX"/>
             </w:rPr>
           </w:pPr>
-          <w:hyperlink w:anchor="_Toc240961223" w:history="1">
+          <w:hyperlink w:anchor="_Toc242969935" w:history="1">
             <w:r>
               <w:rPr>
                 <w:rStyle w:val="Hipervnculo"/>
@@ -2720,7 +2686,7 @@
                 <w:noProof/>
                 <w:webHidden/>
               </w:rPr>
-              <w:instrText xml:space="preserve"> PAGEREF _Toc240961223 \h </w:instrText>
+              <w:instrText xml:space="preserve"> PAGEREF _Toc242969935 \h </w:instrText>
             </w:r>
             <w:r>
               <w:rPr>
@@ -2740,7 +2706,7 @@
                 <w:noProof/>
                 <w:webHidden/>
               </w:rPr>
-              <w:t>52</w:t>
+              <w:t>53</w:t>
             </w:r>
             <w:r>
               <w:rPr>
@@ -2760,13 +2726,12 @@
             <w:rPr>
               <w:rFonts w:eastAsiaTheme="minorEastAsia"/>
               <w:noProof/>
-              <w:kern w:val="0"/>
-              <w:sz w:val="22"/>
-              <w:lang w:eastAsia="es-CO"/>
-              <w14:ligatures w14:val="none"/>
+              <w:sz w:val="24"/>
+              <w:szCs w:val="24"/>
+              <w:lang w:eastAsia="es-MX"/>
             </w:rPr>
           </w:pPr>
-          <w:hyperlink w:anchor="_Toc240961224" w:history="1">
+          <w:hyperlink w:anchor="_Toc242969936" w:history="1">
             <w:r>
               <w:rPr>
                 <w:rStyle w:val="Hipervnculo"/>
@@ -2793,7 +2758,7 @@
                 <w:noProof/>
                 <w:webHidden/>
               </w:rPr>
-              <w:instrText xml:space="preserve"> PAGEREF _Toc240961224 \h </w:instrText>
+              <w:instrText xml:space="preserve"> PAGEREF _Toc242969936 \h </w:instrText>
             </w:r>
             <w:r>
               <w:rPr>
@@ -2813,7 +2778,7 @@
                 <w:noProof/>
                 <w:webHidden/>
               </w:rPr>
-              <w:t>55</w:t>
+              <w:t>56</w:t>
             </w:r>
             <w:r>
               <w:rPr>
@@ -2833,13 +2798,12 @@
             <w:rPr>
               <w:rFonts w:eastAsiaTheme="minorEastAsia"/>
               <w:noProof/>
-              <w:kern w:val="0"/>
-              <w:sz w:val="22"/>
-              <w:lang w:eastAsia="es-CO"/>
-              <w14:ligatures w14:val="none"/>
+              <w:sz w:val="24"/>
+              <w:szCs w:val="24"/>
+              <w:lang w:eastAsia="es-MX"/>
             </w:rPr>
           </w:pPr>
-          <w:hyperlink w:anchor="_Toc240961225" w:history="1">
+          <w:hyperlink w:anchor="_Toc242969937" w:history="1">
             <w:r>
               <w:rPr>
                 <w:rStyle w:val="Hipervnculo"/>
@@ -2866,7 +2830,7 @@
                 <w:noProof/>
                 <w:webHidden/>
               </w:rPr>
-              <w:instrText xml:space="preserve"> PAGEREF _Toc240961225 \h </w:instrText>
+              <w:instrText xml:space="preserve"> PAGEREF _Toc242969937 \h </w:instrText>
             </w:r>
             <w:r>
               <w:rPr>
@@ -2886,7 +2850,7 @@
                 <w:noProof/>
                 <w:webHidden/>
               </w:rPr>
-              <w:t>57</w:t>
+              <w:t>58</w:t>
             </w:r>
             <w:r>
               <w:rPr>
@@ -2914,7 +2878,7 @@
       <w:pPr>
         <w:pStyle w:val="Titulosgenerales"/>
       </w:pPr>
-      <w:bookmarkStart w:id="0" w:name="_Toc240961196"/>
+      <w:bookmarkStart w:id="0" w:name="_Toc242969908"/>
       <w:r>
         <w:lastRenderedPageBreak/>
         <w:t>Introducción</w:t>
@@ -2946,7 +2910,15 @@
         <w:t>software</w:t>
       </w:r>
       <w:r>
-        <w:t xml:space="preserve"> hotelero, el funcionamiento de los sistemas PMS, la gestión digital de reservas, el control de ocupación y las nuevas herramientas tecnológicas utilizadas en hotelería. De esta manera, el aprendiz fortalecerá competencias técnicas y digitales necesarias para desenvolverse eficientemente en entornos operativos del sector de alojamiento.</w:t>
+        <w:t xml:space="preserve"> hotelero, el funcionamiento del </w:t>
+      </w:r>
+      <w:proofErr w:type="spellStart"/>
+      <w:r>
+        <w:t>PMS</w:t>
+      </w:r>
+      <w:proofErr w:type="spellEnd"/>
+      <w:r>
+        <w:t>, la gestión digital de reservas, el control de ocupación y las nuevas herramientas tecnológicas utilizadas en hotelería. De esta manera, el aprendiz fortalecerá competencias técnicas y digitales necesarias para desenvolverse eficientemente en entornos operativos del sector de alojamiento.</w:t>
       </w:r>
     </w:p>
     <w:p/>
@@ -2963,7 +2935,7 @@
       <w:pPr>
         <w:pStyle w:val="Ttulo1"/>
       </w:pPr>
-      <w:bookmarkStart w:id="1" w:name="_Toc240961197"/>
+      <w:bookmarkStart w:id="1" w:name="_Toc242969909"/>
       <w:r>
         <w:lastRenderedPageBreak/>
         <w:t xml:space="preserve">Fundamentos del </w:t>
@@ -3011,7 +2983,7 @@
       <w:pPr>
         <w:pStyle w:val="Ttulo2"/>
       </w:pPr>
-      <w:bookmarkStart w:id="2" w:name="_Toc240961198"/>
+      <w:bookmarkStart w:id="2" w:name="_Toc242969910"/>
       <w:r>
         <w:t xml:space="preserve">Concepto de </w:t>
       </w:r>
@@ -3195,12 +3167,15 @@
       <w:r>
         <w:t>Entre los principales beneficios del PMS se destacan la automatización de procesos, la reducción de errores, el ahorro de tiempo, la mejora de la experiencia del huésped, la optimización de la ocupación y la centralización de la información hotelera</w:t>
       </w:r>
+      <w:r>
+        <w:t>.</w:t>
+      </w:r>
     </w:p>
     <w:p>
       <w:pPr>
         <w:pStyle w:val="Ttulo2"/>
       </w:pPr>
-      <w:bookmarkStart w:id="3" w:name="_Toc240961199"/>
+      <w:bookmarkStart w:id="3" w:name="_Toc242969911"/>
       <w:r>
         <w:t xml:space="preserve">Evolución histórica del </w:t>
       </w:r>
@@ -3521,7 +3496,13 @@
         <w:rPr>
           <w:lang w:val="es-419" w:eastAsia="es-CO"/>
         </w:rPr>
-        <w:t>: o</w:t>
+        <w:t xml:space="preserve">: </w:t>
+      </w:r>
+      <w:r>
+        <w:rPr>
+          <w:lang w:val="es-419" w:eastAsia="es-CO"/>
+        </w:rPr>
+        <w:t>O</w:t>
       </w:r>
       <w:r>
         <w:rPr>
@@ -3639,7 +3620,7 @@
       <w:pPr>
         <w:pStyle w:val="Ttulo2"/>
       </w:pPr>
-      <w:bookmarkStart w:id="4" w:name="_Toc240961200"/>
+      <w:bookmarkStart w:id="4" w:name="_Toc242969912"/>
       <w:r>
         <w:t xml:space="preserve">Tipos de </w:t>
       </w:r>
@@ -3725,7 +3706,6 @@
         </w:rPr>
         <w:t>PMS (</w:t>
       </w:r>
-      <w:proofErr w:type="spellStart"/>
       <w:r>
         <w:rPr>
           <w:rStyle w:val="Extranjerismo"/>
@@ -3733,29 +3713,8 @@
           <w:bCs/>
           <w:lang w:val="es-419" w:eastAsia="es-CO"/>
         </w:rPr>
-        <w:t>Property</w:t>
-      </w:r>
-      <w:proofErr w:type="spellEnd"/>
-      <w:r>
-        <w:rPr>
-          <w:rStyle w:val="Extranjerismo"/>
-          <w:b/>
-          <w:bCs/>
-          <w:lang w:val="es-419" w:eastAsia="es-CO"/>
-        </w:rPr>
-        <w:t xml:space="preserve"> Management </w:t>
-      </w:r>
-      <w:proofErr w:type="spellStart"/>
-      <w:r>
-        <w:rPr>
-          <w:rStyle w:val="Extranjerismo"/>
-          <w:b/>
-          <w:bCs/>
-          <w:lang w:val="es-419" w:eastAsia="es-CO"/>
-        </w:rPr>
-        <w:t>System</w:t>
-      </w:r>
-      <w:proofErr w:type="spellEnd"/>
+        <w:t>Property Management System</w:t>
+      </w:r>
       <w:r>
         <w:rPr>
           <w:b/>
@@ -3805,39 +3764,8 @@
           <w:bCs/>
           <w:lang w:val="es-419" w:eastAsia="es-CO"/>
         </w:rPr>
-        <w:t xml:space="preserve">Central </w:t>
-      </w:r>
-      <w:proofErr w:type="spellStart"/>
-      <w:r>
-        <w:rPr>
-          <w:rStyle w:val="Extranjerismo"/>
-          <w:b/>
-          <w:bCs/>
-          <w:lang w:val="es-419" w:eastAsia="es-CO"/>
-        </w:rPr>
-        <w:t>Reservation</w:t>
-      </w:r>
-      <w:proofErr w:type="spellEnd"/>
-      <w:r>
-        <w:rPr>
-          <w:rStyle w:val="Extranjerismo"/>
-          <w:b/>
-          <w:bCs/>
-          <w:lang w:val="es-419" w:eastAsia="es-CO"/>
-        </w:rPr>
-        <w:t xml:space="preserve"> </w:t>
-      </w:r>
-      <w:proofErr w:type="spellStart"/>
-      <w:r>
-        <w:rPr>
-          <w:rStyle w:val="Extranjerismo"/>
-          <w:b/>
-          <w:bCs/>
-          <w:lang w:val="es-419" w:eastAsia="es-CO"/>
-        </w:rPr>
-        <w:t>System</w:t>
-      </w:r>
-      <w:proofErr w:type="spellEnd"/>
+        <w:t>Central Reservation System</w:t>
+      </w:r>
       <w:r>
         <w:rPr>
           <w:b/>
@@ -4423,7 +4351,7 @@
       <w:pPr>
         <w:pStyle w:val="Ttulo2"/>
       </w:pPr>
-      <w:bookmarkStart w:id="5" w:name="_Toc240961201"/>
+      <w:bookmarkStart w:id="5" w:name="_Toc242969913"/>
       <w:r>
         <w:t>Funciones del PMS en la operación hotelera</w:t>
       </w:r>
@@ -4536,31 +4464,29 @@
         <w:rPr>
           <w:lang w:eastAsia="es-CO"/>
         </w:rPr>
-        <w:t xml:space="preserve">Para ampliar más sus conocimientos sobre los módulos esenciales de PMS claves en un establecimiento de alojamiento, lo invitamos a consultar el siguiente video: </w:t>
+        <w:t>Para ampliar más sus conocimientos sobre los módulos esenciales de PMS claves en un establecimiento de alojamiento, lo invitamos a consultar el siguiente video:</w:t>
+      </w:r>
+      <w:r>
+        <w:rPr>
+          <w:lang w:eastAsia="es-CO"/>
+        </w:rPr>
+        <w:t xml:space="preserve"> </w:t>
       </w:r>
       <w:hyperlink r:id="rId13" w:history="1">
         <w:r>
           <w:rPr>
             <w:rStyle w:val="Hipervnculo"/>
-            <w:b/>
-            <w:bCs/>
             <w:lang w:eastAsia="es-CO"/>
           </w:rPr>
-          <w:t>Enlace</w:t>
+          <w:t>https://www.youtube.com/watch?v=x_07Cn5P--E</w:t>
         </w:r>
       </w:hyperlink>
-      <w:r>
-        <w:rPr>
-          <w:lang w:eastAsia="es-CO"/>
-        </w:rPr>
-        <w:t xml:space="preserve"> </w:t>
-      </w:r>
     </w:p>
     <w:p>
       <w:pPr>
         <w:pStyle w:val="Ttulo2"/>
       </w:pPr>
-      <w:bookmarkStart w:id="6" w:name="_Toc240961202"/>
+      <w:bookmarkStart w:id="6" w:name="_Toc242969914"/>
       <w:r>
         <w:t>Ventajas y desafíos de la transformación digital hotelera</w:t>
       </w:r>
@@ -5681,7 +5607,7 @@
       <w:pPr>
         <w:pStyle w:val="Ttulo1"/>
       </w:pPr>
-      <w:bookmarkStart w:id="7" w:name="_Toc240961203"/>
+      <w:bookmarkStart w:id="7" w:name="_Toc242969915"/>
       <w:r>
         <w:lastRenderedPageBreak/>
         <w:t xml:space="preserve">Operación de reservas en el </w:t>
@@ -5753,7 +5679,7 @@
       <w:pPr>
         <w:pStyle w:val="Ttulo2"/>
       </w:pPr>
-      <w:bookmarkStart w:id="8" w:name="_Toc240961204"/>
+      <w:bookmarkStart w:id="8" w:name="_Toc242969916"/>
       <w:r>
         <w:t>Registro digital de reservas</w:t>
       </w:r>
@@ -5953,24 +5879,25 @@
         <w:rPr>
           <w:lang w:val="es-419" w:eastAsia="es-CO"/>
         </w:rPr>
-        <w:t xml:space="preserve">Le invitamos a consultar el siguiente video, que registra un ejemplo práctico del proceso de ingreso de una reserva en PMS: </w:t>
+        <w:t>Le invitamos a consultar el siguiente video, que registra un ejemplo práctico del proceso de ingreso de una reserva en PMS:</w:t>
+      </w:r>
+      <w:r>
+        <w:rPr>
+          <w:lang w:val="es-419" w:eastAsia="es-CO"/>
+        </w:rPr>
+        <w:t xml:space="preserve"> </w:t>
       </w:r>
       <w:hyperlink r:id="rId14" w:history="1">
         <w:r>
           <w:rPr>
             <w:rStyle w:val="Hipervnculo"/>
-            <w:b/>
-            <w:bCs/>
             <w:lang w:val="es-419" w:eastAsia="es-CO"/>
           </w:rPr>
-          <w:t>Enlace</w:t>
+          <w:t>https://www.youtube.com/watch?v=RKpZdrmdneY</w:t>
         </w:r>
       </w:hyperlink>
       <w:r>
         <w:rPr>
-          <w:b/>
-          <w:bCs/>
-          <w:u w:val="single"/>
           <w:lang w:val="es-419" w:eastAsia="es-CO"/>
         </w:rPr>
         <w:t xml:space="preserve"> </w:t>
@@ -5980,7 +5907,7 @@
       <w:pPr>
         <w:pStyle w:val="Ttulo2"/>
       </w:pPr>
-      <w:bookmarkStart w:id="9" w:name="_Toc240961205"/>
+      <w:bookmarkStart w:id="9" w:name="_Toc242969917"/>
       <w:r>
         <w:t>Consulta de disponibilidad y tarifas</w:t>
       </w:r>
@@ -6112,6 +6039,7 @@
         <w:rPr>
           <w:lang w:val="es-419" w:eastAsia="es-CO"/>
         </w:rPr>
+        <w:lastRenderedPageBreak/>
         <w:t xml:space="preserve">Asimismo, el sistema permite aplicar tarifas dinámicas y actualizaciones automáticas según estrategias de </w:t>
       </w:r>
       <w:r>
@@ -6138,7 +6066,6 @@
         <w:rPr>
           <w:lang w:val="es-419" w:eastAsia="es-CO"/>
         </w:rPr>
-        <w:lastRenderedPageBreak/>
         <w:t>Tipos de tarifas que administra el PMS</w:t>
       </w:r>
       <w:r>
@@ -6285,7 +6212,7 @@
       <w:pPr>
         <w:pStyle w:val="Ttulo2"/>
       </w:pPr>
-      <w:bookmarkStart w:id="10" w:name="_Toc240961206"/>
+      <w:bookmarkStart w:id="10" w:name="_Toc242969918"/>
       <w:r>
         <w:t>Confirmación y modificación de reserva</w:t>
       </w:r>
@@ -6513,7 +6440,7 @@
       <w:pPr>
         <w:pStyle w:val="Ttulo2"/>
       </w:pPr>
-      <w:bookmarkStart w:id="11" w:name="_Toc240961207"/>
+      <w:bookmarkStart w:id="11" w:name="_Toc242969919"/>
       <w:r>
         <w:t xml:space="preserve">Cancelaciones, anulaciones y </w:t>
       </w:r>
@@ -6596,10 +6523,10 @@
           <w:lang w:val="es-419" w:eastAsia="es-CO"/>
         </w:rPr>
         <w:drawing>
-          <wp:inline distT="0" distB="0" distL="0" distR="0" wp14:anchorId="2166F84C" wp14:editId="275F2515">
+          <wp:inline distT="0" distB="0" distL="0" distR="0" wp14:anchorId="2166F84C" wp14:editId="46E98368">
             <wp:extent cx="4680000" cy="2541600"/>
             <wp:effectExtent l="0" t="0" r="6350" b="0"/>
-            <wp:docPr id="4" name="Imagen 4" descr="En la figura se ilustra el proceso de cancelación y liberación de habitaciones en un sistema PMS."/>
+            <wp:docPr id="4" name="Imagen 4" descr="En la figura 3, se ilustra el proceso de cancelación y liberación de habitaciones en un sistema PMS. Dicho proceso incluye aspectos como: la solicitud de cancelación, la verificación de la reserva política, si está dentro del plazo permitido, la actualización en todos los canales, la notificación y confirmación y el registro y control de la misma."/>
             <wp:cNvGraphicFramePr>
               <a:graphicFrameLocks xmlns:a="http://schemas.openxmlformats.org/drawingml/2006/main" noChangeAspect="1"/>
             </wp:cNvGraphicFramePr>
@@ -6607,7 +6534,7 @@
               <a:graphicData uri="http://schemas.openxmlformats.org/drawingml/2006/picture">
                 <pic:pic xmlns:pic="http://schemas.openxmlformats.org/drawingml/2006/picture">
                   <pic:nvPicPr>
-                    <pic:cNvPr id="4" name="Imagen 4" descr="En la figura se ilustra el proceso de cancelación y liberación de habitaciones en un sistema PMS."/>
+                    <pic:cNvPr id="4" name="Imagen 4" descr="En la figura 3, se ilustra el proceso de cancelación y liberación de habitaciones en un sistema PMS. Dicho proceso incluye aspectos como: la solicitud de cancelación, la verificación de la reserva política, si está dentro del plazo permitido, la actualización en todos los canales, la notificación y confirmación y el registro y control de la misma."/>
                     <pic:cNvPicPr/>
                   </pic:nvPicPr>
                   <pic:blipFill>
@@ -6958,7 +6885,7 @@
       <w:pPr>
         <w:pStyle w:val="Ttulo2"/>
       </w:pPr>
-      <w:bookmarkStart w:id="12" w:name="_Toc240961208"/>
+      <w:bookmarkStart w:id="12" w:name="_Toc242969920"/>
       <w:r>
         <w:t>Historial del huésped y seguimiento de reservas</w:t>
       </w:r>
@@ -6995,7 +6922,7 @@
         <w:pStyle w:val="Prrafodelista"/>
         <w:numPr>
           <w:ilvl w:val="0"/>
-          <w:numId w:val="46"/>
+          <w:numId w:val="48"/>
         </w:numPr>
         <w:rPr>
           <w:lang w:val="es-419" w:eastAsia="es-CO"/>
@@ -7013,7 +6940,7 @@
         <w:pStyle w:val="Prrafodelista"/>
         <w:numPr>
           <w:ilvl w:val="0"/>
-          <w:numId w:val="46"/>
+          <w:numId w:val="48"/>
         </w:numPr>
         <w:rPr>
           <w:lang w:val="es-419" w:eastAsia="es-CO"/>
@@ -7031,7 +6958,7 @@
         <w:pStyle w:val="Prrafodelista"/>
         <w:numPr>
           <w:ilvl w:val="0"/>
-          <w:numId w:val="46"/>
+          <w:numId w:val="48"/>
         </w:numPr>
         <w:rPr>
           <w:lang w:val="es-419" w:eastAsia="es-CO"/>
@@ -7049,7 +6976,7 @@
         <w:pStyle w:val="Prrafodelista"/>
         <w:numPr>
           <w:ilvl w:val="0"/>
-          <w:numId w:val="46"/>
+          <w:numId w:val="48"/>
         </w:numPr>
         <w:rPr>
           <w:lang w:val="es-419" w:eastAsia="es-CO"/>
@@ -7067,7 +6994,7 @@
         <w:pStyle w:val="Prrafodelista"/>
         <w:numPr>
           <w:ilvl w:val="0"/>
-          <w:numId w:val="46"/>
+          <w:numId w:val="48"/>
         </w:numPr>
         <w:rPr>
           <w:lang w:val="es-419" w:eastAsia="es-CO"/>
@@ -7085,7 +7012,7 @@
         <w:pStyle w:val="Prrafodelista"/>
         <w:numPr>
           <w:ilvl w:val="0"/>
-          <w:numId w:val="46"/>
+          <w:numId w:val="48"/>
         </w:numPr>
         <w:rPr>
           <w:lang w:val="es-419" w:eastAsia="es-CO"/>
@@ -7135,6 +7062,9 @@
         <w:gridCol w:w="9962"/>
       </w:tblGrid>
       <w:tr>
+        <w:trPr>
+          <w:tblHeader/>
+        </w:trPr>
         <w:tc>
           <w:tcPr>
             <w:tcW w:w="9962" w:type="dxa"/>
@@ -7496,6 +7426,7 @@
                 <w:b/>
                 <w:bCs/>
               </w:rPr>
+              <w:lastRenderedPageBreak/>
               <w:t>M</w:t>
             </w:r>
             <w:r>
@@ -7522,7 +7453,6 @@
                 <w:b/>
                 <w:bCs/>
               </w:rPr>
-              <w:lastRenderedPageBreak/>
               <w:t>H</w:t>
             </w:r>
             <w:r>
@@ -7602,7 +7532,7 @@
       <w:pPr>
         <w:pStyle w:val="Ttulo1"/>
       </w:pPr>
-      <w:bookmarkStart w:id="13" w:name="_Toc240961209"/>
+      <w:bookmarkStart w:id="13" w:name="_Toc242969921"/>
       <w:r>
         <w:lastRenderedPageBreak/>
         <w:t>Control operativo y monitore</w:t>
@@ -7648,7 +7578,7 @@
       <w:r>
         <w:t xml:space="preserve"> </w:t>
       </w:r>
-      <w:bookmarkStart w:id="14" w:name="_Toc240961210"/>
+      <w:bookmarkStart w:id="14" w:name="_Toc242969922"/>
       <w:r>
         <w:rPr>
           <w:rStyle w:val="Extranjerismo"/>
@@ -7708,6 +7638,7 @@
     </w:p>
     <w:p>
       <w:pPr>
+        <w:ind w:firstLine="708"/>
         <w:rPr>
           <w:b/>
           <w:bCs/>
@@ -7743,6 +7674,11 @@
     </w:p>
     <w:p>
       <w:pPr>
+        <w:pStyle w:val="Prrafodelista"/>
+        <w:numPr>
+          <w:ilvl w:val="0"/>
+          <w:numId w:val="49"/>
+        </w:numPr>
         <w:rPr>
           <w:b/>
           <w:bCs/>
@@ -7760,6 +7696,7 @@
     </w:p>
     <w:p>
       <w:pPr>
+        <w:ind w:left="1416" w:firstLine="1"/>
         <w:rPr>
           <w:lang w:val="es-419" w:eastAsia="es-CO"/>
         </w:rPr>
@@ -7770,7 +7707,6 @@
         </w:rPr>
         <w:t xml:space="preserve">El </w:t>
       </w:r>
-      <w:proofErr w:type="spellStart"/>
       <w:r>
         <w:rPr>
           <w:rStyle w:val="Extranjerismo"/>
@@ -7778,7 +7714,6 @@
         </w:rPr>
         <w:t>dashboard</w:t>
       </w:r>
-      <w:proofErr w:type="spellEnd"/>
       <w:r>
         <w:rPr>
           <w:lang w:val="es-419" w:eastAsia="es-CO"/>
@@ -7788,6 +7723,11 @@
     </w:p>
     <w:p>
       <w:pPr>
+        <w:pStyle w:val="Prrafodelista"/>
+        <w:numPr>
+          <w:ilvl w:val="0"/>
+          <w:numId w:val="49"/>
+        </w:numPr>
         <w:rPr>
           <w:b/>
           <w:bCs/>
@@ -7831,6 +7771,7 @@
     </w:p>
     <w:p>
       <w:pPr>
+        <w:ind w:left="1416" w:firstLine="1"/>
         <w:rPr>
           <w:lang w:val="es-419" w:eastAsia="es-CO"/>
         </w:rPr>
@@ -7844,6 +7785,11 @@
     </w:p>
     <w:p>
       <w:pPr>
+        <w:pStyle w:val="Prrafodelista"/>
+        <w:numPr>
+          <w:ilvl w:val="0"/>
+          <w:numId w:val="49"/>
+        </w:numPr>
         <w:rPr>
           <w:b/>
           <w:bCs/>
@@ -7870,6 +7816,7 @@
     </w:p>
     <w:p>
       <w:pPr>
+        <w:ind w:left="1416" w:firstLine="1"/>
         <w:rPr>
           <w:lang w:val="es-419" w:eastAsia="es-CO"/>
         </w:rPr>
@@ -7896,6 +7843,11 @@
     </w:p>
     <w:p>
       <w:pPr>
+        <w:pStyle w:val="Prrafodelista"/>
+        <w:numPr>
+          <w:ilvl w:val="0"/>
+          <w:numId w:val="49"/>
+        </w:numPr>
         <w:rPr>
           <w:b/>
           <w:bCs/>
@@ -7913,6 +7865,7 @@
     </w:p>
     <w:p>
       <w:pPr>
+        <w:ind w:left="1416" w:firstLine="2"/>
         <w:rPr>
           <w:lang w:val="es-419" w:eastAsia="es-CO"/>
         </w:rPr>
@@ -7939,6 +7892,11 @@
     </w:p>
     <w:p>
       <w:pPr>
+        <w:pStyle w:val="Prrafodelista"/>
+        <w:numPr>
+          <w:ilvl w:val="0"/>
+          <w:numId w:val="49"/>
+        </w:numPr>
         <w:rPr>
           <w:b/>
           <w:bCs/>
@@ -7956,19 +7914,38 @@
     </w:p>
     <w:p>
       <w:pPr>
-        <w:rPr>
-          <w:lang w:val="es-419" w:eastAsia="es-CO"/>
-        </w:rPr>
-      </w:pPr>
-      <w:r>
-        <w:rPr>
-          <w:lang w:val="es-419" w:eastAsia="es-CO"/>
-        </w:rPr>
-        <w:t>El sistema genera notificaciones automáticas sobre situaciones que requieren atención inmediata por parte del personal.</w:t>
-      </w:r>
-    </w:p>
-    <w:p>
-      <w:pPr>
+        <w:ind w:left="708"/>
+        <w:rPr>
+          <w:lang w:val="es-419" w:eastAsia="es-CO"/>
+        </w:rPr>
+      </w:pPr>
+      <w:r>
+        <w:rPr>
+          <w:lang w:val="es-419" w:eastAsia="es-CO"/>
+        </w:rPr>
+        <w:lastRenderedPageBreak/>
+        <w:t>El sistema genera notificaciones automáticas sobre situaciones que r</w:t>
+      </w:r>
+      <w:r>
+        <w:rPr>
+          <w:lang w:val="es-419" w:eastAsia="es-CO"/>
+        </w:rPr>
+        <w:tab/>
+      </w:r>
+      <w:r>
+        <w:rPr>
+          <w:lang w:val="es-419" w:eastAsia="es-CO"/>
+        </w:rPr>
+        <w:t>equieren atención inmediata por parte del personal.</w:t>
+      </w:r>
+    </w:p>
+    <w:p>
+      <w:pPr>
+        <w:pStyle w:val="Prrafodelista"/>
+        <w:numPr>
+          <w:ilvl w:val="0"/>
+          <w:numId w:val="49"/>
+        </w:numPr>
         <w:rPr>
           <w:b/>
           <w:bCs/>
@@ -7981,12 +7958,12 @@
           <w:bCs/>
           <w:lang w:val="es-419" w:eastAsia="es-CO"/>
         </w:rPr>
-        <w:lastRenderedPageBreak/>
         <w:t>Gestión de inventario hotelero</w:t>
       </w:r>
     </w:p>
     <w:p>
       <w:pPr>
+        <w:ind w:left="707"/>
         <w:rPr>
           <w:lang w:val="es-419" w:eastAsia="es-CO"/>
         </w:rPr>
@@ -8000,6 +7977,11 @@
     </w:p>
     <w:p>
       <w:pPr>
+        <w:pStyle w:val="Prrafodelista"/>
+        <w:numPr>
+          <w:ilvl w:val="0"/>
+          <w:numId w:val="49"/>
+        </w:numPr>
         <w:rPr>
           <w:b/>
           <w:bCs/>
@@ -8017,6 +7999,7 @@
     </w:p>
     <w:p>
       <w:pPr>
+        <w:ind w:left="1416" w:firstLine="1"/>
         <w:rPr>
           <w:lang w:val="es-419" w:eastAsia="es-CO"/>
         </w:rPr>
@@ -8032,15 +8015,34 @@
       <w:pPr>
         <w:pStyle w:val="Ttulo2"/>
       </w:pPr>
-      <w:bookmarkStart w:id="15" w:name="_Toc240961211"/>
+      <w:bookmarkStart w:id="15" w:name="_Toc242969923"/>
+      <w:proofErr w:type="spellStart"/>
       <w:r>
         <w:rPr>
           <w:rStyle w:val="Extranjerismo"/>
         </w:rPr>
-        <w:t>Forecasting</w:t>
-      </w:r>
-      <w:r>
-        <w:t xml:space="preserve"> y pronóstico de ocupación</w:t>
+        <w:t>Pronóstico</w:t>
+      </w:r>
+      <w:proofErr w:type="spellEnd"/>
+      <w:r>
+        <w:rPr>
+          <w:rStyle w:val="Extranjerismo"/>
+        </w:rPr>
+        <w:t xml:space="preserve"> de </w:t>
+      </w:r>
+      <w:proofErr w:type="spellStart"/>
+      <w:r>
+        <w:rPr>
+          <w:rStyle w:val="Extranjerismo"/>
+        </w:rPr>
+        <w:t>ocupación</w:t>
+      </w:r>
+      <w:proofErr w:type="spellEnd"/>
+      <w:r>
+        <w:rPr>
+          <w:rStyle w:val="Extranjerismo"/>
+        </w:rPr>
+        <w:t xml:space="preserve"> (forecasting)</w:t>
       </w:r>
       <w:bookmarkEnd w:id="15"/>
     </w:p>
@@ -8054,7 +8056,7 @@
         <w:rPr>
           <w:lang w:val="es-419" w:eastAsia="es-CO"/>
         </w:rPr>
-        <w:t xml:space="preserve">El </w:t>
+        <w:t xml:space="preserve">El pronóstico de ocupación o </w:t>
       </w:r>
       <w:r>
         <w:rPr>
@@ -8067,7 +8069,13 @@
         <w:rPr>
           <w:lang w:val="es-419" w:eastAsia="es-CO"/>
         </w:rPr>
-        <w:t xml:space="preserve"> hotelero consiste en el análisis y proyección de la ocupación futura del establecimiento mediante el uso de datos históricos, reservas confirmadas y tendencias de comportamiento del mercado. Esta herramienta permite anticipar niveles de demanda y apoyar la planeación operativa y comercial del hotel.</w:t>
+        <w:t xml:space="preserve"> hotelero consiste en el análisis y proyección de la ocupación futura del establecimiento mediante el uso de datos históricos, reservas confirmadas y tendencias de comportamiento del mercado. Esta herramienta permite anticipar niveles de demanda y apoyar la planeación operativa y comercial del hotel</w:t>
+      </w:r>
+      <w:r>
+        <w:rPr>
+          <w:lang w:val="es-419" w:eastAsia="es-CO"/>
+        </w:rPr>
+        <w:t>.</w:t>
       </w:r>
     </w:p>
     <w:p>
@@ -8149,6 +8157,7 @@
         <w:rPr>
           <w:lang w:val="es-419" w:eastAsia="es-CO"/>
         </w:rPr>
+        <w:lastRenderedPageBreak/>
         <w:t>Los sistemas PMS facilitan la generación automática de pronósticos de ocupación, permitiendo:</w:t>
       </w:r>
     </w:p>
@@ -8185,7 +8194,6 @@
         <w:rPr>
           <w:lang w:val="es-419" w:eastAsia="es-CO"/>
         </w:rPr>
-        <w:lastRenderedPageBreak/>
         <w:t>Ajustar tarifas.</w:t>
       </w:r>
     </w:p>
@@ -8273,7 +8281,7 @@
       <w:pPr>
         <w:pStyle w:val="Ttulo2"/>
       </w:pPr>
-      <w:bookmarkStart w:id="16" w:name="_Toc240961212"/>
+      <w:bookmarkStart w:id="16" w:name="_Toc242969924"/>
       <w:r>
         <w:t>Reportes operativos y administrativos</w:t>
       </w:r>
@@ -8315,20 +8323,26 @@
         <w:rPr>
           <w:lang w:val="es-419" w:eastAsia="es-CO"/>
         </w:rPr>
-        <w:t>. A través de estos informes, el personal puede conocer las llegadas y salidas programadas, las habitaciones disponibles, los cambios de estado y las novedades que requieren atención inmediata. Por ejemplo, el reporte diario de ocupación permite identificar cuántas habitaciones están disponibles, cuáles se encuentran ocupadas y cuáles requieren limpieza o mantenimiento.</w:t>
-      </w:r>
-    </w:p>
-    <w:p>
-      <w:pPr>
-        <w:rPr>
-          <w:lang w:val="es-419" w:eastAsia="es-CO"/>
-        </w:rPr>
-      </w:pPr>
+        <w:t xml:space="preserve">. A través de estos informes, el personal puede conocer las llegadas y salidas programadas, las habitaciones disponibles, los cambios de estado y </w:t>
+      </w:r>
       <w:r>
         <w:rPr>
           <w:lang w:val="es-419" w:eastAsia="es-CO"/>
         </w:rPr>
         <w:lastRenderedPageBreak/>
+        <w:t>las novedades que requieren atención inmediata. Por ejemplo, el reporte diario de ocupación permite identificar cuántas habitaciones están disponibles, cuáles se encuentran ocupadas y cuáles requieren limpieza o mantenimiento.</w:t>
+      </w:r>
+    </w:p>
+    <w:p>
+      <w:pPr>
+        <w:rPr>
+          <w:lang w:val="es-419" w:eastAsia="es-CO"/>
+        </w:rPr>
+      </w:pPr>
+      <w:r>
+        <w:rPr>
+          <w:lang w:val="es-419" w:eastAsia="es-CO"/>
+        </w:rPr>
         <w:t xml:space="preserve">Por su parte, los reportes administrativos y financieros se enfocan en el análisis de ingresos, producción hotelera y comportamiento comercial del establecimiento. Estos informes permiten evaluar indicadores relacionados con ventas, tarifas promedio, cancelaciones, </w:t>
       </w:r>
       <w:r>
@@ -8424,6 +8438,7 @@
               <w:pStyle w:val="TextoTablas"/>
             </w:pPr>
             <w:r>
+              <w:lastRenderedPageBreak/>
               <w:t>Tipo de reporte</w:t>
             </w:r>
           </w:p>
@@ -8535,7 +8550,6 @@
               <w:pStyle w:val="TextoTablas"/>
             </w:pPr>
             <w:r>
-              <w:lastRenderedPageBreak/>
               <w:t>Llegadas y salidas</w:t>
             </w:r>
           </w:p>
@@ -8854,7 +8868,7 @@
       <w:pPr>
         <w:pStyle w:val="Ttulo2"/>
       </w:pPr>
-      <w:bookmarkStart w:id="17" w:name="_Toc240961213"/>
+      <w:bookmarkStart w:id="17" w:name="_Toc242969925"/>
       <w:r>
         <w:t xml:space="preserve">Control de habitaciones y </w:t>
       </w:r>
@@ -8902,7 +8916,14 @@
         <w:rPr>
           <w:lang w:val="es-419" w:eastAsia="es-CO"/>
         </w:rPr>
-        <w:t xml:space="preserve">En los hoteles modernos, el PMS actualiza en tiempo real el estado operativo de cada habitación, facilitando la comunicación entre áreas y optimizando los tiempos de respuesta. Gracias a esta herramienta, el personal puede identificar cuáles habitaciones están disponibles, ocupadas, pendientes de limpieza, fuera de servicio o en mantenimiento. Esto permite organizar las tareas del personal de </w:t>
+        <w:t xml:space="preserve">En los hoteles modernos, el PMS actualiza en tiempo real el estado operativo de cada habitación, facilitando la comunicación entre áreas y optimizando los tiempos de respuesta. Gracias a esta herramienta, el personal puede identificar cuáles habitaciones están disponibles, ocupadas, pendientes de limpieza, fuera de servicio o en </w:t>
+      </w:r>
+      <w:r>
+        <w:rPr>
+          <w:lang w:val="es-419" w:eastAsia="es-CO"/>
+        </w:rPr>
+        <w:lastRenderedPageBreak/>
+        <w:t xml:space="preserve">mantenimiento. Esto permite organizar las tareas del personal de </w:t>
       </w:r>
       <w:r>
         <w:rPr>
@@ -8929,7 +8950,6 @@
         <w:rPr>
           <w:lang w:val="es-419"/>
         </w:rPr>
-        <w:lastRenderedPageBreak/>
         <w:t>Plano de control de habitaciones en PMS</w:t>
       </w:r>
     </w:p>
@@ -9207,6 +9227,7 @@
               </w:rPr>
             </w:pPr>
             <w:r>
+              <w:lastRenderedPageBreak/>
               <w:t>Ocupada</w:t>
             </w:r>
           </w:p>
@@ -9292,7 +9313,6 @@
               <w:pStyle w:val="TextoTablas"/>
             </w:pPr>
             <w:r>
-              <w:lastRenderedPageBreak/>
               <w:t>En mantenimiento</w:t>
             </w:r>
           </w:p>
@@ -9370,7 +9390,7 @@
       <w:pPr>
         <w:pStyle w:val="Ttulo2"/>
       </w:pPr>
-      <w:bookmarkStart w:id="18" w:name="_Toc240961214"/>
+      <w:bookmarkStart w:id="18" w:name="_Toc242969926"/>
       <w:r>
         <w:t>Alertas operativas y seguimiento en tiempo real</w:t>
       </w:r>
@@ -9434,6 +9454,11 @@
     </w:p>
     <w:p>
       <w:pPr>
+        <w:pStyle w:val="Prrafodelista"/>
+        <w:numPr>
+          <w:ilvl w:val="0"/>
+          <w:numId w:val="50"/>
+        </w:numPr>
         <w:rPr>
           <w:b/>
           <w:bCs/>
@@ -9446,68 +9471,64 @@
           <w:bCs/>
           <w:lang w:val="es-419" w:eastAsia="es-CO"/>
         </w:rPr>
-        <w:t xml:space="preserve">08:15 a. m. </w:t>
-      </w:r>
-      <w:r>
+        <w:t>Evento 1. 08:15 a. m.</w:t>
+      </w:r>
+    </w:p>
+    <w:p>
+      <w:pPr>
+        <w:pStyle w:val="Prrafodelista"/>
+        <w:ind w:left="1068" w:firstLine="0"/>
         <w:rPr>
           <w:b/>
           <w:bCs/>
           <w:lang w:val="es-419" w:eastAsia="es-CO"/>
         </w:rPr>
-        <w:t>-</w:t>
-      </w:r>
+      </w:pPr>
       <w:r>
         <w:rPr>
           <w:b/>
           <w:bCs/>
           <w:lang w:val="es-419" w:eastAsia="es-CO"/>
         </w:rPr>
-        <w:t xml:space="preserve"> Habitación pendiente de limpieza</w:t>
-      </w:r>
-    </w:p>
-    <w:p>
-      <w:pPr>
-        <w:rPr>
-          <w:lang w:val="es-419" w:eastAsia="es-CO"/>
-        </w:rPr>
-      </w:pPr>
-      <w:r>
-        <w:rPr>
-          <w:lang w:val="es-419" w:eastAsia="es-CO"/>
-        </w:rPr>
-        <w:t xml:space="preserve">La habitación 305 presenta más de 30 minutos de retraso en limpieza. El área de </w:t>
-      </w:r>
-      <w:r>
-        <w:rPr>
-          <w:rStyle w:val="Extranjerismo"/>
-          <w:lang w:val="es-419" w:eastAsia="es-CO"/>
-        </w:rPr>
-        <w:t>housekeeping</w:t>
-      </w:r>
-      <w:r>
-        <w:rPr>
-          <w:lang w:val="es-419" w:eastAsia="es-CO"/>
-        </w:rPr>
-        <w:t xml:space="preserve"> recibe la alerta para priorizar la atención y liberar la habitación lo antes posible.</w:t>
-      </w:r>
-    </w:p>
-    <w:p>
-      <w:pPr>
-        <w:spacing w:before="0" w:after="160" w:line="259" w:lineRule="auto"/>
-        <w:ind w:firstLine="0"/>
-        <w:rPr>
-          <w:lang w:val="es-419" w:eastAsia="es-CO"/>
-        </w:rPr>
-      </w:pPr>
-      <w:r>
-        <w:rPr>
-          <w:lang w:val="es-419" w:eastAsia="es-CO"/>
-        </w:rPr>
-        <w:br w:type="page"/>
-      </w:r>
-    </w:p>
-    <w:p>
-      <w:pPr>
+        <w:t>Limpieza pendiente</w:t>
+      </w:r>
+    </w:p>
+    <w:p>
+      <w:pPr>
+        <w:ind w:left="359"/>
+        <w:rPr>
+          <w:lang w:val="es-419" w:eastAsia="es-CO"/>
+        </w:rPr>
+      </w:pPr>
+      <w:r>
+        <w:rPr>
+          <w:lang w:val="es-419" w:eastAsia="es-CO"/>
+        </w:rPr>
+        <w:t>La habitación 305 presenta un retraso de más de 30 minutos en su limpieza.</w:t>
+      </w:r>
+    </w:p>
+    <w:p>
+      <w:pPr>
+        <w:ind w:left="359"/>
+        <w:rPr>
+          <w:lang w:val="es-419" w:eastAsia="es-CO"/>
+        </w:rPr>
+      </w:pPr>
+      <w:r>
+        <w:rPr>
+          <w:lang w:val="es-419" w:eastAsia="es-CO"/>
+        </w:rPr>
+        <w:lastRenderedPageBreak/>
+        <w:t>Responsable: HOUSEKEEPING</w:t>
+      </w:r>
+    </w:p>
+    <w:p>
+      <w:pPr>
+        <w:pStyle w:val="Prrafodelista"/>
+        <w:numPr>
+          <w:ilvl w:val="0"/>
+          <w:numId w:val="50"/>
+        </w:numPr>
         <w:rPr>
           <w:b/>
           <w:bCs/>
@@ -9520,26 +9541,517 @@
           <w:bCs/>
           <w:lang w:val="es-419" w:eastAsia="es-CO"/>
         </w:rPr>
-        <w:lastRenderedPageBreak/>
-        <w:t xml:space="preserve">08:45 a. m. </w:t>
-      </w:r>
-      <w:r>
+        <w:t>Evento 2. 08:45 a. m.</w:t>
+      </w:r>
+    </w:p>
+    <w:p>
+      <w:pPr>
+        <w:ind w:left="359"/>
         <w:rPr>
           <w:b/>
           <w:bCs/>
           <w:lang w:val="es-419" w:eastAsia="es-CO"/>
         </w:rPr>
-        <w:t>-</w:t>
-      </w:r>
+      </w:pPr>
       <w:r>
         <w:rPr>
           <w:b/>
           <w:bCs/>
           <w:lang w:val="es-419" w:eastAsia="es-CO"/>
         </w:rPr>
-        <w:t xml:space="preserve"> </w:t>
-      </w:r>
-      <w:proofErr w:type="spellStart"/>
+        <w:t>Registro de ingreso realizado</w:t>
+      </w:r>
+    </w:p>
+    <w:p>
+      <w:pPr>
+        <w:ind w:left="359"/>
+        <w:rPr>
+          <w:lang w:val="es-419" w:eastAsia="es-CO"/>
+        </w:rPr>
+      </w:pPr>
+      <w:r>
+        <w:rPr>
+          <w:lang w:val="es-419" w:eastAsia="es-CO"/>
+        </w:rPr>
+        <w:t>Se completó el registro de ingreso del huésped de la reserva n.º 12540.</w:t>
+      </w:r>
+    </w:p>
+    <w:p>
+      <w:pPr>
+        <w:ind w:left="359"/>
+        <w:rPr>
+          <w:lang w:val="es-419" w:eastAsia="es-CO"/>
+        </w:rPr>
+      </w:pPr>
+      <w:r>
+        <w:rPr>
+          <w:lang w:val="es-419" w:eastAsia="es-CO"/>
+        </w:rPr>
+        <w:t>Responsable: RECEPCIÓN</w:t>
+      </w:r>
+    </w:p>
+    <w:p>
+      <w:pPr>
+        <w:pStyle w:val="Prrafodelista"/>
+        <w:numPr>
+          <w:ilvl w:val="0"/>
+          <w:numId w:val="50"/>
+        </w:numPr>
+        <w:rPr>
+          <w:b/>
+          <w:bCs/>
+          <w:lang w:val="es-419" w:eastAsia="es-CO"/>
+        </w:rPr>
+      </w:pPr>
+      <w:r>
+        <w:rPr>
+          <w:b/>
+          <w:bCs/>
+          <w:lang w:val="es-419" w:eastAsia="es-CO"/>
+        </w:rPr>
+        <w:t>Evento 3. 09:00 a. m.</w:t>
+      </w:r>
+    </w:p>
+    <w:p>
+      <w:pPr>
+        <w:ind w:left="359"/>
+        <w:rPr>
+          <w:b/>
+          <w:bCs/>
+          <w:lang w:val="es-419" w:eastAsia="es-CO"/>
+        </w:rPr>
+      </w:pPr>
+      <w:r>
+        <w:rPr>
+          <w:b/>
+          <w:bCs/>
+          <w:lang w:val="es-419" w:eastAsia="es-CO"/>
+        </w:rPr>
+        <w:t>Llegada próxima</w:t>
+      </w:r>
+    </w:p>
+    <w:p>
+      <w:pPr>
+        <w:ind w:left="359"/>
+        <w:rPr>
+          <w:lang w:val="es-419" w:eastAsia="es-CO"/>
+        </w:rPr>
+      </w:pPr>
+      <w:r>
+        <w:rPr>
+          <w:lang w:val="es-419" w:eastAsia="es-CO"/>
+        </w:rPr>
+        <w:t>Se prevé la llegada de un huésped en 15 minutos.</w:t>
+      </w:r>
+    </w:p>
+    <w:p>
+      <w:pPr>
+        <w:ind w:left="359"/>
+        <w:rPr>
+          <w:lang w:val="es-419" w:eastAsia="es-CO"/>
+        </w:rPr>
+      </w:pPr>
+      <w:r>
+        <w:rPr>
+          <w:lang w:val="es-419" w:eastAsia="es-CO"/>
+        </w:rPr>
+        <w:t>Reserva n.º 12548, habitación 412.</w:t>
+      </w:r>
+    </w:p>
+    <w:p>
+      <w:pPr>
+        <w:ind w:left="359"/>
+        <w:rPr>
+          <w:lang w:val="es-419" w:eastAsia="es-CO"/>
+        </w:rPr>
+      </w:pPr>
+      <w:r>
+        <w:rPr>
+          <w:lang w:val="es-419" w:eastAsia="es-CO"/>
+        </w:rPr>
+        <w:t>Responsable: RECEPCIÓN</w:t>
+      </w:r>
+    </w:p>
+    <w:p>
+      <w:pPr>
+        <w:pStyle w:val="Prrafodelista"/>
+        <w:numPr>
+          <w:ilvl w:val="0"/>
+          <w:numId w:val="50"/>
+        </w:numPr>
+        <w:rPr>
+          <w:b/>
+          <w:bCs/>
+          <w:lang w:val="es-419" w:eastAsia="es-CO"/>
+        </w:rPr>
+      </w:pPr>
+      <w:r>
+        <w:rPr>
+          <w:b/>
+          <w:bCs/>
+          <w:lang w:val="es-419" w:eastAsia="es-CO"/>
+        </w:rPr>
+        <w:t>Evento 4. 10:20 a. m.</w:t>
+      </w:r>
+    </w:p>
+    <w:p>
+      <w:pPr>
+        <w:ind w:left="359"/>
+        <w:rPr>
+          <w:b/>
+          <w:bCs/>
+          <w:lang w:val="es-419" w:eastAsia="es-CO"/>
+        </w:rPr>
+      </w:pPr>
+      <w:r>
+        <w:rPr>
+          <w:b/>
+          <w:bCs/>
+          <w:lang w:val="es-419" w:eastAsia="es-CO"/>
+        </w:rPr>
+        <w:t>Pago pendiente</w:t>
+      </w:r>
+    </w:p>
+    <w:p>
+      <w:pPr>
+        <w:ind w:left="1068" w:firstLine="0"/>
+        <w:rPr>
+          <w:lang w:val="es-419" w:eastAsia="es-CO"/>
+        </w:rPr>
+      </w:pPr>
+      <w:r>
+        <w:rPr>
+          <w:lang w:val="es-419" w:eastAsia="es-CO"/>
+        </w:rPr>
+        <w:t>La reserva n.º 12490 registra un pago pendiente. Verificar las condiciones de pago y garantía.</w:t>
+      </w:r>
+    </w:p>
+    <w:p>
+      <w:pPr>
+        <w:ind w:left="359"/>
+        <w:rPr>
+          <w:lang w:val="es-419" w:eastAsia="es-CO"/>
+        </w:rPr>
+      </w:pPr>
+      <w:r>
+        <w:rPr>
+          <w:lang w:val="es-419" w:eastAsia="es-CO"/>
+        </w:rPr>
+        <w:t>Responsable: RESERVAS</w:t>
+      </w:r>
+    </w:p>
+    <w:p>
+      <w:pPr>
+        <w:pStyle w:val="Prrafodelista"/>
+        <w:numPr>
+          <w:ilvl w:val="0"/>
+          <w:numId w:val="50"/>
+        </w:numPr>
+        <w:rPr>
+          <w:b/>
+          <w:bCs/>
+          <w:lang w:val="es-419" w:eastAsia="es-CO"/>
+        </w:rPr>
+      </w:pPr>
+      <w:r>
+        <w:rPr>
+          <w:b/>
+          <w:bCs/>
+          <w:lang w:val="es-419" w:eastAsia="es-CO"/>
+        </w:rPr>
+        <w:t>Evento 5. 11:10 a. m.</w:t>
+      </w:r>
+    </w:p>
+    <w:p>
+      <w:pPr>
+        <w:ind w:left="359"/>
+        <w:rPr>
+          <w:b/>
+          <w:bCs/>
+          <w:lang w:val="es-419" w:eastAsia="es-CO"/>
+        </w:rPr>
+      </w:pPr>
+      <w:r>
+        <w:rPr>
+          <w:b/>
+          <w:bCs/>
+          <w:lang w:val="es-419" w:eastAsia="es-CO"/>
+        </w:rPr>
+        <w:t>Habitación en mantenimiento</w:t>
+      </w:r>
+    </w:p>
+    <w:p>
+      <w:pPr>
+        <w:ind w:left="359"/>
+        <w:rPr>
+          <w:lang w:val="es-419" w:eastAsia="es-CO"/>
+        </w:rPr>
+      </w:pPr>
+      <w:r>
+        <w:rPr>
+          <w:lang w:val="es-419" w:eastAsia="es-CO"/>
+        </w:rPr>
+        <w:t>Se reporta una falla en el aire acondicionado de la habitación 502.</w:t>
+      </w:r>
+    </w:p>
+    <w:p>
+      <w:pPr>
+        <w:ind w:left="359"/>
+        <w:rPr>
+          <w:lang w:val="es-419" w:eastAsia="es-CO"/>
+        </w:rPr>
+      </w:pPr>
+      <w:r>
+        <w:rPr>
+          <w:lang w:val="es-419" w:eastAsia="es-CO"/>
+        </w:rPr>
+        <w:lastRenderedPageBreak/>
+        <w:t>Responsable: MANTENIMIENTO</w:t>
+      </w:r>
+    </w:p>
+    <w:p>
+      <w:pPr>
+        <w:pStyle w:val="Prrafodelista"/>
+        <w:numPr>
+          <w:ilvl w:val="0"/>
+          <w:numId w:val="50"/>
+        </w:numPr>
+        <w:rPr>
+          <w:b/>
+          <w:bCs/>
+          <w:lang w:val="es-419" w:eastAsia="es-CO"/>
+        </w:rPr>
+      </w:pPr>
+      <w:r>
+        <w:rPr>
+          <w:b/>
+          <w:bCs/>
+          <w:lang w:val="es-419" w:eastAsia="es-CO"/>
+        </w:rPr>
+        <w:t>Evento 6. 12:30 p. m.</w:t>
+      </w:r>
+    </w:p>
+    <w:p>
+      <w:pPr>
+        <w:ind w:left="349"/>
+        <w:rPr>
+          <w:b/>
+          <w:bCs/>
+          <w:lang w:val="es-419" w:eastAsia="es-CO"/>
+        </w:rPr>
+      </w:pPr>
+      <w:r>
+        <w:rPr>
+          <w:b/>
+          <w:bCs/>
+          <w:lang w:val="es-419" w:eastAsia="es-CO"/>
+        </w:rPr>
+        <w:t>Alta ocupación prevista</w:t>
+      </w:r>
+    </w:p>
+    <w:p>
+      <w:pPr>
+        <w:ind w:left="349"/>
+        <w:rPr>
+          <w:lang w:val="es-419" w:eastAsia="es-CO"/>
+        </w:rPr>
+      </w:pPr>
+      <w:r>
+        <w:rPr>
+          <w:lang w:val="es-419" w:eastAsia="es-CO"/>
+        </w:rPr>
+        <w:t>Se proyecta una ocupación del 95 % para mañana. Verificar disponibilidad.</w:t>
+      </w:r>
+    </w:p>
+    <w:p>
+      <w:pPr>
+        <w:ind w:left="349"/>
+        <w:rPr>
+          <w:lang w:val="es-419" w:eastAsia="es-CO"/>
+        </w:rPr>
+      </w:pPr>
+      <w:r>
+        <w:rPr>
+          <w:lang w:val="es-419" w:eastAsia="es-CO"/>
+        </w:rPr>
+        <w:t>Responsable: GERENCIA</w:t>
+      </w:r>
+    </w:p>
+    <w:p>
+      <w:pPr>
+        <w:pStyle w:val="Prrafodelista"/>
+        <w:numPr>
+          <w:ilvl w:val="0"/>
+          <w:numId w:val="50"/>
+        </w:numPr>
+        <w:rPr>
+          <w:b/>
+          <w:bCs/>
+          <w:lang w:val="es-419" w:eastAsia="es-CO"/>
+        </w:rPr>
+      </w:pPr>
+      <w:r>
+        <w:rPr>
+          <w:b/>
+          <w:bCs/>
+          <w:lang w:val="es-419" w:eastAsia="es-CO"/>
+        </w:rPr>
+        <w:t>Evento 7. 01:05 p. m.</w:t>
+      </w:r>
+    </w:p>
+    <w:p>
+      <w:pPr>
+        <w:ind w:left="359"/>
+        <w:rPr>
+          <w:b/>
+          <w:bCs/>
+          <w:lang w:val="es-419" w:eastAsia="es-CO"/>
+        </w:rPr>
+      </w:pPr>
+      <w:r>
+        <w:rPr>
+          <w:b/>
+          <w:bCs/>
+          <w:lang w:val="es-419" w:eastAsia="es-CO"/>
+        </w:rPr>
+        <w:t>Habitación lista</w:t>
+      </w:r>
+    </w:p>
+    <w:p>
+      <w:pPr>
+        <w:ind w:left="1068" w:firstLine="0"/>
+        <w:rPr>
+          <w:lang w:val="es-419" w:eastAsia="es-CO"/>
+        </w:rPr>
+      </w:pPr>
+      <w:r>
+        <w:rPr>
+          <w:lang w:val="es-419" w:eastAsia="es-CO"/>
+        </w:rPr>
+        <w:t>Finalizó la limpieza de la habitación 305. Se encuentra disponible para asignación.</w:t>
+      </w:r>
+    </w:p>
+    <w:p>
+      <w:pPr>
+        <w:ind w:left="359"/>
+        <w:rPr>
+          <w:lang w:val="es-419" w:eastAsia="es-CO"/>
+        </w:rPr>
+      </w:pPr>
+      <w:r>
+        <w:rPr>
+          <w:lang w:val="es-419" w:eastAsia="es-CO"/>
+        </w:rPr>
+        <w:t xml:space="preserve">Responsable: HOUSEKEEPING </w:t>
+      </w:r>
+    </w:p>
+    <w:p>
+      <w:pPr>
+        <w:pStyle w:val="Prrafodelista"/>
+        <w:numPr>
+          <w:ilvl w:val="0"/>
+          <w:numId w:val="50"/>
+        </w:numPr>
+        <w:rPr>
+          <w:b/>
+          <w:bCs/>
+          <w:lang w:val="es-419" w:eastAsia="es-CO"/>
+        </w:rPr>
+      </w:pPr>
+      <w:r>
+        <w:rPr>
+          <w:b/>
+          <w:bCs/>
+          <w:lang w:val="es-419" w:eastAsia="es-CO"/>
+        </w:rPr>
+        <w:t>Evento 8. 03:15 p. m.</w:t>
+      </w:r>
+    </w:p>
+    <w:p>
+      <w:pPr>
+        <w:ind w:left="359"/>
+        <w:rPr>
+          <w:b/>
+          <w:bCs/>
+          <w:lang w:val="es-419" w:eastAsia="es-CO"/>
+        </w:rPr>
+      </w:pPr>
+      <w:r>
+        <w:rPr>
+          <w:b/>
+          <w:bCs/>
+          <w:lang w:val="es-419" w:eastAsia="es-CO"/>
+        </w:rPr>
+        <w:t>Mantenimiento programado</w:t>
+      </w:r>
+    </w:p>
+    <w:p>
+      <w:pPr>
+        <w:ind w:left="359"/>
+        <w:rPr>
+          <w:lang w:val="es-419" w:eastAsia="es-CO"/>
+        </w:rPr>
+      </w:pPr>
+      <w:r>
+        <w:rPr>
+          <w:lang w:val="es-419" w:eastAsia="es-CO"/>
+        </w:rPr>
+        <w:t>La habitación 208 estará fuera de servicio por mantenimiento.</w:t>
+      </w:r>
+    </w:p>
+    <w:p>
+      <w:pPr>
+        <w:ind w:left="359"/>
+        <w:rPr>
+          <w:lang w:val="es-419" w:eastAsia="es-CO"/>
+        </w:rPr>
+      </w:pPr>
+      <w:r>
+        <w:rPr>
+          <w:lang w:val="es-419" w:eastAsia="es-CO"/>
+        </w:rPr>
+        <w:t>Responsable: MANTENIMIENTO</w:t>
+      </w:r>
+    </w:p>
+    <w:p>
+      <w:pPr>
+        <w:pStyle w:val="Prrafodelista"/>
+        <w:numPr>
+          <w:ilvl w:val="0"/>
+          <w:numId w:val="50"/>
+        </w:numPr>
+        <w:rPr>
+          <w:b/>
+          <w:bCs/>
+          <w:lang w:val="es-419" w:eastAsia="es-CO"/>
+        </w:rPr>
+      </w:pPr>
+      <w:r>
+        <w:rPr>
+          <w:b/>
+          <w:bCs/>
+          <w:lang w:val="es-419" w:eastAsia="es-CO"/>
+        </w:rPr>
+        <w:t>Evento 9. 04:10 p. m.</w:t>
+      </w:r>
+    </w:p>
+    <w:p>
+      <w:pPr>
+        <w:ind w:left="359"/>
+        <w:rPr>
+          <w:b/>
+          <w:bCs/>
+          <w:lang w:val="es-419" w:eastAsia="es-CO"/>
+        </w:rPr>
+      </w:pPr>
+      <w:r>
+        <w:rPr>
+          <w:b/>
+          <w:bCs/>
+          <w:lang w:val="es-419" w:eastAsia="es-CO"/>
+        </w:rPr>
+        <w:t>No presentación (</w:t>
+      </w:r>
       <w:r>
         <w:rPr>
           <w:rStyle w:val="Extranjerismo"/>
@@ -9547,430 +10059,69 @@
           <w:bCs/>
           <w:lang w:val="es-419" w:eastAsia="es-CO"/>
         </w:rPr>
-        <w:t>Check</w:t>
-      </w:r>
-      <w:proofErr w:type="spellEnd"/>
-      <w:r>
-        <w:rPr>
-          <w:rStyle w:val="Extranjerismo"/>
+        <w:t>no-show</w:t>
+      </w:r>
+      <w:r>
+        <w:rPr>
           <w:b/>
           <w:bCs/>
           <w:lang w:val="es-419" w:eastAsia="es-CO"/>
         </w:rPr>
-        <w:t>-in</w:t>
-      </w:r>
-      <w:r>
-        <w:rPr>
-          <w:b/>
-          <w:bCs/>
-          <w:lang w:val="es-419" w:eastAsia="es-CO"/>
-        </w:rPr>
-        <w:t xml:space="preserve"> realizado</w:t>
-      </w:r>
-    </w:p>
-    <w:p>
-      <w:pPr>
-        <w:rPr>
-          <w:lang w:val="es-419" w:eastAsia="es-CO"/>
-        </w:rPr>
-      </w:pPr>
-      <w:r>
-        <w:rPr>
-          <w:lang w:val="es-419" w:eastAsia="es-CO"/>
-        </w:rPr>
-        <w:t xml:space="preserve">El huésped de la reserva número 12540 realizó correctamente el proceso de </w:t>
+        <w:t>)</w:t>
+      </w:r>
+    </w:p>
+    <w:p>
+      <w:pPr>
+        <w:ind w:left="1068" w:firstLine="0"/>
+        <w:rPr>
+          <w:lang w:val="es-419" w:eastAsia="es-CO"/>
+        </w:rPr>
+      </w:pPr>
+      <w:r>
+        <w:rPr>
+          <w:lang w:val="es-419" w:eastAsia="es-CO"/>
+        </w:rPr>
+        <w:t>El huésped de la reserva n.º 12470 no se presentó dentro del plazo establecido.</w:t>
+      </w:r>
+    </w:p>
+    <w:p>
+      <w:pPr>
+        <w:ind w:left="359"/>
+        <w:rPr>
+          <w:lang w:val="es-419" w:eastAsia="es-CO"/>
+        </w:rPr>
+      </w:pPr>
+      <w:r>
+        <w:rPr>
+          <w:lang w:val="es-419" w:eastAsia="es-CO"/>
+        </w:rPr>
+        <w:lastRenderedPageBreak/>
+        <w:t>Responsable: RESERVAS</w:t>
+      </w:r>
+      <w:r>
+        <w:rPr>
+          <w:lang w:val="es-419" w:eastAsia="es-CO"/>
+        </w:rPr>
+        <w:t>.</w:t>
+      </w:r>
+    </w:p>
+    <w:p>
+      <w:pPr>
+        <w:rPr>
+          <w:lang w:val="es-419" w:eastAsia="es-CO"/>
+        </w:rPr>
+      </w:pPr>
+      <w:r>
+        <w:rPr>
+          <w:lang w:val="es-419" w:eastAsia="es-CO"/>
+        </w:rPr>
+        <w:t xml:space="preserve">El seguimiento en tiempo real también permite visualizar cambios operativos de manera inmediata. Por ejemplo, cuando </w:t>
       </w:r>
       <w:r>
         <w:rPr>
           <w:rStyle w:val="Extranjerismo"/>
           <w:lang w:val="es-419" w:eastAsia="es-CO"/>
         </w:rPr>
-        <w:t>check-in</w:t>
-      </w:r>
-      <w:r>
-        <w:rPr>
-          <w:lang w:val="es-419" w:eastAsia="es-CO"/>
-        </w:rPr>
-        <w:t>. La información queda actualizada en recepción y el sistema registra la habitación como ocupada.</w:t>
-      </w:r>
-    </w:p>
-    <w:p>
-      <w:pPr>
-        <w:rPr>
-          <w:b/>
-          <w:bCs/>
-          <w:lang w:val="es-419" w:eastAsia="es-CO"/>
-        </w:rPr>
-      </w:pPr>
-      <w:r>
-        <w:rPr>
-          <w:b/>
-          <w:bCs/>
-          <w:lang w:val="es-419" w:eastAsia="es-CO"/>
-        </w:rPr>
-        <w:t xml:space="preserve">09:00 a. m. </w:t>
-      </w:r>
-      <w:r>
-        <w:rPr>
-          <w:b/>
-          <w:bCs/>
-          <w:lang w:val="es-419" w:eastAsia="es-CO"/>
-        </w:rPr>
-        <w:t>-</w:t>
-      </w:r>
-      <w:r>
-        <w:rPr>
-          <w:b/>
-          <w:bCs/>
-          <w:lang w:val="es-419" w:eastAsia="es-CO"/>
-        </w:rPr>
-        <w:t xml:space="preserve"> </w:t>
-      </w:r>
-      <w:proofErr w:type="spellStart"/>
-      <w:r>
-        <w:rPr>
-          <w:rStyle w:val="Extranjerismo"/>
-          <w:b/>
-          <w:bCs/>
-          <w:lang w:val="es-419" w:eastAsia="es-CO"/>
-        </w:rPr>
-        <w:t>Check</w:t>
-      </w:r>
-      <w:proofErr w:type="spellEnd"/>
-      <w:r>
-        <w:rPr>
-          <w:rStyle w:val="Extranjerismo"/>
-          <w:b/>
-          <w:bCs/>
-          <w:lang w:val="es-419" w:eastAsia="es-CO"/>
-        </w:rPr>
-        <w:t>-in</w:t>
-      </w:r>
-      <w:r>
-        <w:rPr>
-          <w:b/>
-          <w:bCs/>
-          <w:lang w:val="es-419" w:eastAsia="es-CO"/>
-        </w:rPr>
-        <w:t xml:space="preserve"> próximo</w:t>
-      </w:r>
-    </w:p>
-    <w:p>
-      <w:pPr>
-        <w:rPr>
-          <w:lang w:val="es-419" w:eastAsia="es-CO"/>
-        </w:rPr>
-      </w:pPr>
-      <w:r>
-        <w:rPr>
-          <w:lang w:val="es-419" w:eastAsia="es-CO"/>
-        </w:rPr>
-        <w:t>El sistema informa la llegada programada de un huésped en los próximos 15 minutos para la reserva 12548 en la habitación 412. Recepción prepara el ingreso y verifica disponibilidad.</w:t>
-      </w:r>
-    </w:p>
-    <w:p>
-      <w:pPr>
-        <w:rPr>
-          <w:b/>
-          <w:bCs/>
-          <w:lang w:val="es-419" w:eastAsia="es-CO"/>
-        </w:rPr>
-      </w:pPr>
-      <w:r>
-        <w:rPr>
-          <w:b/>
-          <w:bCs/>
-          <w:lang w:val="es-419" w:eastAsia="es-CO"/>
-        </w:rPr>
-        <w:t>10:20 a. m. - Pago pendiente</w:t>
-      </w:r>
-    </w:p>
-    <w:p>
-      <w:pPr>
-        <w:rPr>
-          <w:lang w:val="es-419" w:eastAsia="es-CO"/>
-        </w:rPr>
-      </w:pPr>
-      <w:r>
-        <w:rPr>
-          <w:lang w:val="es-419" w:eastAsia="es-CO"/>
-        </w:rPr>
-        <w:t>La reserva número 12490 presenta un pago pendiente de confirmación. El área de reservas debe validar la garantía y verificar el estado del cobro antes del ingreso del huésped.</w:t>
-      </w:r>
-    </w:p>
-    <w:p>
-      <w:pPr>
-        <w:rPr>
-          <w:b/>
-          <w:bCs/>
-          <w:lang w:val="es-419" w:eastAsia="es-CO"/>
-        </w:rPr>
-      </w:pPr>
-      <w:r>
-        <w:rPr>
-          <w:b/>
-          <w:bCs/>
-          <w:lang w:val="es-419" w:eastAsia="es-CO"/>
-        </w:rPr>
-        <w:t>11:10 a. m. - Habitación en mantenimiento</w:t>
-      </w:r>
-    </w:p>
-    <w:p>
-      <w:pPr>
-        <w:rPr>
-          <w:lang w:val="es-419" w:eastAsia="es-CO"/>
-        </w:rPr>
-      </w:pPr>
-      <w:r>
-        <w:rPr>
-          <w:lang w:val="es-419" w:eastAsia="es-CO"/>
-        </w:rPr>
-        <w:t>La habitación 502 reporta daños en el sistema de aire acondicionado. El PMS registra la novedad y cambia temporalmente el estado de la habitación a mantenimiento.</w:t>
-      </w:r>
-    </w:p>
-    <w:p>
-      <w:pPr>
-        <w:rPr>
-          <w:b/>
-          <w:bCs/>
-          <w:lang w:val="es-419" w:eastAsia="es-CO"/>
-        </w:rPr>
-      </w:pPr>
-      <w:r>
-        <w:rPr>
-          <w:b/>
-          <w:bCs/>
-          <w:lang w:val="es-419" w:eastAsia="es-CO"/>
-        </w:rPr>
-        <w:t>12:30 p. m. - Sobreocupación prevista</w:t>
-      </w:r>
-    </w:p>
-    <w:p>
-      <w:pPr>
-        <w:rPr>
-          <w:lang w:val="es-419" w:eastAsia="es-CO"/>
-        </w:rPr>
-      </w:pPr>
-      <w:r>
-        <w:rPr>
-          <w:lang w:val="es-419" w:eastAsia="es-CO"/>
-        </w:rPr>
-        <w:t>El sistema proyecta una ocupación del 95 % para el día siguiente. La gerencia recibe una alerta preventiva para controlar disponibilidad y evitar sobreventas.</w:t>
-      </w:r>
-    </w:p>
-    <w:p>
-      <w:pPr>
-        <w:rPr>
-          <w:lang w:val="es-419" w:eastAsia="es-CO"/>
-        </w:rPr>
-      </w:pPr>
-    </w:p>
-    <w:p>
-      <w:pPr>
-        <w:rPr>
-          <w:b/>
-          <w:bCs/>
-          <w:lang w:val="es-419" w:eastAsia="es-CO"/>
-        </w:rPr>
-      </w:pPr>
-      <w:r>
-        <w:rPr>
-          <w:b/>
-          <w:bCs/>
-          <w:lang w:val="es-419" w:eastAsia="es-CO"/>
-        </w:rPr>
-        <w:lastRenderedPageBreak/>
-        <w:t xml:space="preserve">01:05 p. m. </w:t>
-      </w:r>
-      <w:r>
-        <w:rPr>
-          <w:b/>
-          <w:bCs/>
-          <w:lang w:val="es-419" w:eastAsia="es-CO"/>
-        </w:rPr>
-        <w:t>-</w:t>
-      </w:r>
-      <w:r>
-        <w:rPr>
-          <w:b/>
-          <w:bCs/>
-          <w:lang w:val="es-419" w:eastAsia="es-CO"/>
-        </w:rPr>
-        <w:t xml:space="preserve"> Habitación lista</w:t>
-      </w:r>
-    </w:p>
-    <w:p>
-      <w:pPr>
-        <w:rPr>
-          <w:rStyle w:val="Extranjerismo"/>
-          <w:lang w:val="es-419" w:eastAsia="es-CO"/>
-        </w:rPr>
-      </w:pPr>
-      <w:r>
-        <w:rPr>
-          <w:rStyle w:val="Extranjerismo"/>
-          <w:lang w:val="es-419" w:eastAsia="es-CO"/>
-        </w:rPr>
-        <w:t>Housekeeping</w:t>
-      </w:r>
-      <w:r>
-        <w:rPr>
-          <w:lang w:val="es-419" w:eastAsia="es-CO"/>
-        </w:rPr>
-        <w:t xml:space="preserve"> actualiza la habitación 305 como limpia y disponible para nuevas reservas o asignaciones de </w:t>
-      </w:r>
-      <w:r>
-        <w:rPr>
-          <w:rStyle w:val="Extranjerismo"/>
-          <w:lang w:val="es-419" w:eastAsia="es-CO"/>
-        </w:rPr>
-        <w:t>check-in.</w:t>
-      </w:r>
-    </w:p>
-    <w:p>
-      <w:pPr>
-        <w:rPr>
-          <w:b/>
-          <w:bCs/>
-          <w:lang w:val="es-419" w:eastAsia="es-CO"/>
-        </w:rPr>
-      </w:pPr>
-      <w:r>
-        <w:rPr>
-          <w:b/>
-          <w:bCs/>
-          <w:lang w:val="es-419" w:eastAsia="es-CO"/>
-        </w:rPr>
-        <w:t xml:space="preserve">03:15 p. m. </w:t>
-      </w:r>
-      <w:r>
-        <w:rPr>
-          <w:b/>
-          <w:bCs/>
-          <w:lang w:val="es-419" w:eastAsia="es-CO"/>
-        </w:rPr>
-        <w:t>-</w:t>
-      </w:r>
-      <w:r>
-        <w:rPr>
-          <w:b/>
-          <w:bCs/>
-          <w:lang w:val="es-419" w:eastAsia="es-CO"/>
-        </w:rPr>
-        <w:t xml:space="preserve"> Mantenimiento programado</w:t>
-      </w:r>
-    </w:p>
-    <w:p>
-      <w:pPr>
-        <w:rPr>
-          <w:lang w:val="es-419" w:eastAsia="es-CO"/>
-        </w:rPr>
-      </w:pPr>
-      <w:r>
-        <w:rPr>
-          <w:lang w:val="es-419" w:eastAsia="es-CO"/>
-        </w:rPr>
-        <w:t>La habitación 208 se encuentra temporalmente fuera de servicio por mantenimiento programado. El sistema restringe su venta hasta finalizar la intervención técnica.</w:t>
-      </w:r>
-    </w:p>
-    <w:p>
-      <w:pPr>
-        <w:rPr>
-          <w:b/>
-          <w:bCs/>
-          <w:lang w:val="es-419" w:eastAsia="es-CO"/>
-        </w:rPr>
-      </w:pPr>
-      <w:r>
-        <w:rPr>
-          <w:b/>
-          <w:bCs/>
-          <w:lang w:val="es-419" w:eastAsia="es-CO"/>
-        </w:rPr>
-        <w:t xml:space="preserve">04:10 p. m. </w:t>
-      </w:r>
-      <w:r>
-        <w:rPr>
-          <w:b/>
-          <w:bCs/>
-          <w:lang w:val="es-419" w:eastAsia="es-CO"/>
-        </w:rPr>
-        <w:t>-</w:t>
-      </w:r>
-      <w:r>
-        <w:rPr>
-          <w:b/>
-          <w:bCs/>
-          <w:lang w:val="es-419" w:eastAsia="es-CO"/>
-        </w:rPr>
-        <w:t xml:space="preserve"> </w:t>
-      </w:r>
-      <w:r>
-        <w:rPr>
-          <w:rStyle w:val="Extranjerismo"/>
-          <w:b/>
-          <w:bCs/>
-          <w:lang w:val="es-419" w:eastAsia="es-CO"/>
-        </w:rPr>
-        <w:t>No show</w:t>
-      </w:r>
-    </w:p>
-    <w:p>
-      <w:pPr>
-        <w:rPr>
-          <w:lang w:val="es-419" w:eastAsia="es-CO"/>
-        </w:rPr>
-      </w:pPr>
-      <w:r>
-        <w:rPr>
-          <w:lang w:val="es-419" w:eastAsia="es-CO"/>
-        </w:rPr>
-        <w:t xml:space="preserve">El huésped de la reserva número 12470 no se presentó al </w:t>
-      </w:r>
-      <w:r>
-        <w:rPr>
-          <w:rStyle w:val="Extranjerismo"/>
-          <w:lang w:val="es-419" w:eastAsia="es-CO"/>
-        </w:rPr>
-        <w:t>check-in</w:t>
-      </w:r>
-      <w:r>
-        <w:rPr>
-          <w:lang w:val="es-419" w:eastAsia="es-CO"/>
-        </w:rPr>
-        <w:t xml:space="preserve"> ni realizó cancelación previa. El PMS registra automáticamente el caso como </w:t>
-      </w:r>
-      <w:r>
-        <w:rPr>
-          <w:rStyle w:val="Extranjerismo"/>
-          <w:lang w:val="es-419" w:eastAsia="es-CO"/>
-        </w:rPr>
-        <w:t>no show</w:t>
-      </w:r>
-      <w:r>
-        <w:rPr>
-          <w:lang w:val="es-419" w:eastAsia="es-CO"/>
-        </w:rPr>
-        <w:t xml:space="preserve"> y actualiza la disponibilidad.</w:t>
-      </w:r>
-    </w:p>
-    <w:p>
-      <w:pPr>
-        <w:rPr>
-          <w:lang w:val="es-419" w:eastAsia="es-CO"/>
-        </w:rPr>
-      </w:pPr>
-      <w:r>
-        <w:rPr>
-          <w:lang w:val="es-419" w:eastAsia="es-CO"/>
-        </w:rPr>
-        <w:t xml:space="preserve">El seguimiento en tiempo real también permite visualizar cambios operativos de manera inmediata. Por ejemplo, cuando </w:t>
-      </w:r>
-      <w:r>
-        <w:rPr>
-          <w:rStyle w:val="Extranjerismo"/>
-          <w:lang w:val="es-419" w:eastAsia="es-CO"/>
-        </w:rPr>
         <w:t>housekeeping</w:t>
       </w:r>
       <w:r>
@@ -10004,7 +10155,6 @@
         <w:rPr>
           <w:lang w:val="es-419" w:eastAsia="es-CO"/>
         </w:rPr>
-        <w:lastRenderedPageBreak/>
         <w:t>Alertas más comunes en un PMS</w:t>
       </w:r>
     </w:p>
@@ -10360,7 +10510,14 @@
         <w:rPr>
           <w:lang w:val="es-419" w:eastAsia="es-CO"/>
         </w:rPr>
-        <w:t xml:space="preserve">, reportes, </w:t>
+        <w:t xml:space="preserve">, </w:t>
+      </w:r>
+      <w:r>
+        <w:rPr>
+          <w:lang w:val="es-419" w:eastAsia="es-CO"/>
+        </w:rPr>
+        <w:lastRenderedPageBreak/>
+        <w:t xml:space="preserve">reportes, </w:t>
       </w:r>
       <w:r>
         <w:rPr>
@@ -10395,7 +10552,7 @@
       <w:pPr>
         <w:pStyle w:val="Ttulo1"/>
       </w:pPr>
-      <w:bookmarkStart w:id="19" w:name="_Toc240961215"/>
+      <w:bookmarkStart w:id="19" w:name="_Toc242969927"/>
       <w:r>
         <w:lastRenderedPageBreak/>
         <w:t>Integración tecnológica y distribución digital</w:t>
@@ -10457,7 +10614,7 @@
       <w:pPr>
         <w:pStyle w:val="Ttulo2"/>
       </w:pPr>
-      <w:bookmarkStart w:id="20" w:name="_Toc240961216"/>
+      <w:bookmarkStart w:id="20" w:name="_Toc242969928"/>
       <w:r>
         <w:t>OTA y motores de reserva</w:t>
       </w:r>
@@ -10896,27 +11053,22 @@
         <w:t>Lo invitamos a consultar el siguiente blog para ampliar sus conocimientos sobre las agencias de viaje en línea (OTA), cómo funcionan, cuáles son sus principales ventajas y algunos ejemplos:</w:t>
       </w:r>
       <w:r>
-        <w:rPr>
-          <w:lang w:val="es-419" w:eastAsia="es-CO"/>
-        </w:rPr>
         <w:t xml:space="preserve"> </w:t>
       </w:r>
       <w:hyperlink r:id="rId19" w:history="1">
         <w:r>
           <w:rPr>
             <w:rStyle w:val="Hipervnculo"/>
-            <w:b/>
-            <w:bCs/>
             <w:lang w:val="es-419" w:eastAsia="es-CO"/>
           </w:rPr>
-          <w:t>Enlace</w:t>
+          <w:t>https://stays.net/blog/es/que-son-las-otas-y-cuales-son-las-principales/</w:t>
         </w:r>
       </w:hyperlink>
       <w:r>
         <w:rPr>
           <w:lang w:val="es-419" w:eastAsia="es-CO"/>
         </w:rPr>
-        <w:t xml:space="preserve"> </w:t>
+        <w:tab/>
       </w:r>
     </w:p>
     <w:p>
@@ -10926,7 +11078,7 @@
           <w:rStyle w:val="Extranjerismo"/>
         </w:rPr>
       </w:pPr>
-      <w:bookmarkStart w:id="21" w:name="_Toc240961217"/>
+      <w:bookmarkStart w:id="21" w:name="_Toc242969929"/>
       <w:r>
         <w:rPr>
           <w:rStyle w:val="Extranjerismo"/>
@@ -11012,7 +11164,6 @@
         <w:rPr>
           <w:lang w:val="es-419"/>
         </w:rPr>
-        <w:lastRenderedPageBreak/>
         <w:t xml:space="preserve">PMS conectado a OTA mediante </w:t>
       </w:r>
       <w:r>
@@ -11198,6 +11349,7 @@
         <w:rPr>
           <w:lang w:val="es-419" w:eastAsia="es-CO"/>
         </w:rPr>
+        <w:lastRenderedPageBreak/>
         <w:t xml:space="preserve">Para profundizar en los beneficios que representa trabajar con canales o </w:t>
       </w:r>
       <w:r>
@@ -11217,18 +11369,13 @@
         <w:r>
           <w:rPr>
             <w:rStyle w:val="Hipervnculo"/>
-            <w:b/>
-            <w:bCs/>
             <w:lang w:val="es-419" w:eastAsia="es-CO"/>
           </w:rPr>
-          <w:t>Enlace</w:t>
+          <w:t>https://www.youtube.com/watch?v=d9PWJaiaxjU</w:t>
         </w:r>
       </w:hyperlink>
       <w:r>
         <w:rPr>
-          <w:b/>
-          <w:bCs/>
-          <w:u w:val="single"/>
           <w:lang w:val="es-419" w:eastAsia="es-CO"/>
         </w:rPr>
         <w:t xml:space="preserve"> </w:t>
@@ -11238,97 +11385,97 @@
       <w:pPr>
         <w:pStyle w:val="Ttulo2"/>
       </w:pPr>
-      <w:bookmarkStart w:id="22" w:name="_Toc240961218"/>
+      <w:bookmarkStart w:id="22" w:name="_Toc242969930"/>
+      <w:r>
+        <w:t>Integración entre departamentos hoteleros</w:t>
+      </w:r>
+      <w:bookmarkEnd w:id="22"/>
+    </w:p>
+    <w:p>
+      <w:pPr>
+        <w:rPr>
+          <w:lang w:val="es-419" w:eastAsia="es-CO"/>
+        </w:rPr>
+      </w:pPr>
+      <w:r>
+        <w:rPr>
+          <w:lang w:val="es-419" w:eastAsia="es-CO"/>
+        </w:rPr>
+        <w:t xml:space="preserve">Uno de los principales aportes de los sistemas tecnológicos en hotelería es la integración de información entre los diferentes departamentos del establecimiento. Gracias al PMS, áreas como recepción, reservas, </w:t>
+      </w:r>
+      <w:r>
+        <w:rPr>
+          <w:rStyle w:val="Extranjerismo"/>
+          <w:lang w:val="es-419" w:eastAsia="es-CO"/>
+        </w:rPr>
+        <w:t>housekeeping</w:t>
+      </w:r>
+      <w:r>
+        <w:rPr>
+          <w:lang w:val="es-419" w:eastAsia="es-CO"/>
+        </w:rPr>
+        <w:t>, mantenimiento y facturación pueden compartir datos en tiempo real y coordinar sus actividades de manera más eficiente.</w:t>
+      </w:r>
+    </w:p>
+    <w:p>
+      <w:pPr>
+        <w:rPr>
+          <w:lang w:val="es-419" w:eastAsia="es-CO"/>
+        </w:rPr>
+      </w:pPr>
+      <w:r>
+        <w:rPr>
+          <w:lang w:val="es-419" w:eastAsia="es-CO"/>
+        </w:rPr>
+        <w:t xml:space="preserve">La integración tecnológica facilita que las actualizaciones realizadas por un departamento se reflejen inmediatamente en todo el sistema. Por ejemplo, cuando </w:t>
+      </w:r>
+      <w:r>
+        <w:rPr>
+          <w:rStyle w:val="Extranjerismo"/>
+          <w:lang w:val="es-419" w:eastAsia="es-CO"/>
+        </w:rPr>
+        <w:t>housekeeping</w:t>
+      </w:r>
+      <w:r>
+        <w:rPr>
+          <w:lang w:val="es-419" w:eastAsia="es-CO"/>
+        </w:rPr>
+        <w:t xml:space="preserve"> cambia el estado de una habitación a “vacía limpia”, recepción puede visualizar automáticamente la disponibilidad y asignarla a una nueva reserva.</w:t>
+      </w:r>
+    </w:p>
+    <w:p>
+      <w:pPr>
+        <w:rPr>
+          <w:lang w:val="es-419" w:eastAsia="es-CO"/>
+        </w:rPr>
+      </w:pPr>
+      <w:r>
+        <w:rPr>
+          <w:lang w:val="es-419" w:eastAsia="es-CO"/>
+        </w:rPr>
+        <w:t>Esta conectividad mejora la comunicación interna, reduce tiempos de respuesta y optimiza la experiencia del huésped. Además, permite disminuir errores operativos relacionados con duplicidad de información o falta de coordinación entre áreas.</w:t>
+      </w:r>
+    </w:p>
+    <w:p>
+      <w:pPr>
+        <w:rPr>
+          <w:lang w:val="es-419" w:eastAsia="es-CO"/>
+        </w:rPr>
+      </w:pPr>
+      <w:r>
+        <w:rPr>
+          <w:lang w:val="es-419" w:eastAsia="es-CO"/>
+        </w:rPr>
+        <w:t>La integración también favorece el seguimiento de solicitudes especiales, mantenimiento preventivo, pagos pendientes y control de ocupación, fortaleciendo la eficiencia administrativa y operativa del hotel.</w:t>
+      </w:r>
+    </w:p>
+    <w:p>
+      <w:pPr>
+        <w:pStyle w:val="Ttulo2"/>
+      </w:pPr>
+      <w:bookmarkStart w:id="23" w:name="_Toc242969931"/>
       <w:r>
         <w:lastRenderedPageBreak/>
-        <w:t>Integración entre departamentos hoteleros</w:t>
-      </w:r>
-      <w:bookmarkEnd w:id="22"/>
-    </w:p>
-    <w:p>
-      <w:pPr>
-        <w:rPr>
-          <w:lang w:val="es-419" w:eastAsia="es-CO"/>
-        </w:rPr>
-      </w:pPr>
-      <w:r>
-        <w:rPr>
-          <w:lang w:val="es-419" w:eastAsia="es-CO"/>
-        </w:rPr>
-        <w:t xml:space="preserve">Uno de los principales aportes de los sistemas tecnológicos en hotelería es la integración de información entre los diferentes departamentos del establecimiento. Gracias al PMS, áreas como recepción, reservas, </w:t>
-      </w:r>
-      <w:r>
-        <w:rPr>
-          <w:rStyle w:val="Extranjerismo"/>
-          <w:lang w:val="es-419" w:eastAsia="es-CO"/>
-        </w:rPr>
-        <w:t>housekeeping</w:t>
-      </w:r>
-      <w:r>
-        <w:rPr>
-          <w:lang w:val="es-419" w:eastAsia="es-CO"/>
-        </w:rPr>
-        <w:t>, mantenimiento y facturación pueden compartir datos en tiempo real y coordinar sus actividades de manera más eficiente.</w:t>
-      </w:r>
-    </w:p>
-    <w:p>
-      <w:pPr>
-        <w:rPr>
-          <w:lang w:val="es-419" w:eastAsia="es-CO"/>
-        </w:rPr>
-      </w:pPr>
-      <w:r>
-        <w:rPr>
-          <w:lang w:val="es-419" w:eastAsia="es-CO"/>
-        </w:rPr>
-        <w:t xml:space="preserve">La integración tecnológica facilita que las actualizaciones realizadas por un departamento se reflejen inmediatamente en todo el sistema. Por ejemplo, cuando </w:t>
-      </w:r>
-      <w:r>
-        <w:rPr>
-          <w:rStyle w:val="Extranjerismo"/>
-          <w:lang w:val="es-419" w:eastAsia="es-CO"/>
-        </w:rPr>
-        <w:t>housekeeping</w:t>
-      </w:r>
-      <w:r>
-        <w:rPr>
-          <w:lang w:val="es-419" w:eastAsia="es-CO"/>
-        </w:rPr>
-        <w:t xml:space="preserve"> cambia el estado de una habitación a “vacía limpia”, recepción puede visualizar automáticamente la disponibilidad y asignarla a una nueva reserva.</w:t>
-      </w:r>
-    </w:p>
-    <w:p>
-      <w:pPr>
-        <w:rPr>
-          <w:lang w:val="es-419" w:eastAsia="es-CO"/>
-        </w:rPr>
-      </w:pPr>
-      <w:r>
-        <w:rPr>
-          <w:lang w:val="es-419" w:eastAsia="es-CO"/>
-        </w:rPr>
-        <w:t>Esta conectividad mejora la comunicación interna, reduce tiempos de respuesta y optimiza la experiencia del huésped. Además, permite disminuir errores operativos relacionados con duplicidad de información o falta de coordinación entre áreas.</w:t>
-      </w:r>
-    </w:p>
-    <w:p>
-      <w:pPr>
-        <w:rPr>
-          <w:lang w:val="es-419" w:eastAsia="es-CO"/>
-        </w:rPr>
-      </w:pPr>
-      <w:r>
-        <w:rPr>
-          <w:lang w:val="es-419" w:eastAsia="es-CO"/>
-        </w:rPr>
-        <w:t>La integración también favorece el seguimiento de solicitudes especiales, mantenimiento preventivo, pagos pendientes y control de ocupación, fortaleciendo la eficiencia administrativa y operativa del hotel.</w:t>
-      </w:r>
-    </w:p>
-    <w:p>
-      <w:pPr>
-        <w:pStyle w:val="Ttulo2"/>
-      </w:pPr>
-      <w:bookmarkStart w:id="23" w:name="_Toc240961219"/>
-      <w:r>
         <w:t>Sistemas globales de distribución (GDS)</w:t>
       </w:r>
       <w:bookmarkEnd w:id="23"/>
@@ -11356,7 +11503,6 @@
         <w:rPr>
           <w:lang w:val="es-419" w:eastAsia="es-CO"/>
         </w:rPr>
-        <w:lastRenderedPageBreak/>
         <w:t>L</w:t>
       </w:r>
       <w:r>
@@ -11408,24 +11554,25 @@
         <w:rPr>
           <w:lang w:val="es-419" w:eastAsia="es-CO"/>
         </w:rPr>
-        <w:t xml:space="preserve">: </w:t>
+        <w:t>:</w:t>
+      </w:r>
+      <w:r>
+        <w:rPr>
+          <w:lang w:val="es-419" w:eastAsia="es-CO"/>
+        </w:rPr>
+        <w:t xml:space="preserve"> </w:t>
       </w:r>
       <w:hyperlink r:id="rId22" w:history="1">
         <w:r>
           <w:rPr>
             <w:rStyle w:val="Hipervnculo"/>
-            <w:b/>
-            <w:bCs/>
             <w:lang w:val="es-419" w:eastAsia="es-CO"/>
           </w:rPr>
-          <w:t>Enlace</w:t>
+          <w:t>https://www.entornoturistico.com/que-son-los-gds-en-turismo-y-cuales-son-los-mas-importantes/</w:t>
         </w:r>
       </w:hyperlink>
       <w:r>
         <w:rPr>
-          <w:b/>
-          <w:bCs/>
-          <w:u w:val="single"/>
           <w:lang w:val="es-419" w:eastAsia="es-CO"/>
         </w:rPr>
         <w:t xml:space="preserve"> </w:t>
@@ -11435,8 +11582,9 @@
       <w:pPr>
         <w:pStyle w:val="Ttulo2"/>
       </w:pPr>
-      <w:bookmarkStart w:id="24" w:name="_Toc240961220"/>
-      <w:r>
+      <w:bookmarkStart w:id="24" w:name="_Toc242969932"/>
+      <w:r>
+        <w:lastRenderedPageBreak/>
         <w:t>Tendencias tecnológicas en hotelería</w:t>
       </w:r>
       <w:bookmarkEnd w:id="24"/>
@@ -11538,7 +11686,6 @@
         <w:rPr>
           <w:lang w:val="es-419" w:eastAsia="es-CO"/>
         </w:rPr>
-        <w:lastRenderedPageBreak/>
         <w:t>Llaves móviles.</w:t>
       </w:r>
     </w:p>
@@ -11675,6 +11822,7 @@
         <w:rPr>
           <w:lang w:val="es-419" w:eastAsia="es-CO"/>
         </w:rPr>
+        <w:lastRenderedPageBreak/>
         <w:t>Lo invitamos a acceder al siguiente pódcast, cuyo contenido le permitirá fortalecer la comprensión sobre las herramientas digitales y las innovaciones tecnológicas aplicadas actualmente en la industria hotelera.</w:t>
       </w:r>
     </w:p>
@@ -11755,7 +11903,6 @@
                 <w:b/>
                 <w:bCs/>
               </w:rPr>
-              <w:lastRenderedPageBreak/>
               <w:t>M</w:t>
             </w:r>
             <w:r>
@@ -11822,6 +11969,7 @@
                 <w:b/>
                 <w:bCs/>
               </w:rPr>
+              <w:lastRenderedPageBreak/>
               <w:t>H</w:t>
             </w:r>
             <w:r>
@@ -11897,7 +12045,6 @@
                 <w:b/>
                 <w:bCs/>
               </w:rPr>
-              <w:lastRenderedPageBreak/>
               <w:t>M</w:t>
             </w:r>
             <w:r>
@@ -11973,6 +12120,7 @@
                 <w:b/>
                 <w:bCs/>
               </w:rPr>
+              <w:lastRenderedPageBreak/>
               <w:t>H</w:t>
             </w:r>
             <w:r>
@@ -12039,7 +12187,6 @@
                 <w:b/>
                 <w:bCs/>
               </w:rPr>
-              <w:lastRenderedPageBreak/>
               <w:t>M</w:t>
             </w:r>
             <w:r>
@@ -12128,7 +12275,6 @@
               <w:t>racias por su compañía. Nos escuchamos en el próximo programa.</w:t>
             </w:r>
           </w:p>
-          <w:p/>
         </w:tc>
       </w:tr>
     </w:tbl>
@@ -12136,7 +12282,7 @@
       <w:pPr>
         <w:pStyle w:val="Ttulo2"/>
       </w:pPr>
-      <w:bookmarkStart w:id="25" w:name="_Toc240961221"/>
+      <w:bookmarkStart w:id="25" w:name="_Toc242969933"/>
       <w:r>
         <w:lastRenderedPageBreak/>
         <w:t>Seguridad de la información y protección de datos en hotelería</w:t>
@@ -12153,138 +12299,126 @@
         <w:rPr>
           <w:lang w:val="es-419" w:eastAsia="es-CO"/>
         </w:rPr>
-        <w:t>La transformación digital y el uso de sistemas tecnológicos en los establecimientos de alojamiento han incrementado significativamente la necesidad de proteger la información y garantizar la seguridad de los datos almacenados en los sistemas hoteleros. Actualmente, los hoteles administran información sensible relacionada con reservas, documentos de identidad, métodos de pago, historial de huéspedes y transacciones financieras, por lo que la seguridad informática se convierte en un aspecto fundamental para la operación y la confianza del cliente.</w:t>
-      </w:r>
-    </w:p>
-    <w:p>
-      <w:pPr>
-        <w:rPr>
-          <w:lang w:val="es-419" w:eastAsia="es-CO"/>
-        </w:rPr>
-      </w:pPr>
-      <w:r>
-        <w:rPr>
-          <w:lang w:val="es-419" w:eastAsia="es-CO"/>
-        </w:rPr>
-        <w:t xml:space="preserve">La ciberseguridad comprende el conjunto de prácticas orientadas a proteger redes, dispositivos, aplicaciones y bases de datos frente a amenazas, accesos no </w:t>
-      </w:r>
+        <w:t>En Colombia, el tratamiento de los datos personales está regulado por la Ley 1581 de 2012 y sus disposiciones reglamentarias, compiladas en el Decreto 1074 de 2015. Estas normas establecen principios y obligaciones para la recolección, almacenamiento, uso, circulación y protección de la información personal. En los establecimientos de alojamiento, su aplicación implica gestionar adecuadamente los datos de los huéspedes, informar sobre las finalidades de su tratamiento, obtener la autorización cuando corresponda y adoptar medidas de seguridad y confidencialidad, de acuerdo con la normativa vigente.</w:t>
+      </w:r>
+    </w:p>
+    <w:p>
+      <w:pPr>
+        <w:rPr>
+          <w:lang w:val="es-419" w:eastAsia="es-CO"/>
+        </w:rPr>
+      </w:pPr>
+      <w:r>
+        <w:rPr>
+          <w:lang w:val="es-419" w:eastAsia="es-CO"/>
+        </w:rPr>
+        <w:t>La ciberseguridad comprende el conjunto de prácticas orientadas a proteger redes, dispositivos, aplicaciones y bases de datos frente a amenazas, accesos no autorizados o ataques informáticos. Según Kaspersky Labs (2021), la seguridad de la información busca preservar la confidencialidad, integridad y disponibilidad de los datos almacenados y transmitidos a través de sistemas tecnológicos.</w:t>
+      </w:r>
+    </w:p>
+    <w:p>
+      <w:pPr>
+        <w:rPr>
+          <w:lang w:val="es-419" w:eastAsia="es-CO"/>
+        </w:rPr>
+      </w:pPr>
+      <w:r>
+        <w:rPr>
+          <w:lang w:val="es-419" w:eastAsia="es-CO"/>
+        </w:rPr>
+        <w:t xml:space="preserve">En hotelería, gran parte de la operación funciona mediante modelos cliente/servidor, donde la información se almacena en servidores centrales conectados a diferentes equipos y dispositivos utilizados por recepción, reservas, administración y otros departamentos. Esta conectividad facilita la operación en tiempo real, pero también puede exponer los sistemas a riesgos como </w:t>
+      </w:r>
+      <w:r>
+        <w:rPr>
+          <w:rStyle w:val="Extranjerismo"/>
+          <w:lang w:val="es-419" w:eastAsia="es-CO"/>
+        </w:rPr>
+        <w:t>malware</w:t>
+      </w:r>
+      <w:r>
+        <w:rPr>
+          <w:lang w:val="es-419" w:eastAsia="es-CO"/>
+        </w:rPr>
+        <w:t xml:space="preserve">, robo de información, fraudes digitales o pérdida de datos. Por esta razón, los hoteles implementan mecanismos de protección como sistemas antivirus, </w:t>
+      </w:r>
+      <w:r>
+        <w:rPr>
+          <w:rStyle w:val="Extranjerismo"/>
+          <w:lang w:val="es-419" w:eastAsia="es-CO"/>
+        </w:rPr>
+        <w:t>firewalls</w:t>
+      </w:r>
+      <w:r>
+        <w:rPr>
+          <w:lang w:val="es-419" w:eastAsia="es-CO"/>
+        </w:rPr>
+        <w:t>, controles de acceso y procesos de encriptación de la información.</w:t>
+      </w:r>
+    </w:p>
+    <w:p>
+      <w:pPr>
+        <w:rPr>
+          <w:lang w:val="es-419" w:eastAsia="es-CO"/>
+        </w:rPr>
+      </w:pPr>
       <w:r>
         <w:rPr>
           <w:lang w:val="es-419" w:eastAsia="es-CO"/>
         </w:rPr>
         <w:lastRenderedPageBreak/>
-        <w:t>autorizados o ataques informáticos. Según Kaspersky Labs (2021), la seguridad de la información busca preservar la confidencialidad, integridad y disponibilidad de los datos almacenados y transmitidos a través de sistemas tecnológicos.</w:t>
-      </w:r>
-    </w:p>
-    <w:p>
-      <w:pPr>
-        <w:rPr>
-          <w:lang w:val="es-419" w:eastAsia="es-CO"/>
-        </w:rPr>
-      </w:pPr>
-      <w:r>
-        <w:rPr>
-          <w:lang w:val="es-419" w:eastAsia="es-CO"/>
-        </w:rPr>
-        <w:t xml:space="preserve">En hotelería, gran parte de la operación funciona mediante modelos cliente/servidor, donde la información se almacena en servidores centrales conectados a diferentes equipos y dispositivos utilizados por recepción, reservas, administración y otros departamentos. Esta conectividad facilita la operación en tiempo real, pero también puede exponer los sistemas a riesgos como </w:t>
-      </w:r>
-      <w:r>
-        <w:rPr>
-          <w:rStyle w:val="Extranjerismo"/>
-          <w:lang w:val="es-419" w:eastAsia="es-CO"/>
-        </w:rPr>
-        <w:t>malware</w:t>
-      </w:r>
-      <w:r>
-        <w:rPr>
-          <w:lang w:val="es-419" w:eastAsia="es-CO"/>
-        </w:rPr>
-        <w:t xml:space="preserve">, robo de información, fraudes digitales o pérdida de datos. Por esta razón, los hoteles implementan mecanismos de protección como sistemas antivirus, </w:t>
-      </w:r>
-      <w:r>
-        <w:rPr>
-          <w:rStyle w:val="Extranjerismo"/>
-          <w:lang w:val="es-419" w:eastAsia="es-CO"/>
-        </w:rPr>
-        <w:t>firewalls</w:t>
-      </w:r>
-      <w:r>
-        <w:rPr>
-          <w:lang w:val="es-419" w:eastAsia="es-CO"/>
-        </w:rPr>
-        <w:t>, controles de acceso y procesos de encriptación de la información.</w:t>
-      </w:r>
-    </w:p>
-    <w:p>
-      <w:pPr>
-        <w:rPr>
-          <w:lang w:val="es-419" w:eastAsia="es-CO"/>
-        </w:rPr>
-      </w:pPr>
-      <w:r>
-        <w:rPr>
-          <w:lang w:val="es-419" w:eastAsia="es-CO"/>
-        </w:rPr>
-        <w:t>Otro aspecto importante corresponde a la seguridad de las aplicaciones y plataformas utilizadas en la gestión hotelera. Los sistemas PMS, motores de reserva y plataformas de pago deben contar con protocolos de seguridad que permitan proteger la información de huéspedes y garantizar transacciones seguras. Un fallo en la protección de estas herramientas podría afectar la operación del hotel y comprometer la confianza de los clientes.</w:t>
-      </w:r>
-    </w:p>
-    <w:p>
-      <w:pPr>
-        <w:rPr>
-          <w:lang w:val="es-419" w:eastAsia="es-CO"/>
-        </w:rPr>
-      </w:pPr>
-      <w:r>
-        <w:rPr>
-          <w:lang w:val="es-419" w:eastAsia="es-CO"/>
-        </w:rPr>
-        <w:t xml:space="preserve">La protección de datos personales constituye uno de los aspectos más sensibles dentro de la industria hotelera. Los huéspedes esperan que su información sea administrada de manera segura y confidencial durante todo el proceso de reserva y alojamiento. Casos de ataques informáticos a grandes cadenas hoteleras han </w:t>
-      </w:r>
+        <w:t>Otro aspecto importante corresponde a la seguridad de las aplicaciones y plataformas utilizadas en la gestión hotelera. Los PMS, motores de reserva y plataformas de pago deben contar con protocolos de seguridad que permitan proteger la información de huéspedes y garantizar transacciones seguras. Un fallo en la protección de estas herramientas podría afectar la operación del hotel y comprometer la confianza de los clientes.</w:t>
+      </w:r>
+    </w:p>
+    <w:p>
+      <w:pPr>
+        <w:rPr>
+          <w:lang w:val="es-419" w:eastAsia="es-CO"/>
+        </w:rPr>
+      </w:pPr>
+      <w:r>
+        <w:rPr>
+          <w:lang w:val="es-419" w:eastAsia="es-CO"/>
+        </w:rPr>
+        <w:t>La protección de datos personales constituye uno de los aspectos más sensibles dentro de la industria hotelera. Los huéspedes esperan que su información sea administrada de manera segura y confidencial durante todo el proceso de reserva y alojamiento. Casos de ataques informáticos a grandes cadenas hoteleras han evidenciado la importancia de fortalecer las medidas de seguridad digital y establecer políticas claras de protección de la información.</w:t>
+      </w:r>
+    </w:p>
+    <w:p>
+      <w:pPr>
+        <w:rPr>
+          <w:lang w:val="es-419" w:eastAsia="es-CO"/>
+        </w:rPr>
+      </w:pPr>
+      <w:r>
+        <w:rPr>
+          <w:lang w:val="es-419" w:eastAsia="es-CO"/>
+        </w:rPr>
+        <w:t>Asimismo, la seguridad operativa implica definir roles y permisos dentro del PMS, permitiendo que cada usuario acceda únicamente a la información necesaria para el desarrollo de sus funciones. Esta segmentación ayuda a reducir riesgos relacionados con manipulación indebida o filtración de datos.</w:t>
+      </w:r>
+    </w:p>
+    <w:p>
+      <w:pPr>
+        <w:rPr>
+          <w:lang w:val="es-419" w:eastAsia="es-CO"/>
+        </w:rPr>
+      </w:pPr>
+      <w:r>
+        <w:rPr>
+          <w:lang w:val="es-419" w:eastAsia="es-CO"/>
+        </w:rPr>
+        <w:t>Finalmente, la capacitación del personal constituye uno de los elementos más importantes dentro de la ciberseguridad hotelera. Muchas amenazas digitales ocurren por errores humanos relacionados con el manejo inadecuado de correos electrónicos, contraseñas o dispositivos externos. Por ello, es fundamental fortalecer buenas prácticas de seguridad informática y promover una cultura organizacional orientada a la protección de la información.</w:t>
+      </w:r>
+    </w:p>
+    <w:p>
+      <w:pPr>
+        <w:pStyle w:val="Tabla"/>
+        <w:rPr>
+          <w:lang w:val="es-419" w:eastAsia="es-CO"/>
+        </w:rPr>
+      </w:pPr>
       <w:r>
         <w:rPr>
           <w:lang w:val="es-419" w:eastAsia="es-CO"/>
         </w:rPr>
         <w:lastRenderedPageBreak/>
-        <w:t>evidenciado la importancia de fortalecer las medidas de seguridad digital y establecer políticas claras de protección de la información.</w:t>
-      </w:r>
-    </w:p>
-    <w:p>
-      <w:pPr>
-        <w:rPr>
-          <w:lang w:val="es-419" w:eastAsia="es-CO"/>
-        </w:rPr>
-      </w:pPr>
-      <w:r>
-        <w:rPr>
-          <w:lang w:val="es-419" w:eastAsia="es-CO"/>
-        </w:rPr>
-        <w:t>Asimismo, la seguridad operativa implica definir roles y permisos dentro del PMS, permitiendo que cada usuario acceda únicamente a la información necesaria para el desarrollo de sus funciones. Esta segmentación ayuda a reducir riesgos relacionados con manipulación indebida o filtración de datos.</w:t>
-      </w:r>
-    </w:p>
-    <w:p>
-      <w:pPr>
-        <w:rPr>
-          <w:lang w:val="es-419" w:eastAsia="es-CO"/>
-        </w:rPr>
-      </w:pPr>
-      <w:r>
-        <w:rPr>
-          <w:lang w:val="es-419" w:eastAsia="es-CO"/>
-        </w:rPr>
-        <w:t>Finalmente, la capacitación del personal constituye uno de los elementos más importantes dentro de la ciberseguridad hotelera. Muchas amenazas digitales ocurren por errores humanos relacionados con el manejo inadecuado de correos electrónicos, contraseñas o dispositivos externos. Por ello, es fundamental fortalecer buenas prácticas de seguridad informática y promover una cultura organizacional orientada a la protección de la información.</w:t>
-      </w:r>
-    </w:p>
-    <w:p>
-      <w:pPr>
-        <w:pStyle w:val="Tabla"/>
-        <w:rPr>
-          <w:lang w:val="es-419" w:eastAsia="es-CO"/>
-        </w:rPr>
-      </w:pPr>
-      <w:r>
-        <w:rPr>
-          <w:lang w:val="es-419" w:eastAsia="es-CO"/>
-        </w:rPr>
         <w:t>Riesgos y medidas de seguridad en hotelería</w:t>
       </w:r>
     </w:p>
@@ -12312,7 +12446,7 @@
               <w:pStyle w:val="TextoTablas"/>
             </w:pPr>
             <w:r>
-              <w:t>Aspecto</w:t>
+              <w:t>Riesgo digital</w:t>
             </w:r>
           </w:p>
         </w:tc>
@@ -12325,7 +12459,7 @@
               <w:pStyle w:val="TextoTablas"/>
             </w:pPr>
             <w:r>
-              <w:t>OTA</w:t>
+              <w:t>Posible afectación</w:t>
             </w:r>
           </w:p>
         </w:tc>
@@ -12338,7 +12472,7 @@
               <w:pStyle w:val="TextoTablas"/>
             </w:pPr>
             <w:r>
-              <w:t>Motor de reservas</w:t>
+              <w:t>Medida de protección</w:t>
             </w:r>
           </w:p>
         </w:tc>
@@ -12573,7 +12707,6 @@
         <w:rPr>
           <w:lang w:val="es-419" w:eastAsia="es-CO"/>
         </w:rPr>
-        <w:lastRenderedPageBreak/>
         <w:t>La transformación digital ha cambiado significativamente la manera en que operan los establecimientos de alojamiento, convirtiendo la tecnología en un elemento fundamental para la gestión de reservas, el control operativo y la atención al huésped. Actualmente, el manejo de herramientas como los sistemas PMS, los canales de distribución digital y las plataformas de integración tecnológica no solo facilita la organización de la información, sino que también fortalece la competitividad y la calidad del servicio dentro de la industria hotelera.</w:t>
       </w:r>
     </w:p>
@@ -12598,7 +12731,7 @@
           <w:u w:val="single"/>
         </w:rPr>
       </w:pPr>
-      <w:bookmarkStart w:id="26" w:name="_Toc240961222"/>
+      <w:bookmarkStart w:id="26" w:name="_Toc242969934"/>
       <w:r>
         <w:lastRenderedPageBreak/>
         <w:t>Síntesis</w:t>
@@ -12689,17 +12822,54 @@
           <w:lang w:eastAsia="es-CO"/>
         </w:rPr>
       </w:pPr>
-      <w:r>
+    </w:p>
+    <w:p>
+      <w:pPr>
+        <w:ind w:firstLine="0"/>
         <w:rPr>
           <w:noProof/>
           <w:lang w:eastAsia="es-CO"/>
         </w:rPr>
+      </w:pPr>
+    </w:p>
+    <w:p>
+      <w:pPr>
+        <w:ind w:firstLine="0"/>
+        <w:rPr>
+          <w:noProof/>
+          <w:lang w:eastAsia="es-CO"/>
+        </w:rPr>
+      </w:pPr>
+    </w:p>
+    <w:p>
+      <w:pPr>
+        <w:ind w:firstLine="0"/>
+        <w:rPr>
+          <w:noProof/>
+          <w:lang w:eastAsia="es-CO"/>
+        </w:rPr>
+      </w:pPr>
+    </w:p>
+    <w:p>
+      <w:pPr>
+        <w:ind w:firstLine="0"/>
+        <w:jc w:val="center"/>
+        <w:rPr>
+          <w:noProof/>
+          <w:lang w:eastAsia="es-CO"/>
+        </w:rPr>
+      </w:pPr>
+      <w:r>
+        <w:rPr>
+          <w:noProof/>
+          <w:lang w:eastAsia="es-CO"/>
+        </w:rPr>
         <w:lastRenderedPageBreak/>
         <w:drawing>
-          <wp:inline distT="0" distB="0" distL="0" distR="0" wp14:anchorId="2E090A2F" wp14:editId="2B6E25BA">
-            <wp:extent cx="6182780" cy="4019550"/>
-            <wp:effectExtent l="0" t="0" r="8890" b="0"/>
-            <wp:docPr id="1" name="Gráfico 1" descr="El componente formativo Software hotelero y las reservaciones en hoteles constituye un eje fundamental en la formación del aprendiz del programa de operaciones de servicios de alojamiento, debido a que la transformación digital ha modificado significativamente la gestión operativa y comercial de los establecimientos hoteleros. A través de este componente, el aprendiz fortalecerá conocimientos relacionados con el funcionamiento de los sistemas PMS, la operación digital de reservas, el control de ocupación y las herramientas tecnológicas utilizadas para la administración eficiente de la información hotelera.&#10;Asimismo, se favorecerá la apropiación de competencias técnicas y digitales orientadas al manejo de reportes operativos, monitoreo en tiempo real, integración tecnológica y distribución digital de servicios de alojamiento mediante OTA, Channel Manager y sistemas GDS. De igual manera, el aprendiz comprenderá la importancia de las tendencias tecnológicas aplicadas a la hotelería moderna, fortaleciendo habilidades para optimizar procesos operativos, mejorar la experiencia del huésped y responder a las dinámicas actuales del sector turístico y hotelero.&#10;"/>
+          <wp:inline distT="0" distB="0" distL="0" distR="0" wp14:anchorId="6482FC0E" wp14:editId="5BA1870C">
+            <wp:extent cx="6332220" cy="4110990"/>
+            <wp:effectExtent l="0" t="0" r="5080" b="3810"/>
+            <wp:docPr id="225410384" name="Imagen 4" descr="El componente formativo Software hotelero y las reservaciones en hoteles constituye un eje fundamental en la formación del aprendiz del programa de operaciones de servicios de alojamiento, debido a que la transformación digital ha modificado significativamente la gestión operativa y comercial de los establecimientos hoteleros. A través de este componente, el aprendiz fortalecerá conocimientos relacionados con el funcionamiento de los sistemas PMS, la operación digital de reservas, el control de ocupación y las herramientas tecnológicas utilizadas para la administración eficiente de la información hotelera.&#10;Asimismo, se favorecerá la apropiación de competencias técnicas y digitales orientadas al manejo de reportes operativos, monitoreo en tiempo real, integración tecnológica y distribución digital de servicios de alojamiento mediante OTA, Channel Manager y sistemas GDS. De igual manera, el aprendiz comprenderá la importancia de las tendencias tecnológicas aplicadas a la hotelería moderna, fortaleciendo habilidades para optimizar procesos operativos, mejorar la experiencia del huésped y responder a las dinámicas actuales del sector turístico y hotelero.&#10;"/>
             <wp:cNvGraphicFramePr>
               <a:graphicFrameLocks xmlns:a="http://schemas.openxmlformats.org/drawingml/2006/main" noChangeAspect="1"/>
             </wp:cNvGraphicFramePr>
@@ -12707,7 +12877,7 @@
               <a:graphicData uri="http://schemas.openxmlformats.org/drawingml/2006/picture">
                 <pic:pic xmlns:pic="http://schemas.openxmlformats.org/drawingml/2006/picture">
                   <pic:nvPicPr>
-                    <pic:cNvPr id="1" name="Gráfico 1" descr="El componente formativo Software hotelero y las reservaciones en hoteles constituye un eje fundamental en la formación del aprendiz del programa de operaciones de servicios de alojamiento, debido a que la transformación digital ha modificado significativamente la gestión operativa y comercial de los establecimientos hoteleros. A través de este componente, el aprendiz fortalecerá conocimientos relacionados con el funcionamiento de los sistemas PMS, la operación digital de reservas, el control de ocupación y las herramientas tecnológicas utilizadas para la administración eficiente de la información hotelera.&#10;Asimismo, se favorecerá la apropiación de competencias técnicas y digitales orientadas al manejo de reportes operativos, monitoreo en tiempo real, integración tecnológica y distribución digital de servicios de alojamiento mediante OTA, Channel Manager y sistemas GDS. De igual manera, el aprendiz comprenderá la importancia de las tendencias tecnológicas aplicadas a la hotelería moderna, fortaleciendo habilidades para optimizar procesos operativos, mejorar la experiencia del huésped y responder a las dinámicas actuales del sector turístico y hotelero.&#10;"/>
+                    <pic:cNvPr id="225410384" name="Imagen 4" descr="El componente formativo Software hotelero y las reservaciones en hoteles constituye un eje fundamental en la formación del aprendiz del programa de operaciones de servicios de alojamiento, debido a que la transformación digital ha modificado significativamente la gestión operativa y comercial de los establecimientos hoteleros. A través de este componente, el aprendiz fortalecerá conocimientos relacionados con el funcionamiento de los sistemas PMS, la operación digital de reservas, el control de ocupación y las herramientas tecnológicas utilizadas para la administración eficiente de la información hotelera.&#10;Asimismo, se favorecerá la apropiación de competencias técnicas y digitales orientadas al manejo de reportes operativos, monitoreo en tiempo real, integración tecnológica y distribución digital de servicios de alojamiento mediante OTA, Channel Manager y sistemas GDS. De igual manera, el aprendiz comprenderá la importancia de las tendencias tecnológicas aplicadas a la hotelería moderna, fortaleciendo habilidades para optimizar procesos operativos, mejorar la experiencia del huésped y responder a las dinámicas actuales del sector turístico y hotelero.&#10;"/>
                     <pic:cNvPicPr/>
                   </pic:nvPicPr>
                   <pic:blipFill>
@@ -12715,9 +12885,6 @@
                       <a:extLst>
                         <a:ext uri="{28A0092B-C50C-407E-A947-70E740481C1C}">
                           <a14:useLocalDpi xmlns:a14="http://schemas.microsoft.com/office/drawing/2010/main" val="0"/>
-                        </a:ext>
-                        <a:ext uri="{96DAC541-7B7A-43D3-8B79-37D633B846F1}">
-                          <asvg:svgBlip xmlns:asvg="http://schemas.microsoft.com/office/drawing/2016/SVG/main" r:embed="rId24"/>
                         </a:ext>
                       </a:extLst>
                     </a:blip>
@@ -12728,7 +12895,7 @@
                   <pic:spPr>
                     <a:xfrm>
                       <a:off x="0" y="0"/>
-                      <a:ext cx="6184935" cy="4020951"/>
+                      <a:ext cx="6332220" cy="4110990"/>
                     </a:xfrm>
                     <a:prstGeom prst="rect">
                       <a:avLst/>
@@ -12743,46 +12910,9 @@
     </w:p>
     <w:p>
       <w:pPr>
-        <w:ind w:firstLine="0"/>
-        <w:rPr>
-          <w:noProof/>
-          <w:lang w:eastAsia="es-CO"/>
-        </w:rPr>
-      </w:pPr>
-    </w:p>
-    <w:p>
-      <w:pPr>
-        <w:ind w:firstLine="0"/>
-        <w:rPr>
-          <w:noProof/>
-          <w:lang w:eastAsia="es-CO"/>
-        </w:rPr>
-      </w:pPr>
-    </w:p>
-    <w:p>
-      <w:pPr>
-        <w:ind w:firstLine="0"/>
-        <w:rPr>
-          <w:noProof/>
-          <w:lang w:eastAsia="es-CO"/>
-        </w:rPr>
-      </w:pPr>
-    </w:p>
-    <w:p>
-      <w:pPr>
-        <w:ind w:firstLine="0"/>
-        <w:jc w:val="center"/>
-        <w:rPr>
-          <w:noProof/>
-          <w:lang w:eastAsia="es-CO"/>
-        </w:rPr>
-      </w:pPr>
-    </w:p>
-    <w:p>
-      <w:pPr>
         <w:pStyle w:val="Titulosgenerales"/>
       </w:pPr>
-      <w:bookmarkStart w:id="27" w:name="_Toc240961223"/>
+      <w:bookmarkStart w:id="27" w:name="_Toc242969935"/>
       <w:r>
         <w:lastRenderedPageBreak/>
         <w:t>Glosario</w:t>
@@ -13333,7 +13463,7 @@
       <w:pPr>
         <w:pStyle w:val="Titulosgenerales"/>
       </w:pPr>
-      <w:bookmarkStart w:id="28" w:name="_Toc240961224"/>
+      <w:bookmarkStart w:id="28" w:name="_Toc242969936"/>
       <w:r>
         <w:lastRenderedPageBreak/>
         <w:t>Referencias bibliográficas</w:t>
@@ -13388,7 +13518,7 @@
       <w:r>
         <w:t xml:space="preserve">. </w:t>
       </w:r>
-      <w:hyperlink r:id="rId25" w:history="1">
+      <w:hyperlink r:id="rId24" w:history="1">
         <w:r>
           <w:rPr>
             <w:rStyle w:val="Hipervnculo"/>
@@ -13443,7 +13573,7 @@
       <w:r>
         <w:t xml:space="preserve">Kaspersky Labs. (2021). ¿Qué es la ciberseguridad? Kaspersky Latinoamérica. </w:t>
       </w:r>
-      <w:hyperlink r:id="rId26" w:history="1">
+      <w:hyperlink r:id="rId25" w:history="1">
         <w:r>
           <w:rPr>
             <w:rStyle w:val="Hipervnculo"/>
@@ -13479,7 +13609,7 @@
       <w:r>
         <w:t xml:space="preserve">. </w:t>
       </w:r>
-      <w:hyperlink r:id="rId27" w:history="1">
+      <w:hyperlink r:id="rId26" w:history="1">
         <w:r>
           <w:rPr>
             <w:rStyle w:val="Hipervnculo"/>
@@ -13519,62 +13649,18 @@
     <w:p>
       <w:r>
         <w:lastRenderedPageBreak/>
-        <w:t xml:space="preserve">Oracle Hospitality. (2020). </w:t>
+        <w:t xml:space="preserve">Puorto, S. (2018). </w:t>
       </w:r>
       <w:r>
         <w:rPr>
           <w:rStyle w:val="Extranjerismo"/>
         </w:rPr>
-        <w:t>What is a hotel PMS</w:t>
-      </w:r>
-      <w:r>
-        <w:t xml:space="preserve">? </w:t>
-      </w:r>
-      <w:hyperlink r:id="rId28" w:history="1">
-        <w:r>
-          <w:rPr>
-            <w:rStyle w:val="Hipervnculo"/>
-          </w:rPr>
-          <w:t>https://www.oracle.com/in/industries/hospitality/what-is-hotel-pms.html</w:t>
-        </w:r>
-      </w:hyperlink>
-    </w:p>
-    <w:p>
-      <w:r>
-        <w:t xml:space="preserve">Oracle Hospitality. (2023). </w:t>
-      </w:r>
-      <w:r>
-        <w:rPr>
-          <w:rStyle w:val="Extranjerismo"/>
-        </w:rPr>
-        <w:t>Property Management Systems</w:t>
-      </w:r>
-      <w:r>
-        <w:t xml:space="preserve"> (PMS). </w:t>
-      </w:r>
-      <w:hyperlink r:id="rId29" w:history="1">
-        <w:r>
-          <w:rPr>
-            <w:rStyle w:val="Hipervnculo"/>
-          </w:rPr>
-          <w:t>https://www.oracle.com/hospitality/</w:t>
-        </w:r>
-      </w:hyperlink>
-    </w:p>
-    <w:p>
-      <w:r>
-        <w:t xml:space="preserve">Puorto, S. (2018). </w:t>
-      </w:r>
-      <w:r>
-        <w:rPr>
-          <w:rStyle w:val="Extranjerismo"/>
-        </w:rPr>
         <w:t>A brief history of property management systems. PhocusWire</w:t>
       </w:r>
       <w:r>
         <w:t xml:space="preserve">. </w:t>
       </w:r>
-      <w:hyperlink r:id="rId30" w:history="1">
+      <w:hyperlink r:id="rId27" w:history="1">
         <w:r>
           <w:rPr>
             <w:rStyle w:val="Hipervnculo"/>
@@ -13596,7 +13682,7 @@
       <w:r>
         <w:t xml:space="preserve">. </w:t>
       </w:r>
-      <w:hyperlink r:id="rId31" w:history="1">
+      <w:hyperlink r:id="rId28" w:history="1">
         <w:r>
           <w:rPr>
             <w:rStyle w:val="Hipervnculo"/>
@@ -13632,7 +13718,7 @@
       <w:pPr>
         <w:pStyle w:val="Titulosgenerales"/>
       </w:pPr>
-      <w:bookmarkStart w:id="29" w:name="_Toc240961225"/>
+      <w:bookmarkStart w:id="29" w:name="_Toc242969937"/>
       <w:r>
         <w:lastRenderedPageBreak/>
         <w:t>Créditos</w:t>
@@ -14709,8 +14795,8 @@
       </w:pPr>
     </w:p>
     <w:sectPr>
-      <w:headerReference w:type="default" r:id="rId32"/>
-      <w:footerReference w:type="default" r:id="rId33"/>
+      <w:headerReference w:type="default" r:id="rId29"/>
+      <w:footerReference w:type="default" r:id="rId30"/>
       <w:pgSz w:w="12240" w:h="15840"/>
       <w:pgMar w:top="1701" w:right="1134" w:bottom="1134" w:left="1134" w:header="709" w:footer="737" w:gutter="0"/>
       <w:pgNumType w:start="1"/>
@@ -14723,7 +14809,7 @@
 </file>
 
 <file path=word/endnotes.xml><?xml version="1.0" encoding="utf-8"?>
-<w:endnotes xmlns:wpc="http://schemas.microsoft.com/office/word/2010/wordprocessingCanvas" xmlns:cx="http://schemas.microsoft.com/office/drawing/2014/chartex" xmlns:cx1="http://schemas.microsoft.com/office/drawing/2015/9/8/chartex" xmlns:cx2="http://schemas.microsoft.com/office/drawing/2015/10/21/chartex" xmlns:cx3="http://schemas.microsoft.com/office/drawing/2016/5/9/chartex" xmlns:cx4="http://schemas.microsoft.com/office/drawing/2016/5/10/chartex" xmlns:cx5="http://schemas.microsoft.com/office/drawing/2016/5/11/chartex" xmlns:cx6="http://schemas.microsoft.com/office/drawing/2016/5/12/chartex" xmlns:cx7="http://schemas.microsoft.com/office/drawing/2016/5/13/chartex" xmlns:cx8="http://schemas.microsoft.com/office/drawing/2016/5/14/chartex" xmlns:mc="http://schemas.openxmlformats.org/markup-compatibility/2006" xmlns:aink="http://schemas.microsoft.com/office/drawing/2016/ink" xmlns:am3d="http://schemas.microsoft.com/office/drawing/2017/model3d" xmlns:o="urn:schemas-microsoft-com:office:office" xmlns:r="http://schemas.openxmlformats.org/officeDocument/2006/relationships" xmlns:m="http://schemas.openxmlformats.org/officeDocument/2006/math" xmlns:v="urn:schemas-microsoft-com:vml" xmlns:wp14="http://schemas.microsoft.com/office/word/2010/wordprocessingDrawing" xmlns:wp="http://schemas.openxmlformats.org/drawingml/2006/wordprocessingDrawing" xmlns:w10="urn:schemas-microsoft-com:office:word" xmlns:w="http://schemas.openxmlformats.org/wordprocessingml/2006/main" xmlns:w14="http://schemas.microsoft.com/office/word/2010/wordml" xmlns:w15="http://schemas.microsoft.com/office/word/2012/wordml" xmlns:w16cex="http://schemas.microsoft.com/office/word/2018/wordml/cex" xmlns:w16cid="http://schemas.microsoft.com/office/word/2016/wordml/cid" xmlns:w16="http://schemas.microsoft.com/office/word/2018/wordml" xmlns:w16sdtdh="http://schemas.microsoft.com/office/word/2020/wordml/sdtdatahash" xmlns:w16se="http://schemas.microsoft.com/office/word/2015/wordml/symex" xmlns:wpg="http://schemas.microsoft.com/office/word/2010/wordprocessingGroup" xmlns:wpi="http://schemas.microsoft.com/office/word/2010/wordprocessingInk" xmlns:wne="http://schemas.microsoft.com/office/word/2006/wordml" xmlns:wps="http://schemas.microsoft.com/office/word/2010/wordprocessingShape" mc:Ignorable="w14 w15 w16se w16cid w16 w16cex w16sdtdh wp14">
+<w:endnotes xmlns:wpc="http://schemas.microsoft.com/office/word/2010/wordprocessingCanvas" xmlns:cx="http://schemas.microsoft.com/office/drawing/2014/chartex" xmlns:cx1="http://schemas.microsoft.com/office/drawing/2015/9/8/chartex" xmlns:cx2="http://schemas.microsoft.com/office/drawing/2015/10/21/chartex" xmlns:cx3="http://schemas.microsoft.com/office/drawing/2016/5/9/chartex" xmlns:cx4="http://schemas.microsoft.com/office/drawing/2016/5/10/chartex" xmlns:cx5="http://schemas.microsoft.com/office/drawing/2016/5/11/chartex" xmlns:cx6="http://schemas.microsoft.com/office/drawing/2016/5/12/chartex" xmlns:cx7="http://schemas.microsoft.com/office/drawing/2016/5/13/chartex" xmlns:cx8="http://schemas.microsoft.com/office/drawing/2016/5/14/chartex" xmlns:mc="http://schemas.openxmlformats.org/markup-compatibility/2006" xmlns:m="http://schemas.openxmlformats.org/officeDocument/2006/math" xmlns:aink="http://schemas.microsoft.com/office/drawing/2016/ink" xmlns:am3d="http://schemas.microsoft.com/office/drawing/2017/model3d" xmlns:oel="http://schemas.microsoft.com/office/2019/extlst" xmlns:r="http://schemas.openxmlformats.org/officeDocument/2006/relationships" xmlns:wp14="http://schemas.microsoft.com/office/word/2010/wordprocessingDrawing" xmlns:wp="http://schemas.openxmlformats.org/drawingml/2006/wordprocessingDrawing" xmlns:wpg="http://schemas.microsoft.com/office/word/2010/wordprocessingGroup" xmlns:wpi="http://schemas.microsoft.com/office/word/2010/wordprocessingInk" xmlns:wps="http://schemas.microsoft.com/office/word/2010/wordprocessingShape" xmlns:o="urn:schemas-microsoft-com:office:office" xmlns:v="urn:schemas-microsoft-com:vml" xmlns:w10="urn:schemas-microsoft-com:office:word" xmlns:w="http://schemas.openxmlformats.org/wordprocessingml/2006/main" xmlns:w14="http://schemas.microsoft.com/office/word/2010/wordml" xmlns:w15="http://schemas.microsoft.com/office/word/2012/wordml" xmlns:w16cex="http://schemas.microsoft.com/office/word/2018/wordml/cex" xmlns:w16cid="http://schemas.microsoft.com/office/word/2016/wordml/cid" xmlns:w16="http://schemas.microsoft.com/office/word/2018/wordml" xmlns:w16sdtdh="http://schemas.microsoft.com/office/word/2020/wordml/sdtdatahash" xmlns:w16sdtfl="http://schemas.microsoft.com/office/word/2024/wordml/sdtformatlock" xmlns:w16se="http://schemas.microsoft.com/office/word/2015/wordml/symex" xmlns:w16du="http://schemas.microsoft.com/office/word/2023/wordml/word16du" xmlns:wne="http://schemas.microsoft.com/office/word/2006/wordml" mc:Ignorable="w14 w15 w16se w16cid w16 w16cex w16sdtdh w16sdtfl w16du wp14">
   <w:endnote w:type="separator" w:id="-1">
     <w:p>
       <w:pPr>
@@ -14750,7 +14836,7 @@
 </file>
 
 <file path=word/footer1.xml><?xml version="1.0" encoding="utf-8"?>
-<w:ftr xmlns:wpc="http://schemas.microsoft.com/office/word/2010/wordprocessingCanvas" xmlns:cx="http://schemas.microsoft.com/office/drawing/2014/chartex" xmlns:cx1="http://schemas.microsoft.com/office/drawing/2015/9/8/chartex" xmlns:cx2="http://schemas.microsoft.com/office/drawing/2015/10/21/chartex" xmlns:cx3="http://schemas.microsoft.com/office/drawing/2016/5/9/chartex" xmlns:cx4="http://schemas.microsoft.com/office/drawing/2016/5/10/chartex" xmlns:cx5="http://schemas.microsoft.com/office/drawing/2016/5/11/chartex" xmlns:cx6="http://schemas.microsoft.com/office/drawing/2016/5/12/chartex" xmlns:cx7="http://schemas.microsoft.com/office/drawing/2016/5/13/chartex" xmlns:cx8="http://schemas.microsoft.com/office/drawing/2016/5/14/chartex" xmlns:mc="http://schemas.openxmlformats.org/markup-compatibility/2006" xmlns:aink="http://schemas.microsoft.com/office/drawing/2016/ink" xmlns:am3d="http://schemas.microsoft.com/office/drawing/2017/model3d" xmlns:o="urn:schemas-microsoft-com:office:office" xmlns:r="http://schemas.openxmlformats.org/officeDocument/2006/relationships" xmlns:m="http://schemas.openxmlformats.org/officeDocument/2006/math" xmlns:v="urn:schemas-microsoft-com:vml" xmlns:wp14="http://schemas.microsoft.com/office/word/2010/wordprocessingDrawing" xmlns:wp="http://schemas.openxmlformats.org/drawingml/2006/wordprocessingDrawing" xmlns:w10="urn:schemas-microsoft-com:office:word" xmlns:w="http://schemas.openxmlformats.org/wordprocessingml/2006/main" xmlns:w14="http://schemas.microsoft.com/office/word/2010/wordml" xmlns:w15="http://schemas.microsoft.com/office/word/2012/wordml" xmlns:w16cex="http://schemas.microsoft.com/office/word/2018/wordml/cex" xmlns:w16cid="http://schemas.microsoft.com/office/word/2016/wordml/cid" xmlns:w16="http://schemas.microsoft.com/office/word/2018/wordml" xmlns:w16sdtdh="http://schemas.microsoft.com/office/word/2020/wordml/sdtdatahash" xmlns:w16se="http://schemas.microsoft.com/office/word/2015/wordml/symex" xmlns:wpg="http://schemas.microsoft.com/office/word/2010/wordprocessingGroup" xmlns:wpi="http://schemas.microsoft.com/office/word/2010/wordprocessingInk" xmlns:wne="http://schemas.microsoft.com/office/word/2006/wordml" xmlns:wps="http://schemas.microsoft.com/office/word/2010/wordprocessingShape" mc:Ignorable="w14 w15 w16se w16cid w16 w16cex w16sdtdh wp14">
+<w:ftr xmlns:wpc="http://schemas.microsoft.com/office/word/2010/wordprocessingCanvas" xmlns:cx="http://schemas.microsoft.com/office/drawing/2014/chartex" xmlns:cx1="http://schemas.microsoft.com/office/drawing/2015/9/8/chartex" xmlns:cx2="http://schemas.microsoft.com/office/drawing/2015/10/21/chartex" xmlns:cx3="http://schemas.microsoft.com/office/drawing/2016/5/9/chartex" xmlns:cx4="http://schemas.microsoft.com/office/drawing/2016/5/10/chartex" xmlns:cx5="http://schemas.microsoft.com/office/drawing/2016/5/11/chartex" xmlns:cx6="http://schemas.microsoft.com/office/drawing/2016/5/12/chartex" xmlns:cx7="http://schemas.microsoft.com/office/drawing/2016/5/13/chartex" xmlns:cx8="http://schemas.microsoft.com/office/drawing/2016/5/14/chartex" xmlns:mc="http://schemas.openxmlformats.org/markup-compatibility/2006" xmlns:m="http://schemas.openxmlformats.org/officeDocument/2006/math" xmlns:aink="http://schemas.microsoft.com/office/drawing/2016/ink" xmlns:am3d="http://schemas.microsoft.com/office/drawing/2017/model3d" xmlns:oel="http://schemas.microsoft.com/office/2019/extlst" xmlns:r="http://schemas.openxmlformats.org/officeDocument/2006/relationships" xmlns:wp14="http://schemas.microsoft.com/office/word/2010/wordprocessingDrawing" xmlns:wp="http://schemas.openxmlformats.org/drawingml/2006/wordprocessingDrawing" xmlns:wpg="http://schemas.microsoft.com/office/word/2010/wordprocessingGroup" xmlns:wpi="http://schemas.microsoft.com/office/word/2010/wordprocessingInk" xmlns:wps="http://schemas.microsoft.com/office/word/2010/wordprocessingShape" xmlns:o="urn:schemas-microsoft-com:office:office" xmlns:v="urn:schemas-microsoft-com:vml" xmlns:w10="urn:schemas-microsoft-com:office:word" xmlns:w="http://schemas.openxmlformats.org/wordprocessingml/2006/main" xmlns:w14="http://schemas.microsoft.com/office/word/2010/wordml" xmlns:w15="http://schemas.microsoft.com/office/word/2012/wordml" xmlns:w16cex="http://schemas.microsoft.com/office/word/2018/wordml/cex" xmlns:w16cid="http://schemas.microsoft.com/office/word/2016/wordml/cid" xmlns:w16="http://schemas.microsoft.com/office/word/2018/wordml" xmlns:w16sdtdh="http://schemas.microsoft.com/office/word/2020/wordml/sdtdatahash" xmlns:w16sdtfl="http://schemas.microsoft.com/office/word/2024/wordml/sdtformatlock" xmlns:w16se="http://schemas.microsoft.com/office/word/2015/wordml/symex" xmlns:w16du="http://schemas.microsoft.com/office/word/2023/wordml/word16du" xmlns:wne="http://schemas.microsoft.com/office/word/2006/wordml" mc:Ignorable="w14 w15 w16se w16cid w16 w16cex w16sdtdh w16sdtfl w16du wp14">
   <w:sdt>
     <w:sdtPr>
       <w:id w:val="-1465197936"/>
@@ -14759,7 +14845,6 @@
         <w:docPartUnique/>
       </w:docPartObj>
     </w:sdtPr>
-    <w:sdtEndPr/>
     <w:sdtContent>
       <w:p>
         <w:pPr>
@@ -14797,7 +14882,7 @@
 </file>
 
 <file path=word/footnotes.xml><?xml version="1.0" encoding="utf-8"?>
-<w:footnotes xmlns:wpc="http://schemas.microsoft.com/office/word/2010/wordprocessingCanvas" xmlns:cx="http://schemas.microsoft.com/office/drawing/2014/chartex" xmlns:cx1="http://schemas.microsoft.com/office/drawing/2015/9/8/chartex" xmlns:cx2="http://schemas.microsoft.com/office/drawing/2015/10/21/chartex" xmlns:cx3="http://schemas.microsoft.com/office/drawing/2016/5/9/chartex" xmlns:cx4="http://schemas.microsoft.com/office/drawing/2016/5/10/chartex" xmlns:cx5="http://schemas.microsoft.com/office/drawing/2016/5/11/chartex" xmlns:cx6="http://schemas.microsoft.com/office/drawing/2016/5/12/chartex" xmlns:cx7="http://schemas.microsoft.com/office/drawing/2016/5/13/chartex" xmlns:cx8="http://schemas.microsoft.com/office/drawing/2016/5/14/chartex" xmlns:mc="http://schemas.openxmlformats.org/markup-compatibility/2006" xmlns:aink="http://schemas.microsoft.com/office/drawing/2016/ink" xmlns:am3d="http://schemas.microsoft.com/office/drawing/2017/model3d" xmlns:o="urn:schemas-microsoft-com:office:office" xmlns:r="http://schemas.openxmlformats.org/officeDocument/2006/relationships" xmlns:m="http://schemas.openxmlformats.org/officeDocument/2006/math" xmlns:v="urn:schemas-microsoft-com:vml" xmlns:wp14="http://schemas.microsoft.com/office/word/2010/wordprocessingDrawing" xmlns:wp="http://schemas.openxmlformats.org/drawingml/2006/wordprocessingDrawing" xmlns:w10="urn:schemas-microsoft-com:office:word" xmlns:w="http://schemas.openxmlformats.org/wordprocessingml/2006/main" xmlns:w14="http://schemas.microsoft.com/office/word/2010/wordml" xmlns:w15="http://schemas.microsoft.com/office/word/2012/wordml" xmlns:w16cex="http://schemas.microsoft.com/office/word/2018/wordml/cex" xmlns:w16cid="http://schemas.microsoft.com/office/word/2016/wordml/cid" xmlns:w16="http://schemas.microsoft.com/office/word/2018/wordml" xmlns:w16sdtdh="http://schemas.microsoft.com/office/word/2020/wordml/sdtdatahash" xmlns:w16se="http://schemas.microsoft.com/office/word/2015/wordml/symex" xmlns:wpg="http://schemas.microsoft.com/office/word/2010/wordprocessingGroup" xmlns:wpi="http://schemas.microsoft.com/office/word/2010/wordprocessingInk" xmlns:wne="http://schemas.microsoft.com/office/word/2006/wordml" xmlns:wps="http://schemas.microsoft.com/office/word/2010/wordprocessingShape" mc:Ignorable="w14 w15 w16se w16cid w16 w16cex w16sdtdh wp14">
+<w:footnotes xmlns:wpc="http://schemas.microsoft.com/office/word/2010/wordprocessingCanvas" xmlns:cx="http://schemas.microsoft.com/office/drawing/2014/chartex" xmlns:cx1="http://schemas.microsoft.com/office/drawing/2015/9/8/chartex" xmlns:cx2="http://schemas.microsoft.com/office/drawing/2015/10/21/chartex" xmlns:cx3="http://schemas.microsoft.com/office/drawing/2016/5/9/chartex" xmlns:cx4="http://schemas.microsoft.com/office/drawing/2016/5/10/chartex" xmlns:cx5="http://schemas.microsoft.com/office/drawing/2016/5/11/chartex" xmlns:cx6="http://schemas.microsoft.com/office/drawing/2016/5/12/chartex" xmlns:cx7="http://schemas.microsoft.com/office/drawing/2016/5/13/chartex" xmlns:cx8="http://schemas.microsoft.com/office/drawing/2016/5/14/chartex" xmlns:mc="http://schemas.openxmlformats.org/markup-compatibility/2006" xmlns:m="http://schemas.openxmlformats.org/officeDocument/2006/math" xmlns:aink="http://schemas.microsoft.com/office/drawing/2016/ink" xmlns:am3d="http://schemas.microsoft.com/office/drawing/2017/model3d" xmlns:oel="http://schemas.microsoft.com/office/2019/extlst" xmlns:r="http://schemas.openxmlformats.org/officeDocument/2006/relationships" xmlns:wp14="http://schemas.microsoft.com/office/word/2010/wordprocessingDrawing" xmlns:wp="http://schemas.openxmlformats.org/drawingml/2006/wordprocessingDrawing" xmlns:wpg="http://schemas.microsoft.com/office/word/2010/wordprocessingGroup" xmlns:wpi="http://schemas.microsoft.com/office/word/2010/wordprocessingInk" xmlns:wps="http://schemas.microsoft.com/office/word/2010/wordprocessingShape" xmlns:o="urn:schemas-microsoft-com:office:office" xmlns:v="urn:schemas-microsoft-com:vml" xmlns:w10="urn:schemas-microsoft-com:office:word" xmlns:w="http://schemas.openxmlformats.org/wordprocessingml/2006/main" xmlns:w14="http://schemas.microsoft.com/office/word/2010/wordml" xmlns:w15="http://schemas.microsoft.com/office/word/2012/wordml" xmlns:w16cex="http://schemas.microsoft.com/office/word/2018/wordml/cex" xmlns:w16cid="http://schemas.microsoft.com/office/word/2016/wordml/cid" xmlns:w16="http://schemas.microsoft.com/office/word/2018/wordml" xmlns:w16sdtdh="http://schemas.microsoft.com/office/word/2020/wordml/sdtdatahash" xmlns:w16sdtfl="http://schemas.microsoft.com/office/word/2024/wordml/sdtformatlock" xmlns:w16se="http://schemas.microsoft.com/office/word/2015/wordml/symex" xmlns:w16du="http://schemas.microsoft.com/office/word/2023/wordml/word16du" xmlns:wne="http://schemas.microsoft.com/office/word/2006/wordml" mc:Ignorable="w14 w15 w16se w16cid w16 w16cex w16sdtdh w16sdtfl w16du wp14">
   <w:footnote w:type="separator" w:id="-1">
     <w:p>
       <w:pPr>
@@ -14824,7 +14909,7 @@
 </file>
 
 <file path=word/header1.xml><?xml version="1.0" encoding="utf-8"?>
-<w:hdr xmlns:wpc="http://schemas.microsoft.com/office/word/2010/wordprocessingCanvas" xmlns:cx="http://schemas.microsoft.com/office/drawing/2014/chartex" xmlns:cx1="http://schemas.microsoft.com/office/drawing/2015/9/8/chartex" xmlns:cx2="http://schemas.microsoft.com/office/drawing/2015/10/21/chartex" xmlns:cx3="http://schemas.microsoft.com/office/drawing/2016/5/9/chartex" xmlns:cx4="http://schemas.microsoft.com/office/drawing/2016/5/10/chartex" xmlns:cx5="http://schemas.microsoft.com/office/drawing/2016/5/11/chartex" xmlns:cx6="http://schemas.microsoft.com/office/drawing/2016/5/12/chartex" xmlns:cx7="http://schemas.microsoft.com/office/drawing/2016/5/13/chartex" xmlns:cx8="http://schemas.microsoft.com/office/drawing/2016/5/14/chartex" xmlns:mc="http://schemas.openxmlformats.org/markup-compatibility/2006" xmlns:aink="http://schemas.microsoft.com/office/drawing/2016/ink" xmlns:am3d="http://schemas.microsoft.com/office/drawing/2017/model3d" xmlns:o="urn:schemas-microsoft-com:office:office" xmlns:r="http://schemas.openxmlformats.org/officeDocument/2006/relationships" xmlns:m="http://schemas.openxmlformats.org/officeDocument/2006/math" xmlns:v="urn:schemas-microsoft-com:vml" xmlns:wp14="http://schemas.microsoft.com/office/word/2010/wordprocessingDrawing" xmlns:wp="http://schemas.openxmlformats.org/drawingml/2006/wordprocessingDrawing" xmlns:w10="urn:schemas-microsoft-com:office:word" xmlns:w="http://schemas.openxmlformats.org/wordprocessingml/2006/main" xmlns:w14="http://schemas.microsoft.com/office/word/2010/wordml" xmlns:w15="http://schemas.microsoft.com/office/word/2012/wordml" xmlns:w16cex="http://schemas.microsoft.com/office/word/2018/wordml/cex" xmlns:w16cid="http://schemas.microsoft.com/office/word/2016/wordml/cid" xmlns:w16="http://schemas.microsoft.com/office/word/2018/wordml" xmlns:w16sdtdh="http://schemas.microsoft.com/office/word/2020/wordml/sdtdatahash" xmlns:w16se="http://schemas.microsoft.com/office/word/2015/wordml/symex" xmlns:wpg="http://schemas.microsoft.com/office/word/2010/wordprocessingGroup" xmlns:wpi="http://schemas.microsoft.com/office/word/2010/wordprocessingInk" xmlns:wne="http://schemas.microsoft.com/office/word/2006/wordml" xmlns:wps="http://schemas.microsoft.com/office/word/2010/wordprocessingShape" mc:Ignorable="w14 w15 w16se w16cid w16 w16cex w16sdtdh wp14">
+<w:hdr xmlns:wpc="http://schemas.microsoft.com/office/word/2010/wordprocessingCanvas" xmlns:cx="http://schemas.microsoft.com/office/drawing/2014/chartex" xmlns:cx1="http://schemas.microsoft.com/office/drawing/2015/9/8/chartex" xmlns:cx2="http://schemas.microsoft.com/office/drawing/2015/10/21/chartex" xmlns:cx3="http://schemas.microsoft.com/office/drawing/2016/5/9/chartex" xmlns:cx4="http://schemas.microsoft.com/office/drawing/2016/5/10/chartex" xmlns:cx5="http://schemas.microsoft.com/office/drawing/2016/5/11/chartex" xmlns:cx6="http://schemas.microsoft.com/office/drawing/2016/5/12/chartex" xmlns:cx7="http://schemas.microsoft.com/office/drawing/2016/5/13/chartex" xmlns:cx8="http://schemas.microsoft.com/office/drawing/2016/5/14/chartex" xmlns:mc="http://schemas.openxmlformats.org/markup-compatibility/2006" xmlns:m="http://schemas.openxmlformats.org/officeDocument/2006/math" xmlns:aink="http://schemas.microsoft.com/office/drawing/2016/ink" xmlns:am3d="http://schemas.microsoft.com/office/drawing/2017/model3d" xmlns:oel="http://schemas.microsoft.com/office/2019/extlst" xmlns:r="http://schemas.openxmlformats.org/officeDocument/2006/relationships" xmlns:wp14="http://schemas.microsoft.com/office/word/2010/wordprocessingDrawing" xmlns:wp="http://schemas.openxmlformats.org/drawingml/2006/wordprocessingDrawing" xmlns:wpg="http://schemas.microsoft.com/office/word/2010/wordprocessingGroup" xmlns:wpi="http://schemas.microsoft.com/office/word/2010/wordprocessingInk" xmlns:wps="http://schemas.microsoft.com/office/word/2010/wordprocessingShape" xmlns:o="urn:schemas-microsoft-com:office:office" xmlns:v="urn:schemas-microsoft-com:vml" xmlns:w10="urn:schemas-microsoft-com:office:word" xmlns:w="http://schemas.openxmlformats.org/wordprocessingml/2006/main" xmlns:w14="http://schemas.microsoft.com/office/word/2010/wordml" xmlns:w15="http://schemas.microsoft.com/office/word/2012/wordml" xmlns:w16cex="http://schemas.microsoft.com/office/word/2018/wordml/cex" xmlns:w16cid="http://schemas.microsoft.com/office/word/2016/wordml/cid" xmlns:w16="http://schemas.microsoft.com/office/word/2018/wordml" xmlns:w16sdtdh="http://schemas.microsoft.com/office/word/2020/wordml/sdtdatahash" xmlns:w16sdtfl="http://schemas.microsoft.com/office/word/2024/wordml/sdtformatlock" xmlns:w16se="http://schemas.microsoft.com/office/word/2015/wordml/symex" xmlns:w16du="http://schemas.microsoft.com/office/word/2023/wordml/word16du" xmlns:wne="http://schemas.microsoft.com/office/word/2006/wordml" mc:Ignorable="w14 w15 w16se w16cid w16 w16cex w16sdtdh w16sdtfl w16du wp14">
   <w:p>
     <w:pPr>
       <w:pStyle w:val="Encabezado"/>
@@ -14911,7 +14996,7 @@
 </file>
 
 <file path=word/numbering.xml><?xml version="1.0" encoding="utf-8"?>
-<w:numbering xmlns:wpc="http://schemas.microsoft.com/office/word/2010/wordprocessingCanvas" xmlns:cx="http://schemas.microsoft.com/office/drawing/2014/chartex" xmlns:cx1="http://schemas.microsoft.com/office/drawing/2015/9/8/chartex" xmlns:cx2="http://schemas.microsoft.com/office/drawing/2015/10/21/chartex" xmlns:cx3="http://schemas.microsoft.com/office/drawing/2016/5/9/chartex" xmlns:cx4="http://schemas.microsoft.com/office/drawing/2016/5/10/chartex" xmlns:cx5="http://schemas.microsoft.com/office/drawing/2016/5/11/chartex" xmlns:cx6="http://schemas.microsoft.com/office/drawing/2016/5/12/chartex" xmlns:cx7="http://schemas.microsoft.com/office/drawing/2016/5/13/chartex" xmlns:cx8="http://schemas.microsoft.com/office/drawing/2016/5/14/chartex" xmlns:mc="http://schemas.openxmlformats.org/markup-compatibility/2006" xmlns:aink="http://schemas.microsoft.com/office/drawing/2016/ink" xmlns:am3d="http://schemas.microsoft.com/office/drawing/2017/model3d" xmlns:o="urn:schemas-microsoft-com:office:office" xmlns:r="http://schemas.openxmlformats.org/officeDocument/2006/relationships" xmlns:m="http://schemas.openxmlformats.org/officeDocument/2006/math" xmlns:v="urn:schemas-microsoft-com:vml" xmlns:wp14="http://schemas.microsoft.com/office/word/2010/wordprocessingDrawing" xmlns:wp="http://schemas.openxmlformats.org/drawingml/2006/wordprocessingDrawing" xmlns:w10="urn:schemas-microsoft-com:office:word" xmlns:w="http://schemas.openxmlformats.org/wordprocessingml/2006/main" xmlns:w14="http://schemas.microsoft.com/office/word/2010/wordml" xmlns:w15="http://schemas.microsoft.com/office/word/2012/wordml" xmlns:w16cex="http://schemas.microsoft.com/office/word/2018/wordml/cex" xmlns:w16cid="http://schemas.microsoft.com/office/word/2016/wordml/cid" xmlns:w16="http://schemas.microsoft.com/office/word/2018/wordml" xmlns:w16sdtdh="http://schemas.microsoft.com/office/word/2020/wordml/sdtdatahash" xmlns:w16se="http://schemas.microsoft.com/office/word/2015/wordml/symex" xmlns:wpg="http://schemas.microsoft.com/office/word/2010/wordprocessingGroup" xmlns:wpi="http://schemas.microsoft.com/office/word/2010/wordprocessingInk" xmlns:wne="http://schemas.microsoft.com/office/word/2006/wordml" xmlns:wps="http://schemas.microsoft.com/office/word/2010/wordprocessingShape" mc:Ignorable="w14 w15 w16se w16cid w16 w16cex w16sdtdh wp14">
+<w:numbering xmlns:wpc="http://schemas.microsoft.com/office/word/2010/wordprocessingCanvas" xmlns:cx="http://schemas.microsoft.com/office/drawing/2014/chartex" xmlns:cx1="http://schemas.microsoft.com/office/drawing/2015/9/8/chartex" xmlns:cx2="http://schemas.microsoft.com/office/drawing/2015/10/21/chartex" xmlns:cx3="http://schemas.microsoft.com/office/drawing/2016/5/9/chartex" xmlns:cx4="http://schemas.microsoft.com/office/drawing/2016/5/10/chartex" xmlns:cx5="http://schemas.microsoft.com/office/drawing/2016/5/11/chartex" xmlns:cx6="http://schemas.microsoft.com/office/drawing/2016/5/12/chartex" xmlns:cx7="http://schemas.microsoft.com/office/drawing/2016/5/13/chartex" xmlns:cx8="http://schemas.microsoft.com/office/drawing/2016/5/14/chartex" xmlns:mc="http://schemas.openxmlformats.org/markup-compatibility/2006" xmlns:m="http://schemas.openxmlformats.org/officeDocument/2006/math" xmlns:aink="http://schemas.microsoft.com/office/drawing/2016/ink" xmlns:am3d="http://schemas.microsoft.com/office/drawing/2017/model3d" xmlns:oel="http://schemas.microsoft.com/office/2019/extlst" xmlns:r="http://schemas.openxmlformats.org/officeDocument/2006/relationships" xmlns:wp14="http://schemas.microsoft.com/office/word/2010/wordprocessingDrawing" xmlns:wp="http://schemas.openxmlformats.org/drawingml/2006/wordprocessingDrawing" xmlns:wpg="http://schemas.microsoft.com/office/word/2010/wordprocessingGroup" xmlns:wpi="http://schemas.microsoft.com/office/word/2010/wordprocessingInk" xmlns:wps="http://schemas.microsoft.com/office/word/2010/wordprocessingShape" xmlns:o="urn:schemas-microsoft-com:office:office" xmlns:v="urn:schemas-microsoft-com:vml" xmlns:w10="urn:schemas-microsoft-com:office:word" xmlns:w="http://schemas.openxmlformats.org/wordprocessingml/2006/main" xmlns:w14="http://schemas.microsoft.com/office/word/2010/wordml" xmlns:w15="http://schemas.microsoft.com/office/word/2012/wordml" xmlns:w16cex="http://schemas.microsoft.com/office/word/2018/wordml/cex" xmlns:w16cid="http://schemas.microsoft.com/office/word/2016/wordml/cid" xmlns:w16="http://schemas.microsoft.com/office/word/2018/wordml" xmlns:w16sdtdh="http://schemas.microsoft.com/office/word/2020/wordml/sdtdatahash" xmlns:w16sdtfl="http://schemas.microsoft.com/office/word/2024/wordml/sdtformatlock" xmlns:w16se="http://schemas.microsoft.com/office/word/2015/wordml/symex" xmlns:w16du="http://schemas.microsoft.com/office/word/2023/wordml/word16du" xmlns:wne="http://schemas.microsoft.com/office/word/2006/wordml" mc:Ignorable="w14 w15 w16se w16cid w16 w16cex w16sdtdh w16sdtfl w16du wp14">
   <w:abstractNum w:abstractNumId="0" w15:restartNumberingAfterBreak="0">
     <w:nsid w:val="FFFFFF89"/>
     <w:multiLevelType w:val="singleLevel"/>
@@ -16494,6 +16579,119 @@
     </w:lvl>
   </w:abstractNum>
   <w:abstractNum w:abstractNumId="15" w15:restartNumberingAfterBreak="0">
+    <w:nsid w:val="2D6F3420"/>
+    <w:multiLevelType w:val="hybridMultilevel"/>
+    <w:tmpl w:val="658E5936"/>
+    <w:lvl w:ilvl="0" w:tplc="240A0001">
+      <w:start w:val="1"/>
+      <w:numFmt w:val="bullet"/>
+      <w:lvlText w:val=""/>
+      <w:lvlJc w:val="left"/>
+      <w:pPr>
+        <w:ind w:left="1429" w:hanging="360"/>
+      </w:pPr>
+      <w:rPr>
+        <w:rFonts w:ascii="Symbol" w:hAnsi="Symbol" w:hint="default"/>
+      </w:rPr>
+    </w:lvl>
+    <w:lvl w:ilvl="1" w:tplc="080A0003" w:tentative="1">
+      <w:start w:val="1"/>
+      <w:numFmt w:val="bullet"/>
+      <w:lvlText w:val="o"/>
+      <w:lvlJc w:val="left"/>
+      <w:pPr>
+        <w:ind w:left="2149" w:hanging="360"/>
+      </w:pPr>
+      <w:rPr>
+        <w:rFonts w:ascii="Courier New" w:hAnsi="Courier New" w:cs="Courier New" w:hint="default"/>
+      </w:rPr>
+    </w:lvl>
+    <w:lvl w:ilvl="2" w:tplc="080A0005" w:tentative="1">
+      <w:start w:val="1"/>
+      <w:numFmt w:val="bullet"/>
+      <w:lvlText w:val=""/>
+      <w:lvlJc w:val="left"/>
+      <w:pPr>
+        <w:ind w:left="2869" w:hanging="360"/>
+      </w:pPr>
+      <w:rPr>
+        <w:rFonts w:ascii="Wingdings" w:hAnsi="Wingdings" w:hint="default"/>
+      </w:rPr>
+    </w:lvl>
+    <w:lvl w:ilvl="3" w:tplc="080A0001" w:tentative="1">
+      <w:start w:val="1"/>
+      <w:numFmt w:val="bullet"/>
+      <w:lvlText w:val=""/>
+      <w:lvlJc w:val="left"/>
+      <w:pPr>
+        <w:ind w:left="3589" w:hanging="360"/>
+      </w:pPr>
+      <w:rPr>
+        <w:rFonts w:ascii="Symbol" w:hAnsi="Symbol" w:hint="default"/>
+      </w:rPr>
+    </w:lvl>
+    <w:lvl w:ilvl="4" w:tplc="080A0003" w:tentative="1">
+      <w:start w:val="1"/>
+      <w:numFmt w:val="bullet"/>
+      <w:lvlText w:val="o"/>
+      <w:lvlJc w:val="left"/>
+      <w:pPr>
+        <w:ind w:left="4309" w:hanging="360"/>
+      </w:pPr>
+      <w:rPr>
+        <w:rFonts w:ascii="Courier New" w:hAnsi="Courier New" w:cs="Courier New" w:hint="default"/>
+      </w:rPr>
+    </w:lvl>
+    <w:lvl w:ilvl="5" w:tplc="080A0005" w:tentative="1">
+      <w:start w:val="1"/>
+      <w:numFmt w:val="bullet"/>
+      <w:lvlText w:val=""/>
+      <w:lvlJc w:val="left"/>
+      <w:pPr>
+        <w:ind w:left="5029" w:hanging="360"/>
+      </w:pPr>
+      <w:rPr>
+        <w:rFonts w:ascii="Wingdings" w:hAnsi="Wingdings" w:hint="default"/>
+      </w:rPr>
+    </w:lvl>
+    <w:lvl w:ilvl="6" w:tplc="080A0001" w:tentative="1">
+      <w:start w:val="1"/>
+      <w:numFmt w:val="bullet"/>
+      <w:lvlText w:val=""/>
+      <w:lvlJc w:val="left"/>
+      <w:pPr>
+        <w:ind w:left="5749" w:hanging="360"/>
+      </w:pPr>
+      <w:rPr>
+        <w:rFonts w:ascii="Symbol" w:hAnsi="Symbol" w:hint="default"/>
+      </w:rPr>
+    </w:lvl>
+    <w:lvl w:ilvl="7" w:tplc="080A0003" w:tentative="1">
+      <w:start w:val="1"/>
+      <w:numFmt w:val="bullet"/>
+      <w:lvlText w:val="o"/>
+      <w:lvlJc w:val="left"/>
+      <w:pPr>
+        <w:ind w:left="6469" w:hanging="360"/>
+      </w:pPr>
+      <w:rPr>
+        <w:rFonts w:ascii="Courier New" w:hAnsi="Courier New" w:cs="Courier New" w:hint="default"/>
+      </w:rPr>
+    </w:lvl>
+    <w:lvl w:ilvl="8" w:tplc="080A0005" w:tentative="1">
+      <w:start w:val="1"/>
+      <w:numFmt w:val="bullet"/>
+      <w:lvlText w:val=""/>
+      <w:lvlJc w:val="left"/>
+      <w:pPr>
+        <w:ind w:left="7189" w:hanging="360"/>
+      </w:pPr>
+      <w:rPr>
+        <w:rFonts w:ascii="Wingdings" w:hAnsi="Wingdings" w:hint="default"/>
+      </w:rPr>
+    </w:lvl>
+  </w:abstractNum>
+  <w:abstractNum w:abstractNumId="16" w15:restartNumberingAfterBreak="0">
     <w:nsid w:val="352D35AA"/>
     <w:multiLevelType w:val="hybridMultilevel"/>
     <w:tmpl w:val="EED4C004"/>
@@ -16579,7 +16777,7 @@
       </w:pPr>
     </w:lvl>
   </w:abstractNum>
-  <w:abstractNum w:abstractNumId="16" w15:restartNumberingAfterBreak="0">
+  <w:abstractNum w:abstractNumId="17" w15:restartNumberingAfterBreak="0">
     <w:nsid w:val="368E176E"/>
     <w:multiLevelType w:val="hybridMultilevel"/>
     <w:tmpl w:val="BDF054FE"/>
@@ -16673,7 +16871,7 @@
       </w:pPr>
     </w:lvl>
   </w:abstractNum>
-  <w:abstractNum w:abstractNumId="17" w15:restartNumberingAfterBreak="0">
+  <w:abstractNum w:abstractNumId="18" w15:restartNumberingAfterBreak="0">
     <w:nsid w:val="36C61A4E"/>
     <w:multiLevelType w:val="hybridMultilevel"/>
     <w:tmpl w:val="B18003AA"/>
@@ -16786,7 +16984,7 @@
       </w:rPr>
     </w:lvl>
   </w:abstractNum>
-  <w:abstractNum w:abstractNumId="18" w15:restartNumberingAfterBreak="0">
+  <w:abstractNum w:abstractNumId="19" w15:restartNumberingAfterBreak="0">
     <w:nsid w:val="371A1526"/>
     <w:multiLevelType w:val="hybridMultilevel"/>
     <w:tmpl w:val="0D90C6EE"/>
@@ -16899,7 +17097,7 @@
       </w:rPr>
     </w:lvl>
   </w:abstractNum>
-  <w:abstractNum w:abstractNumId="19" w15:restartNumberingAfterBreak="0">
+  <w:abstractNum w:abstractNumId="20" w15:restartNumberingAfterBreak="0">
     <w:nsid w:val="38E723F3"/>
     <w:multiLevelType w:val="hybridMultilevel"/>
     <w:tmpl w:val="BD3E8FF0"/>
@@ -17012,7 +17210,7 @@
       </w:rPr>
     </w:lvl>
   </w:abstractNum>
-  <w:abstractNum w:abstractNumId="20" w15:restartNumberingAfterBreak="0">
+  <w:abstractNum w:abstractNumId="21" w15:restartNumberingAfterBreak="0">
     <w:nsid w:val="3BE73FF1"/>
     <w:multiLevelType w:val="hybridMultilevel"/>
     <w:tmpl w:val="764E251A"/>
@@ -17125,10 +17323,10 @@
       </w:rPr>
     </w:lvl>
   </w:abstractNum>
-  <w:abstractNum w:abstractNumId="21" w15:restartNumberingAfterBreak="0">
+  <w:abstractNum w:abstractNumId="22" w15:restartNumberingAfterBreak="0">
     <w:nsid w:val="3DDF6562"/>
     <w:multiLevelType w:val="multilevel"/>
-    <w:tmpl w:val="71983132"/>
+    <w:tmpl w:val="6EEA9DF8"/>
     <w:styleLink w:val="SENALista"/>
     <w:lvl w:ilvl="0">
       <w:start w:val="1"/>
@@ -17246,7 +17444,7 @@
       </w:rPr>
     </w:lvl>
   </w:abstractNum>
-  <w:abstractNum w:abstractNumId="22" w15:restartNumberingAfterBreak="0">
+  <w:abstractNum w:abstractNumId="23" w15:restartNumberingAfterBreak="0">
     <w:nsid w:val="40607099"/>
     <w:multiLevelType w:val="hybridMultilevel"/>
     <w:tmpl w:val="BBB45DF0"/>
@@ -17359,7 +17557,7 @@
       </w:rPr>
     </w:lvl>
   </w:abstractNum>
-  <w:abstractNum w:abstractNumId="23" w15:restartNumberingAfterBreak="0">
+  <w:abstractNum w:abstractNumId="24" w15:restartNumberingAfterBreak="0">
     <w:nsid w:val="43CD5A89"/>
     <w:multiLevelType w:val="hybridMultilevel"/>
     <w:tmpl w:val="2AEE44C8"/>
@@ -17472,7 +17670,7 @@
       </w:rPr>
     </w:lvl>
   </w:abstractNum>
-  <w:abstractNum w:abstractNumId="24" w15:restartNumberingAfterBreak="0">
+  <w:abstractNum w:abstractNumId="25" w15:restartNumberingAfterBreak="0">
     <w:nsid w:val="44DD1EE8"/>
     <w:multiLevelType w:val="hybridMultilevel"/>
     <w:tmpl w:val="D48A73E2"/>
@@ -17585,7 +17783,7 @@
       </w:rPr>
     </w:lvl>
   </w:abstractNum>
-  <w:abstractNum w:abstractNumId="25" w15:restartNumberingAfterBreak="0">
+  <w:abstractNum w:abstractNumId="26" w15:restartNumberingAfterBreak="0">
     <w:nsid w:val="4A794066"/>
     <w:multiLevelType w:val="hybridMultilevel"/>
     <w:tmpl w:val="9A5EADFE"/>
@@ -17698,7 +17896,7 @@
       </w:rPr>
     </w:lvl>
   </w:abstractNum>
-  <w:abstractNum w:abstractNumId="26" w15:restartNumberingAfterBreak="0">
+  <w:abstractNum w:abstractNumId="27" w15:restartNumberingAfterBreak="0">
     <w:nsid w:val="4D4C287F"/>
     <w:multiLevelType w:val="hybridMultilevel"/>
     <w:tmpl w:val="79ECBC36"/>
@@ -17811,7 +18009,7 @@
       </w:rPr>
     </w:lvl>
   </w:abstractNum>
-  <w:abstractNum w:abstractNumId="27" w15:restartNumberingAfterBreak="0">
+  <w:abstractNum w:abstractNumId="28" w15:restartNumberingAfterBreak="0">
     <w:nsid w:val="4E710229"/>
     <w:multiLevelType w:val="hybridMultilevel"/>
     <w:tmpl w:val="07CA29EE"/>
@@ -17924,7 +18122,7 @@
       </w:rPr>
     </w:lvl>
   </w:abstractNum>
-  <w:abstractNum w:abstractNumId="28" w15:restartNumberingAfterBreak="0">
+  <w:abstractNum w:abstractNumId="29" w15:restartNumberingAfterBreak="0">
     <w:nsid w:val="4EBE1EF6"/>
     <w:multiLevelType w:val="hybridMultilevel"/>
     <w:tmpl w:val="AF3C2E24"/>
@@ -18015,7 +18213,7 @@
       </w:pPr>
     </w:lvl>
   </w:abstractNum>
-  <w:abstractNum w:abstractNumId="29" w15:restartNumberingAfterBreak="0">
+  <w:abstractNum w:abstractNumId="30" w15:restartNumberingAfterBreak="0">
     <w:nsid w:val="4EE85FF7"/>
     <w:multiLevelType w:val="hybridMultilevel"/>
     <w:tmpl w:val="8518762E"/>
@@ -18128,7 +18326,7 @@
       </w:rPr>
     </w:lvl>
   </w:abstractNum>
-  <w:abstractNum w:abstractNumId="30" w15:restartNumberingAfterBreak="0">
+  <w:abstractNum w:abstractNumId="31" w15:restartNumberingAfterBreak="0">
     <w:nsid w:val="50A761F9"/>
     <w:multiLevelType w:val="hybridMultilevel"/>
     <w:tmpl w:val="92B4AFA0"/>
@@ -18241,7 +18439,120 @@
       </w:rPr>
     </w:lvl>
   </w:abstractNum>
-  <w:abstractNum w:abstractNumId="31" w15:restartNumberingAfterBreak="0">
+  <w:abstractNum w:abstractNumId="32" w15:restartNumberingAfterBreak="0">
+    <w:nsid w:val="51527D18"/>
+    <w:multiLevelType w:val="hybridMultilevel"/>
+    <w:tmpl w:val="8EA4D4DC"/>
+    <w:lvl w:ilvl="0" w:tplc="240A0001">
+      <w:start w:val="1"/>
+      <w:numFmt w:val="bullet"/>
+      <w:lvlText w:val=""/>
+      <w:lvlJc w:val="left"/>
+      <w:pPr>
+        <w:ind w:left="1068" w:hanging="360"/>
+      </w:pPr>
+      <w:rPr>
+        <w:rFonts w:ascii="Symbol" w:hAnsi="Symbol" w:hint="default"/>
+      </w:rPr>
+    </w:lvl>
+    <w:lvl w:ilvl="1" w:tplc="080A0003">
+      <w:start w:val="1"/>
+      <w:numFmt w:val="bullet"/>
+      <w:lvlText w:val="o"/>
+      <w:lvlJc w:val="left"/>
+      <w:pPr>
+        <w:ind w:left="1788" w:hanging="360"/>
+      </w:pPr>
+      <w:rPr>
+        <w:rFonts w:ascii="Courier New" w:hAnsi="Courier New" w:cs="Courier New" w:hint="default"/>
+      </w:rPr>
+    </w:lvl>
+    <w:lvl w:ilvl="2" w:tplc="080A0005" w:tentative="1">
+      <w:start w:val="1"/>
+      <w:numFmt w:val="bullet"/>
+      <w:lvlText w:val=""/>
+      <w:lvlJc w:val="left"/>
+      <w:pPr>
+        <w:ind w:left="2508" w:hanging="360"/>
+      </w:pPr>
+      <w:rPr>
+        <w:rFonts w:ascii="Wingdings" w:hAnsi="Wingdings" w:hint="default"/>
+      </w:rPr>
+    </w:lvl>
+    <w:lvl w:ilvl="3" w:tplc="080A0001" w:tentative="1">
+      <w:start w:val="1"/>
+      <w:numFmt w:val="bullet"/>
+      <w:lvlText w:val=""/>
+      <w:lvlJc w:val="left"/>
+      <w:pPr>
+        <w:ind w:left="3228" w:hanging="360"/>
+      </w:pPr>
+      <w:rPr>
+        <w:rFonts w:ascii="Symbol" w:hAnsi="Symbol" w:hint="default"/>
+      </w:rPr>
+    </w:lvl>
+    <w:lvl w:ilvl="4" w:tplc="080A0003" w:tentative="1">
+      <w:start w:val="1"/>
+      <w:numFmt w:val="bullet"/>
+      <w:lvlText w:val="o"/>
+      <w:lvlJc w:val="left"/>
+      <w:pPr>
+        <w:ind w:left="3948" w:hanging="360"/>
+      </w:pPr>
+      <w:rPr>
+        <w:rFonts w:ascii="Courier New" w:hAnsi="Courier New" w:cs="Courier New" w:hint="default"/>
+      </w:rPr>
+    </w:lvl>
+    <w:lvl w:ilvl="5" w:tplc="080A0005" w:tentative="1">
+      <w:start w:val="1"/>
+      <w:numFmt w:val="bullet"/>
+      <w:lvlText w:val=""/>
+      <w:lvlJc w:val="left"/>
+      <w:pPr>
+        <w:ind w:left="4668" w:hanging="360"/>
+      </w:pPr>
+      <w:rPr>
+        <w:rFonts w:ascii="Wingdings" w:hAnsi="Wingdings" w:hint="default"/>
+      </w:rPr>
+    </w:lvl>
+    <w:lvl w:ilvl="6" w:tplc="080A0001" w:tentative="1">
+      <w:start w:val="1"/>
+      <w:numFmt w:val="bullet"/>
+      <w:lvlText w:val=""/>
+      <w:lvlJc w:val="left"/>
+      <w:pPr>
+        <w:ind w:left="5388" w:hanging="360"/>
+      </w:pPr>
+      <w:rPr>
+        <w:rFonts w:ascii="Symbol" w:hAnsi="Symbol" w:hint="default"/>
+      </w:rPr>
+    </w:lvl>
+    <w:lvl w:ilvl="7" w:tplc="080A0003" w:tentative="1">
+      <w:start w:val="1"/>
+      <w:numFmt w:val="bullet"/>
+      <w:lvlText w:val="o"/>
+      <w:lvlJc w:val="left"/>
+      <w:pPr>
+        <w:ind w:left="6108" w:hanging="360"/>
+      </w:pPr>
+      <w:rPr>
+        <w:rFonts w:ascii="Courier New" w:hAnsi="Courier New" w:cs="Courier New" w:hint="default"/>
+      </w:rPr>
+    </w:lvl>
+    <w:lvl w:ilvl="8" w:tplc="080A0005" w:tentative="1">
+      <w:start w:val="1"/>
+      <w:numFmt w:val="bullet"/>
+      <w:lvlText w:val=""/>
+      <w:lvlJc w:val="left"/>
+      <w:pPr>
+        <w:ind w:left="6828" w:hanging="360"/>
+      </w:pPr>
+      <w:rPr>
+        <w:rFonts w:ascii="Wingdings" w:hAnsi="Wingdings" w:hint="default"/>
+      </w:rPr>
+    </w:lvl>
+  </w:abstractNum>
+  <w:abstractNum w:abstractNumId="33" w15:restartNumberingAfterBreak="0">
     <w:nsid w:val="517135CF"/>
     <w:multiLevelType w:val="hybridMultilevel"/>
     <w:tmpl w:val="1780FCCE"/>
@@ -18354,7 +18665,7 @@
       </w:rPr>
     </w:lvl>
   </w:abstractNum>
-  <w:abstractNum w:abstractNumId="32" w15:restartNumberingAfterBreak="0">
+  <w:abstractNum w:abstractNumId="34" w15:restartNumberingAfterBreak="0">
     <w:nsid w:val="51C408CD"/>
     <w:multiLevelType w:val="hybridMultilevel"/>
     <w:tmpl w:val="BD3664EE"/>
@@ -18467,7 +18778,7 @@
       </w:rPr>
     </w:lvl>
   </w:abstractNum>
-  <w:abstractNum w:abstractNumId="33" w15:restartNumberingAfterBreak="0">
+  <w:abstractNum w:abstractNumId="35" w15:restartNumberingAfterBreak="0">
     <w:nsid w:val="52A55495"/>
     <w:multiLevelType w:val="hybridMultilevel"/>
     <w:tmpl w:val="41ACF030"/>
@@ -18580,7 +18891,7 @@
       </w:rPr>
     </w:lvl>
   </w:abstractNum>
-  <w:abstractNum w:abstractNumId="34" w15:restartNumberingAfterBreak="0">
+  <w:abstractNum w:abstractNumId="36" w15:restartNumberingAfterBreak="0">
     <w:nsid w:val="54AF13D0"/>
     <w:multiLevelType w:val="hybridMultilevel"/>
     <w:tmpl w:val="69206B52"/>
@@ -18693,7 +19004,7 @@
       </w:rPr>
     </w:lvl>
   </w:abstractNum>
-  <w:abstractNum w:abstractNumId="35" w15:restartNumberingAfterBreak="0">
+  <w:abstractNum w:abstractNumId="37" w15:restartNumberingAfterBreak="0">
     <w:nsid w:val="558A6954"/>
     <w:multiLevelType w:val="hybridMultilevel"/>
     <w:tmpl w:val="F48AD82E"/>
@@ -18806,7 +19117,7 @@
       </w:rPr>
     </w:lvl>
   </w:abstractNum>
-  <w:abstractNum w:abstractNumId="36" w15:restartNumberingAfterBreak="0">
+  <w:abstractNum w:abstractNumId="38" w15:restartNumberingAfterBreak="0">
     <w:nsid w:val="577F79A8"/>
     <w:multiLevelType w:val="hybridMultilevel"/>
     <w:tmpl w:val="FE6C2E82"/>
@@ -18919,7 +19230,7 @@
       </w:rPr>
     </w:lvl>
   </w:abstractNum>
-  <w:abstractNum w:abstractNumId="37" w15:restartNumberingAfterBreak="0">
+  <w:abstractNum w:abstractNumId="39" w15:restartNumberingAfterBreak="0">
     <w:nsid w:val="5964107A"/>
     <w:multiLevelType w:val="hybridMultilevel"/>
     <w:tmpl w:val="8E8C171A"/>
@@ -19032,7 +19343,7 @@
       </w:rPr>
     </w:lvl>
   </w:abstractNum>
-  <w:abstractNum w:abstractNumId="38" w15:restartNumberingAfterBreak="0">
+  <w:abstractNum w:abstractNumId="40" w15:restartNumberingAfterBreak="0">
     <w:nsid w:val="5ADD17D0"/>
     <w:multiLevelType w:val="hybridMultilevel"/>
     <w:tmpl w:val="85BAD260"/>
@@ -19122,7 +19433,7 @@
       </w:pPr>
     </w:lvl>
   </w:abstractNum>
-  <w:abstractNum w:abstractNumId="39" w15:restartNumberingAfterBreak="0">
+  <w:abstractNum w:abstractNumId="41" w15:restartNumberingAfterBreak="0">
     <w:nsid w:val="634F2B5D"/>
     <w:multiLevelType w:val="hybridMultilevel"/>
     <w:tmpl w:val="71A439AE"/>
@@ -19235,7 +19546,7 @@
       </w:rPr>
     </w:lvl>
   </w:abstractNum>
-  <w:abstractNum w:abstractNumId="40" w15:restartNumberingAfterBreak="0">
+  <w:abstractNum w:abstractNumId="42" w15:restartNumberingAfterBreak="0">
     <w:nsid w:val="676E248F"/>
     <w:multiLevelType w:val="hybridMultilevel"/>
     <w:tmpl w:val="5E0A3016"/>
@@ -19348,7 +19659,7 @@
       </w:rPr>
     </w:lvl>
   </w:abstractNum>
-  <w:abstractNum w:abstractNumId="41" w15:restartNumberingAfterBreak="0">
+  <w:abstractNum w:abstractNumId="43" w15:restartNumberingAfterBreak="0">
     <w:nsid w:val="686653E3"/>
     <w:multiLevelType w:val="hybridMultilevel"/>
     <w:tmpl w:val="DDE2BDB0"/>
@@ -19461,7 +19772,120 @@
       </w:rPr>
     </w:lvl>
   </w:abstractNum>
-  <w:abstractNum w:abstractNumId="42" w15:restartNumberingAfterBreak="0">
+  <w:abstractNum w:abstractNumId="44" w15:restartNumberingAfterBreak="0">
+    <w:nsid w:val="6A4930CD"/>
+    <w:multiLevelType w:val="hybridMultilevel"/>
+    <w:tmpl w:val="EE72176A"/>
+    <w:lvl w:ilvl="0" w:tplc="240A0001">
+      <w:start w:val="1"/>
+      <w:numFmt w:val="bullet"/>
+      <w:lvlText w:val=""/>
+      <w:lvlJc w:val="left"/>
+      <w:pPr>
+        <w:ind w:left="1429" w:hanging="360"/>
+      </w:pPr>
+      <w:rPr>
+        <w:rFonts w:ascii="Symbol" w:hAnsi="Symbol" w:hint="default"/>
+      </w:rPr>
+    </w:lvl>
+    <w:lvl w:ilvl="1" w:tplc="FFFFFFFF" w:tentative="1">
+      <w:start w:val="1"/>
+      <w:numFmt w:val="bullet"/>
+      <w:lvlText w:val="o"/>
+      <w:lvlJc w:val="left"/>
+      <w:pPr>
+        <w:ind w:left="2149" w:hanging="360"/>
+      </w:pPr>
+      <w:rPr>
+        <w:rFonts w:ascii="Courier New" w:hAnsi="Courier New" w:cs="Courier New" w:hint="default"/>
+      </w:rPr>
+    </w:lvl>
+    <w:lvl w:ilvl="2" w:tplc="FFFFFFFF" w:tentative="1">
+      <w:start w:val="1"/>
+      <w:numFmt w:val="bullet"/>
+      <w:lvlText w:val=""/>
+      <w:lvlJc w:val="left"/>
+      <w:pPr>
+        <w:ind w:left="2869" w:hanging="360"/>
+      </w:pPr>
+      <w:rPr>
+        <w:rFonts w:ascii="Wingdings" w:hAnsi="Wingdings" w:hint="default"/>
+      </w:rPr>
+    </w:lvl>
+    <w:lvl w:ilvl="3" w:tplc="FFFFFFFF" w:tentative="1">
+      <w:start w:val="1"/>
+      <w:numFmt w:val="bullet"/>
+      <w:lvlText w:val=""/>
+      <w:lvlJc w:val="left"/>
+      <w:pPr>
+        <w:ind w:left="3589" w:hanging="360"/>
+      </w:pPr>
+      <w:rPr>
+        <w:rFonts w:ascii="Symbol" w:hAnsi="Symbol" w:hint="default"/>
+      </w:rPr>
+    </w:lvl>
+    <w:lvl w:ilvl="4" w:tplc="FFFFFFFF" w:tentative="1">
+      <w:start w:val="1"/>
+      <w:numFmt w:val="bullet"/>
+      <w:lvlText w:val="o"/>
+      <w:lvlJc w:val="left"/>
+      <w:pPr>
+        <w:ind w:left="4309" w:hanging="360"/>
+      </w:pPr>
+      <w:rPr>
+        <w:rFonts w:ascii="Courier New" w:hAnsi="Courier New" w:cs="Courier New" w:hint="default"/>
+      </w:rPr>
+    </w:lvl>
+    <w:lvl w:ilvl="5" w:tplc="FFFFFFFF" w:tentative="1">
+      <w:start w:val="1"/>
+      <w:numFmt w:val="bullet"/>
+      <w:lvlText w:val=""/>
+      <w:lvlJc w:val="left"/>
+      <w:pPr>
+        <w:ind w:left="5029" w:hanging="360"/>
+      </w:pPr>
+      <w:rPr>
+        <w:rFonts w:ascii="Wingdings" w:hAnsi="Wingdings" w:hint="default"/>
+      </w:rPr>
+    </w:lvl>
+    <w:lvl w:ilvl="6" w:tplc="FFFFFFFF" w:tentative="1">
+      <w:start w:val="1"/>
+      <w:numFmt w:val="bullet"/>
+      <w:lvlText w:val=""/>
+      <w:lvlJc w:val="left"/>
+      <w:pPr>
+        <w:ind w:left="5749" w:hanging="360"/>
+      </w:pPr>
+      <w:rPr>
+        <w:rFonts w:ascii="Symbol" w:hAnsi="Symbol" w:hint="default"/>
+      </w:rPr>
+    </w:lvl>
+    <w:lvl w:ilvl="7" w:tplc="FFFFFFFF" w:tentative="1">
+      <w:start w:val="1"/>
+      <w:numFmt w:val="bullet"/>
+      <w:lvlText w:val="o"/>
+      <w:lvlJc w:val="left"/>
+      <w:pPr>
+        <w:ind w:left="6469" w:hanging="360"/>
+      </w:pPr>
+      <w:rPr>
+        <w:rFonts w:ascii="Courier New" w:hAnsi="Courier New" w:cs="Courier New" w:hint="default"/>
+      </w:rPr>
+    </w:lvl>
+    <w:lvl w:ilvl="8" w:tplc="FFFFFFFF" w:tentative="1">
+      <w:start w:val="1"/>
+      <w:numFmt w:val="bullet"/>
+      <w:lvlText w:val=""/>
+      <w:lvlJc w:val="left"/>
+      <w:pPr>
+        <w:ind w:left="7189" w:hanging="360"/>
+      </w:pPr>
+      <w:rPr>
+        <w:rFonts w:ascii="Wingdings" w:hAnsi="Wingdings" w:hint="default"/>
+      </w:rPr>
+    </w:lvl>
+  </w:abstractNum>
+  <w:abstractNum w:abstractNumId="45" w15:restartNumberingAfterBreak="0">
     <w:nsid w:val="72F9088F"/>
     <w:multiLevelType w:val="hybridMultilevel"/>
     <w:tmpl w:val="2C4CDB70"/>
@@ -19574,7 +19998,7 @@
       </w:rPr>
     </w:lvl>
   </w:abstractNum>
-  <w:abstractNum w:abstractNumId="43" w15:restartNumberingAfterBreak="0">
+  <w:abstractNum w:abstractNumId="46" w15:restartNumberingAfterBreak="0">
     <w:nsid w:val="769A4AD8"/>
     <w:multiLevelType w:val="hybridMultilevel"/>
     <w:tmpl w:val="06C4EEC6"/>
@@ -19687,7 +20111,7 @@
       </w:rPr>
     </w:lvl>
   </w:abstractNum>
-  <w:abstractNum w:abstractNumId="44" w15:restartNumberingAfterBreak="0">
+  <w:abstractNum w:abstractNumId="47" w15:restartNumberingAfterBreak="0">
     <w:nsid w:val="7914370B"/>
     <w:multiLevelType w:val="hybridMultilevel"/>
     <w:tmpl w:val="58C2958A"/>
@@ -19800,7 +20224,7 @@
       </w:rPr>
     </w:lvl>
   </w:abstractNum>
-  <w:abstractNum w:abstractNumId="45" w15:restartNumberingAfterBreak="0">
+  <w:abstractNum w:abstractNumId="48" w15:restartNumberingAfterBreak="0">
     <w:nsid w:val="7BC176A9"/>
     <w:multiLevelType w:val="hybridMultilevel"/>
     <w:tmpl w:val="F74001B2"/>
@@ -19913,7 +20337,7 @@
       </w:rPr>
     </w:lvl>
   </w:abstractNum>
-  <w:abstractNum w:abstractNumId="46" w15:restartNumberingAfterBreak="0">
+  <w:abstractNum w:abstractNumId="49" w15:restartNumberingAfterBreak="0">
     <w:nsid w:val="7C4943EE"/>
     <w:multiLevelType w:val="hybridMultilevel"/>
     <w:tmpl w:val="A58EA9AA"/>
@@ -20026,153 +20450,162 @@
       </w:rPr>
     </w:lvl>
   </w:abstractNum>
-  <w:num w:numId="1">
+  <w:num w:numId="1" w16cid:durableId="86968510">
     <w:abstractNumId w:val="0"/>
   </w:num>
-  <w:num w:numId="2">
+  <w:num w:numId="2" w16cid:durableId="1862551367">
     <w:abstractNumId w:val="12"/>
   </w:num>
-  <w:num w:numId="3">
+  <w:num w:numId="3" w16cid:durableId="2103254087">
+    <w:abstractNumId w:val="29"/>
+  </w:num>
+  <w:num w:numId="4" w16cid:durableId="2071927400">
+    <w:abstractNumId w:val="17"/>
+  </w:num>
+  <w:num w:numId="5" w16cid:durableId="221454615">
+    <w:abstractNumId w:val="22"/>
+  </w:num>
+  <w:num w:numId="6" w16cid:durableId="1474254857">
+    <w:abstractNumId w:val="13"/>
+  </w:num>
+  <w:num w:numId="7" w16cid:durableId="1523086618">
+    <w:abstractNumId w:val="37"/>
+  </w:num>
+  <w:num w:numId="8" w16cid:durableId="54209556">
+    <w:abstractNumId w:val="23"/>
+  </w:num>
+  <w:num w:numId="9" w16cid:durableId="14576722">
+    <w:abstractNumId w:val="7"/>
+  </w:num>
+  <w:num w:numId="10" w16cid:durableId="674189061">
+    <w:abstractNumId w:val="49"/>
+  </w:num>
+  <w:num w:numId="11" w16cid:durableId="1352223612">
+    <w:abstractNumId w:val="14"/>
+  </w:num>
+  <w:num w:numId="12" w16cid:durableId="795955556">
+    <w:abstractNumId w:val="21"/>
+  </w:num>
+  <w:num w:numId="13" w16cid:durableId="1667632385">
+    <w:abstractNumId w:val="11"/>
+  </w:num>
+  <w:num w:numId="14" w16cid:durableId="602958802">
+    <w:abstractNumId w:val="6"/>
+  </w:num>
+  <w:num w:numId="15" w16cid:durableId="749424357">
+    <w:abstractNumId w:val="3"/>
+  </w:num>
+  <w:num w:numId="16" w16cid:durableId="1110903734">
+    <w:abstractNumId w:val="4"/>
+  </w:num>
+  <w:num w:numId="17" w16cid:durableId="127090114">
+    <w:abstractNumId w:val="8"/>
+  </w:num>
+  <w:num w:numId="18" w16cid:durableId="34933932">
+    <w:abstractNumId w:val="38"/>
+  </w:num>
+  <w:num w:numId="19" w16cid:durableId="207302989">
+    <w:abstractNumId w:val="24"/>
+  </w:num>
+  <w:num w:numId="20" w16cid:durableId="1916158579">
+    <w:abstractNumId w:val="27"/>
+  </w:num>
+  <w:num w:numId="21" w16cid:durableId="2064061797">
+    <w:abstractNumId w:val="40"/>
+  </w:num>
+  <w:num w:numId="22" w16cid:durableId="1626234872">
+    <w:abstractNumId w:val="42"/>
+  </w:num>
+  <w:num w:numId="23" w16cid:durableId="1705787842">
     <w:abstractNumId w:val="28"/>
   </w:num>
-  <w:num w:numId="4">
+  <w:num w:numId="24" w16cid:durableId="114368439">
+    <w:abstractNumId w:val="45"/>
+  </w:num>
+  <w:num w:numId="25" w16cid:durableId="842622337">
+    <w:abstractNumId w:val="34"/>
+  </w:num>
+  <w:num w:numId="26" w16cid:durableId="948900678">
+    <w:abstractNumId w:val="35"/>
+  </w:num>
+  <w:num w:numId="27" w16cid:durableId="584414947">
+    <w:abstractNumId w:val="48"/>
+  </w:num>
+  <w:num w:numId="28" w16cid:durableId="1279877078">
+    <w:abstractNumId w:val="46"/>
+  </w:num>
+  <w:num w:numId="29" w16cid:durableId="2146847467">
+    <w:abstractNumId w:val="26"/>
+  </w:num>
+  <w:num w:numId="30" w16cid:durableId="519200183">
+    <w:abstractNumId w:val="30"/>
+  </w:num>
+  <w:num w:numId="31" w16cid:durableId="1259829935">
+    <w:abstractNumId w:val="5"/>
+  </w:num>
+  <w:num w:numId="32" w16cid:durableId="296645328">
+    <w:abstractNumId w:val="31"/>
+  </w:num>
+  <w:num w:numId="33" w16cid:durableId="834077150">
+    <w:abstractNumId w:val="10"/>
+  </w:num>
+  <w:num w:numId="34" w16cid:durableId="1782794905">
+    <w:abstractNumId w:val="1"/>
+  </w:num>
+  <w:num w:numId="35" w16cid:durableId="734812699">
+    <w:abstractNumId w:val="20"/>
+  </w:num>
+  <w:num w:numId="36" w16cid:durableId="1562524316">
+    <w:abstractNumId w:val="47"/>
+  </w:num>
+  <w:num w:numId="37" w16cid:durableId="758449669">
+    <w:abstractNumId w:val="33"/>
+  </w:num>
+  <w:num w:numId="38" w16cid:durableId="1899322116">
+    <w:abstractNumId w:val="36"/>
+  </w:num>
+  <w:num w:numId="39" w16cid:durableId="82728245">
     <w:abstractNumId w:val="16"/>
   </w:num>
-  <w:num w:numId="5">
-    <w:abstractNumId w:val="21"/>
+  <w:num w:numId="40" w16cid:durableId="1044597473">
+    <w:abstractNumId w:val="25"/>
   </w:num>
-  <w:num w:numId="6">
-    <w:abstractNumId w:val="13"/>
-  </w:num>
-  <w:num w:numId="7">
-    <w:abstractNumId w:val="35"/>
-  </w:num>
-  <w:num w:numId="8">
-    <w:abstractNumId w:val="22"/>
-  </w:num>
-  <w:num w:numId="9">
-    <w:abstractNumId w:val="7"/>
-  </w:num>
-  <w:num w:numId="10">
-    <w:abstractNumId w:val="46"/>
-  </w:num>
-  <w:num w:numId="11">
-    <w:abstractNumId w:val="14"/>
-  </w:num>
-  <w:num w:numId="12">
-    <w:abstractNumId w:val="20"/>
-  </w:num>
-  <w:num w:numId="13">
-    <w:abstractNumId w:val="11"/>
-  </w:num>
-  <w:num w:numId="14">
-    <w:abstractNumId w:val="6"/>
-  </w:num>
-  <w:num w:numId="15">
-    <w:abstractNumId w:val="3"/>
-  </w:num>
-  <w:num w:numId="16">
-    <w:abstractNumId w:val="4"/>
-  </w:num>
-  <w:num w:numId="17">
-    <w:abstractNumId w:val="8"/>
-  </w:num>
-  <w:num w:numId="18">
-    <w:abstractNumId w:val="36"/>
-  </w:num>
-  <w:num w:numId="19">
-    <w:abstractNumId w:val="23"/>
-  </w:num>
-  <w:num w:numId="20">
-    <w:abstractNumId w:val="26"/>
-  </w:num>
-  <w:num w:numId="21">
-    <w:abstractNumId w:val="38"/>
-  </w:num>
-  <w:num w:numId="22">
-    <w:abstractNumId w:val="40"/>
-  </w:num>
-  <w:num w:numId="23">
-    <w:abstractNumId w:val="27"/>
-  </w:num>
-  <w:num w:numId="24">
-    <w:abstractNumId w:val="42"/>
-  </w:num>
-  <w:num w:numId="25">
-    <w:abstractNumId w:val="32"/>
-  </w:num>
-  <w:num w:numId="26">
-    <w:abstractNumId w:val="33"/>
-  </w:num>
-  <w:num w:numId="27">
-    <w:abstractNumId w:val="45"/>
-  </w:num>
-  <w:num w:numId="28">
+  <w:num w:numId="41" w16cid:durableId="1820295122">
     <w:abstractNumId w:val="43"/>
   </w:num>
-  <w:num w:numId="29">
-    <w:abstractNumId w:val="25"/>
-  </w:num>
-  <w:num w:numId="30">
-    <w:abstractNumId w:val="29"/>
-  </w:num>
-  <w:num w:numId="31">
-    <w:abstractNumId w:val="5"/>
-  </w:num>
-  <w:num w:numId="32">
-    <w:abstractNumId w:val="30"/>
-  </w:num>
-  <w:num w:numId="33">
-    <w:abstractNumId w:val="10"/>
-  </w:num>
-  <w:num w:numId="34">
-    <w:abstractNumId w:val="1"/>
-  </w:num>
-  <w:num w:numId="35">
+  <w:num w:numId="42" w16cid:durableId="970332168">
     <w:abstractNumId w:val="19"/>
   </w:num>
-  <w:num w:numId="36">
+  <w:num w:numId="43" w16cid:durableId="490293130">
+    <w:abstractNumId w:val="39"/>
+  </w:num>
+  <w:num w:numId="44" w16cid:durableId="1603029808">
+    <w:abstractNumId w:val="9"/>
+  </w:num>
+  <w:num w:numId="45" w16cid:durableId="408424987">
+    <w:abstractNumId w:val="18"/>
+  </w:num>
+  <w:num w:numId="46" w16cid:durableId="214312915">
+    <w:abstractNumId w:val="41"/>
+  </w:num>
+  <w:num w:numId="47" w16cid:durableId="911162361">
+    <w:abstractNumId w:val="2"/>
+  </w:num>
+  <w:num w:numId="48" w16cid:durableId="1494684405">
     <w:abstractNumId w:val="44"/>
   </w:num>
-  <w:num w:numId="37">
-    <w:abstractNumId w:val="31"/>
-  </w:num>
-  <w:num w:numId="38">
-    <w:abstractNumId w:val="34"/>
-  </w:num>
-  <w:num w:numId="39">
+  <w:num w:numId="49" w16cid:durableId="960108826">
     <w:abstractNumId w:val="15"/>
   </w:num>
-  <w:num w:numId="40">
-    <w:abstractNumId w:val="24"/>
-  </w:num>
-  <w:num w:numId="41">
-    <w:abstractNumId w:val="41"/>
-  </w:num>
-  <w:num w:numId="42">
-    <w:abstractNumId w:val="18"/>
-  </w:num>
-  <w:num w:numId="43">
-    <w:abstractNumId w:val="37"/>
-  </w:num>
-  <w:num w:numId="44">
-    <w:abstractNumId w:val="9"/>
-  </w:num>
-  <w:num w:numId="45">
-    <w:abstractNumId w:val="17"/>
-  </w:num>
-  <w:num w:numId="46">
-    <w:abstractNumId w:val="39"/>
-  </w:num>
-  <w:num w:numId="47">
-    <w:abstractNumId w:val="2"/>
+  <w:num w:numId="50" w16cid:durableId="841746430">
+    <w:abstractNumId w:val="32"/>
   </w:num>
   <w:numIdMacAtCleanup w:val="21"/>
 </w:numbering>
 </file>
 
 <file path=word/styles.xml><?xml version="1.0" encoding="utf-8"?>
-<w:styles xmlns:mc="http://schemas.openxmlformats.org/markup-compatibility/2006" xmlns:r="http://schemas.openxmlformats.org/officeDocument/2006/relationships" xmlns:w="http://schemas.openxmlformats.org/wordprocessingml/2006/main" xmlns:w14="http://schemas.microsoft.com/office/word/2010/wordml" xmlns:w15="http://schemas.microsoft.com/office/word/2012/wordml" xmlns:w16cex="http://schemas.microsoft.com/office/word/2018/wordml/cex" xmlns:w16cid="http://schemas.microsoft.com/office/word/2016/wordml/cid" xmlns:w16="http://schemas.microsoft.com/office/word/2018/wordml" xmlns:w16sdtdh="http://schemas.microsoft.com/office/word/2020/wordml/sdtdatahash" xmlns:w16se="http://schemas.microsoft.com/office/word/2015/wordml/symex" mc:Ignorable="w14 w15 w16se w16cid w16 w16cex w16sdtdh">
+<w:styles xmlns:mc="http://schemas.openxmlformats.org/markup-compatibility/2006" xmlns:r="http://schemas.openxmlformats.org/officeDocument/2006/relationships" xmlns:w="http://schemas.openxmlformats.org/wordprocessingml/2006/main" xmlns:w14="http://schemas.microsoft.com/office/word/2010/wordml" xmlns:w15="http://schemas.microsoft.com/office/word/2012/wordml" xmlns:w16cex="http://schemas.microsoft.com/office/word/2018/wordml/cex" xmlns:w16cid="http://schemas.microsoft.com/office/word/2016/wordml/cid" xmlns:w16="http://schemas.microsoft.com/office/word/2018/wordml" xmlns:w16sdtdh="http://schemas.microsoft.com/office/word/2020/wordml/sdtdatahash" xmlns:w16sdtfl="http://schemas.microsoft.com/office/word/2024/wordml/sdtformatlock" xmlns:w16se="http://schemas.microsoft.com/office/word/2015/wordml/symex" xmlns:w16du="http://schemas.microsoft.com/office/word/2023/wordml/word16du" mc:Ignorable="w14 w15 w16se w16cid w16 w16cex w16sdtdh w16sdtfl w16du">
   <w:docDefaults>
     <w:rPrDefault>
       <w:rPr>
@@ -20617,7 +21050,7 @@
     <w:uiPriority w:val="9"/>
     <w:unhideWhenUsed/>
     <w:qFormat/>
-    <w:rsid w:val="00C34650"/>
+    <w:rsid w:val="00685636"/>
     <w:pPr>
       <w:keepNext/>
       <w:keepLines/>
@@ -20810,7 +21243,7 @@
     <w:basedOn w:val="Fuentedeprrafopredeter"/>
     <w:link w:val="Ttulo2"/>
     <w:uiPriority w:val="9"/>
-    <w:rsid w:val="00C34650"/>
+    <w:rsid w:val="00685636"/>
     <w:rPr>
       <w:rFonts w:ascii="Calibri" w:eastAsiaTheme="majorEastAsia" w:hAnsi="Calibri" w:cstheme="majorBidi"/>
       <w:b/>
@@ -21520,7 +21953,7 @@
       </w:rPr>
     </w:tblStylePr>
   </w:style>
-  <w:style w:type="character" w:styleId="Textoennegrita">
+  <w:style w:type="character" w:styleId="Fuerte">
     <w:name w:val="Strong"/>
     <w:basedOn w:val="Fuentedeprrafopredeter"/>
     <w:uiPriority w:val="22"/>
@@ -21924,6 +22357,19 @@
 </file>
 
 <file path=customXml/item2.xml><?xml version="1.0" encoding="utf-8"?>
+<?mso-contentType ?>
+<FormTemplates xmlns="http://schemas.microsoft.com/sharepoint/v3/contenttype/forms">
+  <Display>DocumentLibraryForm</Display>
+  <Edit>DocumentLibraryForm</Edit>
+  <New>DocumentLibraryForm</New>
+</FormTemplates>
+</file>
+
+<file path=customXml/item3.xml><?xml version="1.0" encoding="utf-8"?>
+<b:Sources xmlns:b="http://schemas.openxmlformats.org/officeDocument/2006/bibliography" xmlns="http://schemas.openxmlformats.org/officeDocument/2006/bibliography" SelectedStyle="\APASixthEditionOfficeOnline.xsl" StyleName="APA" Version="6"/>
+</file>
+
+<file path=customXml/item4.xml><?xml version="1.0" encoding="utf-8"?>
 <ct:contentTypeSchema xmlns:ct="http://schemas.microsoft.com/office/2006/metadata/contentType" xmlns:ma="http://schemas.microsoft.com/office/2006/metadata/properties/metaAttributes" ct:_="" ma:_="" ma:contentTypeName="Documento" ma:contentTypeID="0x0101006A81D6BD42E8DF4C91013959704817E1" ma:contentTypeVersion="15" ma:contentTypeDescription="Crear nuevo documento." ma:contentTypeScope="" ma:versionID="bf4f72ffd194f0963ff564daca6869f7">
   <xsd:schema xmlns:xsd="http://www.w3.org/2001/XMLSchema" xmlns:xs="http://www.w3.org/2001/XMLSchema" xmlns:p="http://schemas.microsoft.com/office/2006/metadata/properties" xmlns:ns2="13c90a0b-73bc-4dc0-be5f-28d77b615beb" xmlns:ns3="13c93bba-48ce-428c-bfe5-88b42c19b028" targetNamespace="http://schemas.microsoft.com/office/2006/metadata/properties" ma:root="true" ma:fieldsID="8718d6f4873a5b1392a45044efa78385" ns2:_="" ns3:_="">
     <xsd:import namespace="13c90a0b-73bc-4dc0-be5f-28d77b615beb"/>
@@ -22158,19 +22604,6 @@
 </ct:contentTypeSchema>
 </file>
 
-<file path=customXml/item3.xml><?xml version="1.0" encoding="utf-8"?>
-<b:Sources xmlns:b="http://schemas.openxmlformats.org/officeDocument/2006/bibliography" xmlns="http://schemas.openxmlformats.org/officeDocument/2006/bibliography" SelectedStyle="\APASixthEditionOfficeOnline.xsl" StyleName="APA" Version="6"/>
-</file>
-
-<file path=customXml/item4.xml><?xml version="1.0" encoding="utf-8"?>
-<?mso-contentType ?>
-<FormTemplates xmlns="http://schemas.microsoft.com/sharepoint/v3/contenttype/forms">
-  <Display>DocumentLibraryForm</Display>
-  <Edit>DocumentLibraryForm</Edit>
-  <New>DocumentLibraryForm</New>
-</FormTemplates>
-</file>
-
 <file path=customXml/itemProps1.xml><?xml version="1.0" encoding="utf-8"?>
 <ds:datastoreItem xmlns:ds="http://schemas.openxmlformats.org/officeDocument/2006/customXml" ds:itemID="{1279454D-02BE-4A9C-A117-DCD1573E2608}">
   <ds:schemaRefs>
@@ -22183,6 +22616,22 @@
 </file>
 
 <file path=customXml/itemProps2.xml><?xml version="1.0" encoding="utf-8"?>
+<ds:datastoreItem xmlns:ds="http://schemas.openxmlformats.org/officeDocument/2006/customXml" ds:itemID="{10663269-2064-4804-8290-36D4A57F5557}">
+  <ds:schemaRefs>
+    <ds:schemaRef ds:uri="http://schemas.microsoft.com/sharepoint/v3/contenttype/forms"/>
+  </ds:schemaRefs>
+</ds:datastoreItem>
+</file>
+
+<file path=customXml/itemProps3.xml><?xml version="1.0" encoding="utf-8"?>
+<ds:datastoreItem xmlns:ds="http://schemas.openxmlformats.org/officeDocument/2006/customXml" ds:itemID="{EAE431FD-7059-4C09-804B-C9D69EB7B213}">
+  <ds:schemaRefs>
+    <ds:schemaRef ds:uri="http://schemas.openxmlformats.org/officeDocument/2006/bibliography"/>
+  </ds:schemaRefs>
+</ds:datastoreItem>
+</file>
+
+<file path=customXml/itemProps4.xml><?xml version="1.0" encoding="utf-8"?>
 <ds:datastoreItem xmlns:ds="http://schemas.openxmlformats.org/officeDocument/2006/customXml" ds:itemID="{9C14B031-69D2-4815-A77A-60B4EECF27A0}">
   <ds:schemaRefs>
     <ds:schemaRef ds:uri="http://schemas.microsoft.com/office/2006/metadata/contentType"/>
@@ -22199,20 +22648,4 @@
     <ds:schemaRef ds:uri="http://schemas.microsoft.com/internal/obd"/>
   </ds:schemaRefs>
 </ds:datastoreItem>
-</file>
-
-<file path=customXml/itemProps3.xml><?xml version="1.0" encoding="utf-8"?>
-<ds:datastoreItem xmlns:ds="http://schemas.openxmlformats.org/officeDocument/2006/customXml" ds:itemID="{EAE431FD-7059-4C09-804B-C9D69EB7B213}">
-  <ds:schemaRefs>
-    <ds:schemaRef ds:uri="http://schemas.openxmlformats.org/officeDocument/2006/bibliography"/>
-  </ds:schemaRefs>
-</ds:datastoreItem>
-</file>
-
-<file path=customXml/itemProps4.xml><?xml version="1.0" encoding="utf-8"?>
-<ds:datastoreItem xmlns:ds="http://schemas.openxmlformats.org/officeDocument/2006/customXml" ds:itemID="{10663269-2064-4804-8290-36D4A57F5557}">
-  <ds:schemaRefs>
-    <ds:schemaRef ds:uri="http://schemas.microsoft.com/sharepoint/v3/contenttype/forms"/>
-  </ds:schemaRefs>
-</ds:datastoreItem>
 </file>
--- a/fuentes/633400_CF05_CFA.docx
+++ b/fuentes/633400_CF05_CFA.docx
@@ -14493,7 +14493,7 @@
                 <w:szCs w:val="28"/>
                 <w:lang w:val="es-CO"/>
               </w:rPr>
-              <w:t>Laura Daniela Burgos Rueda</w:t>
+              <w:t>Luis Gabriel Urueta Álvarez</w:t>
             </w:r>
           </w:p>
         </w:tc>
@@ -14516,23 +14516,7 @@
                 <w:szCs w:val="28"/>
                 <w:lang w:val="es-CO"/>
               </w:rPr>
-              <w:t>Evaluador</w:t>
-            </w:r>
-            <w:r>
-              <w:rPr>
-                <w:sz w:val="28"/>
-                <w:szCs w:val="28"/>
-                <w:lang w:val="es-CO"/>
-              </w:rPr>
-              <w:t>a</w:t>
-            </w:r>
-            <w:r>
-              <w:rPr>
-                <w:sz w:val="28"/>
-                <w:szCs w:val="28"/>
-                <w:lang w:val="es-CO"/>
-              </w:rPr>
-              <w:t xml:space="preserve"> de contenidos inclusivos y accesibles</w:t>
+              <w:t>Validador y vinculador de recursos digitales</w:t>
             </w:r>
           </w:p>
         </w:tc>
@@ -14597,97 +14581,7 @@
                 <w:lang w:val="es-CO"/>
               </w:rPr>
               <w:lastRenderedPageBreak/>
-              <w:t>Jonathan Adié Villafañe</w:t>
-            </w:r>
-          </w:p>
-        </w:tc>
-        <w:tc>
-          <w:tcPr>
-            <w:tcW w:w="3261" w:type="dxa"/>
-          </w:tcPr>
-          <w:p>
-            <w:pPr>
-              <w:pStyle w:val="TextoTablas"/>
-              <w:rPr>
-                <w:sz w:val="28"/>
-                <w:szCs w:val="28"/>
-                <w:lang w:val="es-CO"/>
-              </w:rPr>
-            </w:pPr>
-            <w:r>
-              <w:rPr>
-                <w:sz w:val="28"/>
-                <w:szCs w:val="28"/>
-                <w:lang w:val="es-CO"/>
-              </w:rPr>
-              <w:t>Validador y vinculador de recursos digitales</w:t>
-            </w:r>
-          </w:p>
-        </w:tc>
-        <w:tc>
-          <w:tcPr>
-            <w:tcW w:w="3969" w:type="dxa"/>
-          </w:tcPr>
-          <w:p>
-            <w:pPr>
-              <w:pStyle w:val="TextoTablas"/>
-              <w:rPr>
-                <w:sz w:val="28"/>
-                <w:szCs w:val="28"/>
-                <w:lang w:val="es-CO"/>
-              </w:rPr>
-            </w:pPr>
-            <w:r>
-              <w:rPr>
-                <w:sz w:val="28"/>
-                <w:szCs w:val="28"/>
-                <w:lang w:val="es-CO"/>
-              </w:rPr>
-              <w:t xml:space="preserve">Centro de Comercio y Servicios </w:t>
-            </w:r>
-            <w:r>
-              <w:rPr>
-                <w:sz w:val="28"/>
-                <w:szCs w:val="28"/>
-                <w:lang w:val="es-CO"/>
-              </w:rPr>
-              <w:t>-</w:t>
-            </w:r>
-            <w:r>
-              <w:rPr>
-                <w:sz w:val="28"/>
-                <w:szCs w:val="28"/>
-                <w:lang w:val="es-CO"/>
-              </w:rPr>
-              <w:t xml:space="preserve"> Regional Atlántico</w:t>
-            </w:r>
-          </w:p>
-        </w:tc>
-      </w:tr>
-      <w:tr>
-        <w:trPr>
-          <w:cnfStyle w:val="000000100000" w:firstRow="0" w:lastRow="0" w:firstColumn="0" w:lastColumn="0" w:oddVBand="0" w:evenVBand="0" w:oddHBand="1" w:evenHBand="0" w:firstRowFirstColumn="0" w:firstRowLastColumn="0" w:lastRowFirstColumn="0" w:lastRowLastColumn="0"/>
-        </w:trPr>
-        <w:tc>
-          <w:tcPr>
-            <w:tcW w:w="2830" w:type="dxa"/>
-          </w:tcPr>
-          <w:p>
-            <w:pPr>
-              <w:pStyle w:val="TextoTablas"/>
-              <w:rPr>
-                <w:sz w:val="28"/>
-                <w:szCs w:val="28"/>
-                <w:lang w:val="es-CO"/>
-              </w:rPr>
-            </w:pPr>
-            <w:r>
-              <w:rPr>
-                <w:sz w:val="28"/>
-                <w:szCs w:val="28"/>
-                <w:lang w:val="es-CO"/>
-              </w:rPr>
-              <w:t>Karine Isabel Ospino Fritz</w:t>
+              <w:t>Laura Daniela Burgos Rueda</w:t>
             </w:r>
           </w:p>
         </w:tc>
@@ -14864,7 +14758,13 @@
           <w:rPr>
             <w:noProof/>
           </w:rPr>
-          <w:t>15</w:t>
+          <w:t>1</w:t>
+        </w:r>
+        <w:r>
+          <w:rPr>
+            <w:noProof/>
+          </w:rPr>
+          <w:t>5</w:t>
         </w:r>
         <w:r>
           <w:fldChar w:fldCharType="end"/>
@@ -22346,14 +22246,7 @@
 </file>
 
 <file path=customXml/item1.xml><?xml version="1.0" encoding="utf-8"?>
-<p:properties xmlns:p="http://schemas.microsoft.com/office/2006/metadata/properties" xmlns:xsi="http://www.w3.org/2001/XMLSchema-instance" xmlns:pc="http://schemas.microsoft.com/office/infopath/2007/PartnerControls">
-  <documentManagement>
-    <TaxCatchAll xmlns="13c90a0b-73bc-4dc0-be5f-28d77b615beb" xsi:nil="true"/>
-    <lcf76f155ced4ddcb4097134ff3c332f xmlns="13c93bba-48ce-428c-bfe5-88b42c19b028">
-      <Terms xmlns="http://schemas.microsoft.com/office/infopath/2007/PartnerControls"/>
-    </lcf76f155ced4ddcb4097134ff3c332f>
-  </documentManagement>
-</p:properties>
+<b:Sources xmlns:b="http://schemas.openxmlformats.org/officeDocument/2006/bibliography" xmlns="http://schemas.openxmlformats.org/officeDocument/2006/bibliography" SelectedStyle="\APASixthEditionOfficeOnline.xsl" StyleName="APA" Version="6"/>
 </file>
 
 <file path=customXml/item2.xml><?xml version="1.0" encoding="utf-8"?>
@@ -22366,7 +22259,14 @@
 </file>
 
 <file path=customXml/item3.xml><?xml version="1.0" encoding="utf-8"?>
-<b:Sources xmlns:b="http://schemas.openxmlformats.org/officeDocument/2006/bibliography" xmlns="http://schemas.openxmlformats.org/officeDocument/2006/bibliography" SelectedStyle="\APASixthEditionOfficeOnline.xsl" StyleName="APA" Version="6"/>
+<p:properties xmlns:p="http://schemas.microsoft.com/office/2006/metadata/properties" xmlns:xsi="http://www.w3.org/2001/XMLSchema-instance" xmlns:pc="http://schemas.microsoft.com/office/infopath/2007/PartnerControls">
+  <documentManagement>
+    <TaxCatchAll xmlns="13c90a0b-73bc-4dc0-be5f-28d77b615beb" xsi:nil="true"/>
+    <lcf76f155ced4ddcb4097134ff3c332f xmlns="13c93bba-48ce-428c-bfe5-88b42c19b028">
+      <Terms xmlns="http://schemas.microsoft.com/office/infopath/2007/PartnerControls"/>
+    </lcf76f155ced4ddcb4097134ff3c332f>
+  </documentManagement>
+</p:properties>
 </file>
 
 <file path=customXml/item4.xml><?xml version="1.0" encoding="utf-8"?>
@@ -22605,12 +22505,9 @@
 </file>
 
 <file path=customXml/itemProps1.xml><?xml version="1.0" encoding="utf-8"?>
-<ds:datastoreItem xmlns:ds="http://schemas.openxmlformats.org/officeDocument/2006/customXml" ds:itemID="{1279454D-02BE-4A9C-A117-DCD1573E2608}">
+<ds:datastoreItem xmlns:ds="http://schemas.openxmlformats.org/officeDocument/2006/customXml" ds:itemID="{EAE431FD-7059-4C09-804B-C9D69EB7B213}">
   <ds:schemaRefs>
-    <ds:schemaRef ds:uri="http://schemas.microsoft.com/office/2006/metadata/properties"/>
-    <ds:schemaRef ds:uri="http://schemas.microsoft.com/office/infopath/2007/PartnerControls"/>
-    <ds:schemaRef ds:uri="13c90a0b-73bc-4dc0-be5f-28d77b615beb"/>
-    <ds:schemaRef ds:uri="13c93bba-48ce-428c-bfe5-88b42c19b028"/>
+    <ds:schemaRef ds:uri="http://schemas.openxmlformats.org/officeDocument/2006/bibliography"/>
   </ds:schemaRefs>
 </ds:datastoreItem>
 </file>
@@ -22624,9 +22521,12 @@
 </file>
 
 <file path=customXml/itemProps3.xml><?xml version="1.0" encoding="utf-8"?>
-<ds:datastoreItem xmlns:ds="http://schemas.openxmlformats.org/officeDocument/2006/customXml" ds:itemID="{EAE431FD-7059-4C09-804B-C9D69EB7B213}">
+<ds:datastoreItem xmlns:ds="http://schemas.openxmlformats.org/officeDocument/2006/customXml" ds:itemID="{1279454D-02BE-4A9C-A117-DCD1573E2608}">
   <ds:schemaRefs>
-    <ds:schemaRef ds:uri="http://schemas.openxmlformats.org/officeDocument/2006/bibliography"/>
+    <ds:schemaRef ds:uri="http://schemas.microsoft.com/office/2006/metadata/properties"/>
+    <ds:schemaRef ds:uri="http://schemas.microsoft.com/office/infopath/2007/PartnerControls"/>
+    <ds:schemaRef ds:uri="13c90a0b-73bc-4dc0-be5f-28d77b615beb"/>
+    <ds:schemaRef ds:uri="13c93bba-48ce-428c-bfe5-88b42c19b028"/>
   </ds:schemaRefs>
 </ds:datastoreItem>
 </file>
